--- a/bachelor/sem1/informatics/lab2/lab2.docx
+++ b/bachelor/sem1/informatics/lab2/lab2.docx
@@ -568,8 +568,6 @@
         </w:rPr>
         <w:t>АСУ</w:t>
       </w:r>
-      <w:bookmarkStart w:id="0" w:name="_GoBack"/>
-      <w:bookmarkEnd w:id="0"/>
       <w:r>
         <w:rPr>
           <w:color w:val="000000"/>
@@ -1042,8 +1040,8 @@
         </w:rPr>
         <w:t>г. Пермь, 202</w:t>
       </w:r>
-      <w:bookmarkStart w:id="1" w:name="8uq46w93vgcm" w:colFirst="0" w:colLast="0"/>
-      <w:bookmarkEnd w:id="1"/>
+      <w:bookmarkStart w:id="0" w:name="8uq46w93vgcm" w:colFirst="0" w:colLast="0"/>
+      <w:bookmarkEnd w:id="0"/>
       <w:r>
         <w:rPr>
           <w:color w:val="000000"/>
@@ -1064,9 +1062,5159 @@
         </w:rPr>
       </w:pPr>
     </w:p>
+    <w:p>
+      <w:pPr>
+        <w:spacing w:after="664" w:line="265" w:lineRule="auto"/>
+        <w:ind w:left="649" w:right="3" w:hanging="10"/>
+        <w:jc w:val="center"/>
+      </w:pPr>
+      <w:r>
+        <w:rPr>
+          <w:b/>
+          <w:sz w:val="28"/>
+        </w:rPr>
+        <w:lastRenderedPageBreak/>
+        <w:t xml:space="preserve">СОДЕРЖАНИЕ </w:t>
+      </w:r>
+    </w:p>
+    <w:sdt>
+      <w:sdtPr>
+        <w:id w:val="405037668"/>
+        <w:docPartObj>
+          <w:docPartGallery w:val="Table of Contents"/>
+          <w:docPartUnique/>
+        </w:docPartObj>
+      </w:sdtPr>
+      <w:sdtEndPr>
+        <w:rPr>
+          <w:rFonts w:ascii="Times New Roman" w:eastAsia="Times New Roman" w:hAnsi="Times New Roman" w:cs="Times New Roman"/>
+          <w:b/>
+          <w:bCs/>
+          <w:color w:val="auto"/>
+          <w:lang w:val="ru"/>
+        </w:rPr>
+      </w:sdtEndPr>
+      <w:sdtContent>
+        <w:p>
+          <w:pPr>
+            <w:pStyle w:val="a8"/>
+          </w:pPr>
+        </w:p>
+        <w:p>
+          <w:pPr>
+            <w:pStyle w:val="11"/>
+            <w:tabs>
+              <w:tab w:val="right" w:leader="dot" w:pos="9345"/>
+            </w:tabs>
+            <w:rPr>
+              <w:noProof/>
+              <w:sz w:val="32"/>
+              <w:szCs w:val="32"/>
+            </w:rPr>
+          </w:pPr>
+          <w:r>
+            <w:rPr>
+              <w:b/>
+              <w:bCs/>
+              <w:sz w:val="32"/>
+              <w:szCs w:val="32"/>
+            </w:rPr>
+            <w:fldChar w:fldCharType="begin"/>
+          </w:r>
+          <w:r>
+            <w:rPr>
+              <w:b/>
+              <w:bCs/>
+              <w:sz w:val="32"/>
+              <w:szCs w:val="32"/>
+            </w:rPr>
+            <w:instrText xml:space="preserve"> TOC \o "1-3" \h \z \u </w:instrText>
+          </w:r>
+          <w:r>
+            <w:rPr>
+              <w:b/>
+              <w:bCs/>
+              <w:sz w:val="32"/>
+              <w:szCs w:val="32"/>
+            </w:rPr>
+            <w:fldChar w:fldCharType="separate"/>
+          </w:r>
+          <w:hyperlink w:anchor="_Toc243431880" w:history="1">
+            <w:r>
+              <w:rPr>
+                <w:rStyle w:val="a9"/>
+                <w:noProof/>
+                <w:sz w:val="32"/>
+                <w:szCs w:val="32"/>
+              </w:rPr>
+              <w:t>ВВЕДЕНИЕ</w:t>
+            </w:r>
+            <w:r>
+              <w:rPr>
+                <w:noProof/>
+                <w:webHidden/>
+                <w:sz w:val="32"/>
+                <w:szCs w:val="32"/>
+              </w:rPr>
+              <w:tab/>
+            </w:r>
+            <w:r>
+              <w:rPr>
+                <w:noProof/>
+                <w:webHidden/>
+                <w:sz w:val="32"/>
+                <w:szCs w:val="32"/>
+              </w:rPr>
+              <w:fldChar w:fldCharType="begin"/>
+            </w:r>
+            <w:r>
+              <w:rPr>
+                <w:noProof/>
+                <w:webHidden/>
+                <w:sz w:val="32"/>
+                <w:szCs w:val="32"/>
+              </w:rPr>
+              <w:instrText xml:space="preserve"> PAGEREF _Toc243431880 \h </w:instrText>
+            </w:r>
+            <w:r>
+              <w:rPr>
+                <w:noProof/>
+                <w:webHidden/>
+                <w:sz w:val="32"/>
+                <w:szCs w:val="32"/>
+              </w:rPr>
+            </w:r>
+            <w:r>
+              <w:rPr>
+                <w:noProof/>
+                <w:webHidden/>
+                <w:sz w:val="32"/>
+                <w:szCs w:val="32"/>
+              </w:rPr>
+              <w:fldChar w:fldCharType="separate"/>
+            </w:r>
+            <w:r>
+              <w:rPr>
+                <w:noProof/>
+                <w:webHidden/>
+                <w:sz w:val="32"/>
+                <w:szCs w:val="32"/>
+              </w:rPr>
+              <w:t>3</w:t>
+            </w:r>
+            <w:r>
+              <w:rPr>
+                <w:noProof/>
+                <w:webHidden/>
+                <w:sz w:val="32"/>
+                <w:szCs w:val="32"/>
+              </w:rPr>
+              <w:fldChar w:fldCharType="end"/>
+            </w:r>
+          </w:hyperlink>
+        </w:p>
+        <w:p>
+          <w:pPr>
+            <w:pStyle w:val="11"/>
+            <w:tabs>
+              <w:tab w:val="left" w:pos="440"/>
+              <w:tab w:val="right" w:leader="dot" w:pos="9345"/>
+            </w:tabs>
+            <w:rPr>
+              <w:noProof/>
+              <w:sz w:val="32"/>
+              <w:szCs w:val="32"/>
+            </w:rPr>
+          </w:pPr>
+          <w:hyperlink w:anchor="_Toc243431881" w:history="1">
+            <w:r>
+              <w:rPr>
+                <w:rStyle w:val="a9"/>
+                <w:bCs/>
+                <w:noProof/>
+                <w:sz w:val="32"/>
+                <w:szCs w:val="32"/>
+                <w:u w:color="000000"/>
+              </w:rPr>
+              <w:t>1</w:t>
+            </w:r>
+            <w:r>
+              <w:rPr>
+                <w:noProof/>
+                <w:sz w:val="32"/>
+                <w:szCs w:val="32"/>
+              </w:rPr>
+              <w:tab/>
+            </w:r>
+            <w:r>
+              <w:rPr>
+                <w:rStyle w:val="a9"/>
+                <w:noProof/>
+                <w:sz w:val="32"/>
+                <w:szCs w:val="32"/>
+              </w:rPr>
+              <w:t>ВЫПОЛНЕНИЕ ЗАДАНИЯ</w:t>
+            </w:r>
+            <w:r>
+              <w:rPr>
+                <w:noProof/>
+                <w:webHidden/>
+                <w:sz w:val="32"/>
+                <w:szCs w:val="32"/>
+              </w:rPr>
+              <w:tab/>
+            </w:r>
+            <w:r>
+              <w:rPr>
+                <w:noProof/>
+                <w:webHidden/>
+                <w:sz w:val="32"/>
+                <w:szCs w:val="32"/>
+              </w:rPr>
+              <w:fldChar w:fldCharType="begin"/>
+            </w:r>
+            <w:r>
+              <w:rPr>
+                <w:noProof/>
+                <w:webHidden/>
+                <w:sz w:val="32"/>
+                <w:szCs w:val="32"/>
+              </w:rPr>
+              <w:instrText xml:space="preserve"> PAGEREF _Toc243431881 \h </w:instrText>
+            </w:r>
+            <w:r>
+              <w:rPr>
+                <w:noProof/>
+                <w:webHidden/>
+                <w:sz w:val="32"/>
+                <w:szCs w:val="32"/>
+              </w:rPr>
+            </w:r>
+            <w:r>
+              <w:rPr>
+                <w:noProof/>
+                <w:webHidden/>
+                <w:sz w:val="32"/>
+                <w:szCs w:val="32"/>
+              </w:rPr>
+              <w:fldChar w:fldCharType="separate"/>
+            </w:r>
+            <w:r>
+              <w:rPr>
+                <w:noProof/>
+                <w:webHidden/>
+                <w:sz w:val="32"/>
+                <w:szCs w:val="32"/>
+              </w:rPr>
+              <w:t>4</w:t>
+            </w:r>
+            <w:r>
+              <w:rPr>
+                <w:noProof/>
+                <w:webHidden/>
+                <w:sz w:val="32"/>
+                <w:szCs w:val="32"/>
+              </w:rPr>
+              <w:fldChar w:fldCharType="end"/>
+            </w:r>
+          </w:hyperlink>
+        </w:p>
+        <w:p>
+          <w:pPr>
+            <w:pStyle w:val="21"/>
+            <w:tabs>
+              <w:tab w:val="left" w:pos="880"/>
+              <w:tab w:val="right" w:leader="dot" w:pos="9345"/>
+            </w:tabs>
+            <w:rPr>
+              <w:noProof/>
+              <w:sz w:val="32"/>
+              <w:szCs w:val="32"/>
+            </w:rPr>
+          </w:pPr>
+          <w:hyperlink w:anchor="_Toc243431882" w:history="1">
+            <w:r>
+              <w:rPr>
+                <w:rStyle w:val="a9"/>
+                <w:bCs/>
+                <w:noProof/>
+                <w:sz w:val="32"/>
+                <w:szCs w:val="32"/>
+                <w:u w:color="000000"/>
+              </w:rPr>
+              <w:t>1.1</w:t>
+            </w:r>
+            <w:r>
+              <w:rPr>
+                <w:noProof/>
+                <w:sz w:val="32"/>
+                <w:szCs w:val="32"/>
+              </w:rPr>
+              <w:tab/>
+            </w:r>
+            <w:r>
+              <w:rPr>
+                <w:rStyle w:val="a9"/>
+                <w:noProof/>
+                <w:sz w:val="32"/>
+                <w:szCs w:val="32"/>
+              </w:rPr>
+              <w:t>Вариант задания</w:t>
+            </w:r>
+            <w:r>
+              <w:rPr>
+                <w:noProof/>
+                <w:webHidden/>
+                <w:sz w:val="32"/>
+                <w:szCs w:val="32"/>
+              </w:rPr>
+              <w:tab/>
+            </w:r>
+            <w:r>
+              <w:rPr>
+                <w:noProof/>
+                <w:webHidden/>
+                <w:sz w:val="32"/>
+                <w:szCs w:val="32"/>
+              </w:rPr>
+              <w:fldChar w:fldCharType="begin"/>
+            </w:r>
+            <w:r>
+              <w:rPr>
+                <w:noProof/>
+                <w:webHidden/>
+                <w:sz w:val="32"/>
+                <w:szCs w:val="32"/>
+              </w:rPr>
+              <w:instrText xml:space="preserve"> PAGEREF _Toc243431882 \h </w:instrText>
+            </w:r>
+            <w:r>
+              <w:rPr>
+                <w:noProof/>
+                <w:webHidden/>
+                <w:sz w:val="32"/>
+                <w:szCs w:val="32"/>
+              </w:rPr>
+            </w:r>
+            <w:r>
+              <w:rPr>
+                <w:noProof/>
+                <w:webHidden/>
+                <w:sz w:val="32"/>
+                <w:szCs w:val="32"/>
+              </w:rPr>
+              <w:fldChar w:fldCharType="separate"/>
+            </w:r>
+            <w:r>
+              <w:rPr>
+                <w:noProof/>
+                <w:webHidden/>
+                <w:sz w:val="32"/>
+                <w:szCs w:val="32"/>
+              </w:rPr>
+              <w:t>4</w:t>
+            </w:r>
+            <w:r>
+              <w:rPr>
+                <w:noProof/>
+                <w:webHidden/>
+                <w:sz w:val="32"/>
+                <w:szCs w:val="32"/>
+              </w:rPr>
+              <w:fldChar w:fldCharType="end"/>
+            </w:r>
+          </w:hyperlink>
+        </w:p>
+        <w:p>
+          <w:pPr>
+            <w:pStyle w:val="21"/>
+            <w:tabs>
+              <w:tab w:val="left" w:pos="880"/>
+              <w:tab w:val="right" w:leader="dot" w:pos="9345"/>
+            </w:tabs>
+            <w:rPr>
+              <w:noProof/>
+              <w:sz w:val="32"/>
+              <w:szCs w:val="32"/>
+            </w:rPr>
+          </w:pPr>
+          <w:hyperlink w:anchor="_Toc243431883" w:history="1">
+            <w:r>
+              <w:rPr>
+                <w:rStyle w:val="a9"/>
+                <w:bCs/>
+                <w:noProof/>
+                <w:sz w:val="32"/>
+                <w:szCs w:val="32"/>
+                <w:u w:color="000000"/>
+              </w:rPr>
+              <w:t>1.2</w:t>
+            </w:r>
+            <w:r>
+              <w:rPr>
+                <w:noProof/>
+                <w:sz w:val="32"/>
+                <w:szCs w:val="32"/>
+              </w:rPr>
+              <w:tab/>
+            </w:r>
+            <w:r>
+              <w:rPr>
+                <w:rStyle w:val="a9"/>
+                <w:noProof/>
+                <w:sz w:val="32"/>
+                <w:szCs w:val="32"/>
+              </w:rPr>
+              <w:t>Алгоритм решения</w:t>
+            </w:r>
+            <w:r>
+              <w:rPr>
+                <w:noProof/>
+                <w:webHidden/>
+                <w:sz w:val="32"/>
+                <w:szCs w:val="32"/>
+              </w:rPr>
+              <w:tab/>
+            </w:r>
+            <w:r>
+              <w:rPr>
+                <w:noProof/>
+                <w:webHidden/>
+                <w:sz w:val="32"/>
+                <w:szCs w:val="32"/>
+              </w:rPr>
+              <w:fldChar w:fldCharType="begin"/>
+            </w:r>
+            <w:r>
+              <w:rPr>
+                <w:noProof/>
+                <w:webHidden/>
+                <w:sz w:val="32"/>
+                <w:szCs w:val="32"/>
+              </w:rPr>
+              <w:instrText xml:space="preserve"> PAGEREF _Toc243431883 \h </w:instrText>
+            </w:r>
+            <w:r>
+              <w:rPr>
+                <w:noProof/>
+                <w:webHidden/>
+                <w:sz w:val="32"/>
+                <w:szCs w:val="32"/>
+              </w:rPr>
+            </w:r>
+            <w:r>
+              <w:rPr>
+                <w:noProof/>
+                <w:webHidden/>
+                <w:sz w:val="32"/>
+                <w:szCs w:val="32"/>
+              </w:rPr>
+              <w:fldChar w:fldCharType="separate"/>
+            </w:r>
+            <w:r>
+              <w:rPr>
+                <w:noProof/>
+                <w:webHidden/>
+                <w:sz w:val="32"/>
+                <w:szCs w:val="32"/>
+              </w:rPr>
+              <w:t>4</w:t>
+            </w:r>
+            <w:r>
+              <w:rPr>
+                <w:noProof/>
+                <w:webHidden/>
+                <w:sz w:val="32"/>
+                <w:szCs w:val="32"/>
+              </w:rPr>
+              <w:fldChar w:fldCharType="end"/>
+            </w:r>
+          </w:hyperlink>
+        </w:p>
+        <w:p>
+          <w:pPr>
+            <w:pStyle w:val="21"/>
+            <w:tabs>
+              <w:tab w:val="left" w:pos="880"/>
+              <w:tab w:val="right" w:leader="dot" w:pos="9345"/>
+            </w:tabs>
+            <w:rPr>
+              <w:noProof/>
+              <w:sz w:val="32"/>
+              <w:szCs w:val="32"/>
+            </w:rPr>
+          </w:pPr>
+          <w:hyperlink w:anchor="_Toc243431884" w:history="1">
+            <w:r>
+              <w:rPr>
+                <w:rStyle w:val="a9"/>
+                <w:bCs/>
+                <w:noProof/>
+                <w:sz w:val="32"/>
+                <w:szCs w:val="32"/>
+                <w:u w:color="000000"/>
+              </w:rPr>
+              <w:t>1.3</w:t>
+            </w:r>
+            <w:r>
+              <w:rPr>
+                <w:noProof/>
+                <w:sz w:val="32"/>
+                <w:szCs w:val="32"/>
+              </w:rPr>
+              <w:tab/>
+            </w:r>
+            <w:r>
+              <w:rPr>
+                <w:rStyle w:val="a9"/>
+                <w:noProof/>
+                <w:sz w:val="32"/>
+                <w:szCs w:val="32"/>
+              </w:rPr>
+              <w:t>Текст программы</w:t>
+            </w:r>
+            <w:r>
+              <w:rPr>
+                <w:noProof/>
+                <w:webHidden/>
+                <w:sz w:val="32"/>
+                <w:szCs w:val="32"/>
+              </w:rPr>
+              <w:tab/>
+            </w:r>
+            <w:r>
+              <w:rPr>
+                <w:noProof/>
+                <w:webHidden/>
+                <w:sz w:val="32"/>
+                <w:szCs w:val="32"/>
+              </w:rPr>
+              <w:fldChar w:fldCharType="begin"/>
+            </w:r>
+            <w:r>
+              <w:rPr>
+                <w:noProof/>
+                <w:webHidden/>
+                <w:sz w:val="32"/>
+                <w:szCs w:val="32"/>
+              </w:rPr>
+              <w:instrText xml:space="preserve"> PAGEREF _Toc243431884 \h </w:instrText>
+            </w:r>
+            <w:r>
+              <w:rPr>
+                <w:noProof/>
+                <w:webHidden/>
+                <w:sz w:val="32"/>
+                <w:szCs w:val="32"/>
+              </w:rPr>
+            </w:r>
+            <w:r>
+              <w:rPr>
+                <w:noProof/>
+                <w:webHidden/>
+                <w:sz w:val="32"/>
+                <w:szCs w:val="32"/>
+              </w:rPr>
+              <w:fldChar w:fldCharType="separate"/>
+            </w:r>
+            <w:r>
+              <w:rPr>
+                <w:noProof/>
+                <w:webHidden/>
+                <w:sz w:val="32"/>
+                <w:szCs w:val="32"/>
+              </w:rPr>
+              <w:t>5</w:t>
+            </w:r>
+            <w:r>
+              <w:rPr>
+                <w:noProof/>
+                <w:webHidden/>
+                <w:sz w:val="32"/>
+                <w:szCs w:val="32"/>
+              </w:rPr>
+              <w:fldChar w:fldCharType="end"/>
+            </w:r>
+          </w:hyperlink>
+        </w:p>
+        <w:p>
+          <w:pPr>
+            <w:pStyle w:val="21"/>
+            <w:tabs>
+              <w:tab w:val="left" w:pos="880"/>
+              <w:tab w:val="right" w:leader="dot" w:pos="9345"/>
+            </w:tabs>
+            <w:rPr>
+              <w:noProof/>
+              <w:sz w:val="32"/>
+              <w:szCs w:val="32"/>
+            </w:rPr>
+          </w:pPr>
+          <w:hyperlink w:anchor="_Toc243431885" w:history="1">
+            <w:r>
+              <w:rPr>
+                <w:rStyle w:val="a9"/>
+                <w:bCs/>
+                <w:noProof/>
+                <w:sz w:val="32"/>
+                <w:szCs w:val="32"/>
+                <w:u w:color="000000"/>
+              </w:rPr>
+              <w:t>1.4</w:t>
+            </w:r>
+            <w:r>
+              <w:rPr>
+                <w:noProof/>
+                <w:sz w:val="32"/>
+                <w:szCs w:val="32"/>
+              </w:rPr>
+              <w:tab/>
+            </w:r>
+            <w:r>
+              <w:rPr>
+                <w:rStyle w:val="a9"/>
+                <w:noProof/>
+                <w:sz w:val="32"/>
+                <w:szCs w:val="32"/>
+              </w:rPr>
+              <w:t>Результат работы программы</w:t>
+            </w:r>
+            <w:r>
+              <w:rPr>
+                <w:noProof/>
+                <w:webHidden/>
+                <w:sz w:val="32"/>
+                <w:szCs w:val="32"/>
+              </w:rPr>
+              <w:tab/>
+            </w:r>
+            <w:r>
+              <w:rPr>
+                <w:noProof/>
+                <w:webHidden/>
+                <w:sz w:val="32"/>
+                <w:szCs w:val="32"/>
+              </w:rPr>
+              <w:fldChar w:fldCharType="begin"/>
+            </w:r>
+            <w:r>
+              <w:rPr>
+                <w:noProof/>
+                <w:webHidden/>
+                <w:sz w:val="32"/>
+                <w:szCs w:val="32"/>
+              </w:rPr>
+              <w:instrText xml:space="preserve"> PAGEREF _Toc243431885 \h </w:instrText>
+            </w:r>
+            <w:r>
+              <w:rPr>
+                <w:noProof/>
+                <w:webHidden/>
+                <w:sz w:val="32"/>
+                <w:szCs w:val="32"/>
+              </w:rPr>
+            </w:r>
+            <w:r>
+              <w:rPr>
+                <w:noProof/>
+                <w:webHidden/>
+                <w:sz w:val="32"/>
+                <w:szCs w:val="32"/>
+              </w:rPr>
+              <w:fldChar w:fldCharType="separate"/>
+            </w:r>
+            <w:r>
+              <w:rPr>
+                <w:noProof/>
+                <w:webHidden/>
+                <w:sz w:val="32"/>
+                <w:szCs w:val="32"/>
+              </w:rPr>
+              <w:t>6</w:t>
+            </w:r>
+            <w:r>
+              <w:rPr>
+                <w:noProof/>
+                <w:webHidden/>
+                <w:sz w:val="32"/>
+                <w:szCs w:val="32"/>
+              </w:rPr>
+              <w:fldChar w:fldCharType="end"/>
+            </w:r>
+          </w:hyperlink>
+        </w:p>
+        <w:p>
+          <w:pPr>
+            <w:pStyle w:val="11"/>
+            <w:tabs>
+              <w:tab w:val="right" w:leader="dot" w:pos="9345"/>
+            </w:tabs>
+            <w:rPr>
+              <w:noProof/>
+              <w:sz w:val="32"/>
+              <w:szCs w:val="32"/>
+            </w:rPr>
+          </w:pPr>
+          <w:hyperlink w:anchor="_Toc243431886" w:history="1">
+            <w:r>
+              <w:rPr>
+                <w:rStyle w:val="a9"/>
+                <w:noProof/>
+                <w:sz w:val="32"/>
+                <w:szCs w:val="32"/>
+              </w:rPr>
+              <w:t>ЗАКЛЮЧЕНИЕ</w:t>
+            </w:r>
+            <w:r>
+              <w:rPr>
+                <w:noProof/>
+                <w:webHidden/>
+                <w:sz w:val="32"/>
+                <w:szCs w:val="32"/>
+              </w:rPr>
+              <w:tab/>
+            </w:r>
+            <w:r>
+              <w:rPr>
+                <w:noProof/>
+                <w:webHidden/>
+                <w:sz w:val="32"/>
+                <w:szCs w:val="32"/>
+              </w:rPr>
+              <w:fldChar w:fldCharType="begin"/>
+            </w:r>
+            <w:r>
+              <w:rPr>
+                <w:noProof/>
+                <w:webHidden/>
+                <w:sz w:val="32"/>
+                <w:szCs w:val="32"/>
+              </w:rPr>
+              <w:instrText xml:space="preserve"> PAGEREF _Toc243431886 \h </w:instrText>
+            </w:r>
+            <w:r>
+              <w:rPr>
+                <w:noProof/>
+                <w:webHidden/>
+                <w:sz w:val="32"/>
+                <w:szCs w:val="32"/>
+              </w:rPr>
+            </w:r>
+            <w:r>
+              <w:rPr>
+                <w:noProof/>
+                <w:webHidden/>
+                <w:sz w:val="32"/>
+                <w:szCs w:val="32"/>
+              </w:rPr>
+              <w:fldChar w:fldCharType="separate"/>
+            </w:r>
+            <w:r>
+              <w:rPr>
+                <w:noProof/>
+                <w:webHidden/>
+                <w:sz w:val="32"/>
+                <w:szCs w:val="32"/>
+              </w:rPr>
+              <w:t>7</w:t>
+            </w:r>
+            <w:r>
+              <w:rPr>
+                <w:noProof/>
+                <w:webHidden/>
+                <w:sz w:val="32"/>
+                <w:szCs w:val="32"/>
+              </w:rPr>
+              <w:fldChar w:fldCharType="end"/>
+            </w:r>
+          </w:hyperlink>
+        </w:p>
+        <w:p>
+          <w:pPr>
+            <w:pStyle w:val="11"/>
+            <w:tabs>
+              <w:tab w:val="right" w:leader="dot" w:pos="9345"/>
+            </w:tabs>
+            <w:rPr>
+              <w:noProof/>
+              <w:sz w:val="32"/>
+              <w:szCs w:val="32"/>
+            </w:rPr>
+          </w:pPr>
+          <w:hyperlink w:anchor="_Toc243431887" w:history="1">
+            <w:r>
+              <w:rPr>
+                <w:rStyle w:val="a9"/>
+                <w:noProof/>
+                <w:sz w:val="32"/>
+                <w:szCs w:val="32"/>
+              </w:rPr>
+              <w:t>СПИСОК ИСПОЛЬЗОВАННЫХ ИСТОЧНИКОВ</w:t>
+            </w:r>
+            <w:r>
+              <w:rPr>
+                <w:noProof/>
+                <w:webHidden/>
+                <w:sz w:val="32"/>
+                <w:szCs w:val="32"/>
+              </w:rPr>
+              <w:tab/>
+            </w:r>
+            <w:r>
+              <w:rPr>
+                <w:noProof/>
+                <w:webHidden/>
+                <w:sz w:val="32"/>
+                <w:szCs w:val="32"/>
+              </w:rPr>
+              <w:fldChar w:fldCharType="begin"/>
+            </w:r>
+            <w:r>
+              <w:rPr>
+                <w:noProof/>
+                <w:webHidden/>
+                <w:sz w:val="32"/>
+                <w:szCs w:val="32"/>
+              </w:rPr>
+              <w:instrText xml:space="preserve"> PAGEREF _Toc243431887 \h </w:instrText>
+            </w:r>
+            <w:r>
+              <w:rPr>
+                <w:noProof/>
+                <w:webHidden/>
+                <w:sz w:val="32"/>
+                <w:szCs w:val="32"/>
+              </w:rPr>
+            </w:r>
+            <w:r>
+              <w:rPr>
+                <w:noProof/>
+                <w:webHidden/>
+                <w:sz w:val="32"/>
+                <w:szCs w:val="32"/>
+              </w:rPr>
+              <w:fldChar w:fldCharType="separate"/>
+            </w:r>
+            <w:r>
+              <w:rPr>
+                <w:noProof/>
+                <w:webHidden/>
+                <w:sz w:val="32"/>
+                <w:szCs w:val="32"/>
+              </w:rPr>
+              <w:t>8</w:t>
+            </w:r>
+            <w:r>
+              <w:rPr>
+                <w:noProof/>
+                <w:webHidden/>
+                <w:sz w:val="32"/>
+                <w:szCs w:val="32"/>
+              </w:rPr>
+              <w:fldChar w:fldCharType="end"/>
+            </w:r>
+          </w:hyperlink>
+        </w:p>
+        <w:p>
+          <w:pPr>
+            <w:rPr>
+              <w:sz w:val="32"/>
+              <w:szCs w:val="32"/>
+            </w:rPr>
+          </w:pPr>
+          <w:r>
+            <w:rPr>
+              <w:b/>
+              <w:bCs/>
+              <w:sz w:val="32"/>
+              <w:szCs w:val="32"/>
+            </w:rPr>
+            <w:fldChar w:fldCharType="end"/>
+          </w:r>
+        </w:p>
+      </w:sdtContent>
+    </w:sdt>
+    <w:p>
+      <w:pPr>
+        <w:rPr>
+          <w:sz w:val="32"/>
+          <w:szCs w:val="32"/>
+          <w:lang w:val="ru-RU"/>
+        </w:rPr>
+      </w:pPr>
+    </w:p>
+    <w:p>
+      <w:pPr>
+        <w:rPr>
+          <w:sz w:val="32"/>
+          <w:szCs w:val="32"/>
+          <w:lang w:val="ru-RU"/>
+        </w:rPr>
+      </w:pPr>
+    </w:p>
+    <w:p>
+      <w:pPr>
+        <w:rPr>
+          <w:lang w:val="ru-RU"/>
+        </w:rPr>
+      </w:pPr>
+    </w:p>
+    <w:p>
+      <w:pPr>
+        <w:rPr>
+          <w:lang w:val="ru-RU"/>
+        </w:rPr>
+      </w:pPr>
+    </w:p>
+    <w:p>
+      <w:pPr>
+        <w:rPr>
+          <w:lang w:val="ru-RU"/>
+        </w:rPr>
+      </w:pPr>
+    </w:p>
+    <w:p>
+      <w:pPr>
+        <w:rPr>
+          <w:lang w:val="ru-RU"/>
+        </w:rPr>
+      </w:pPr>
+    </w:p>
+    <w:p>
+      <w:pPr>
+        <w:rPr>
+          <w:lang w:val="ru-RU"/>
+        </w:rPr>
+      </w:pPr>
+    </w:p>
+    <w:p>
+      <w:pPr>
+        <w:rPr>
+          <w:lang w:val="ru-RU"/>
+        </w:rPr>
+      </w:pPr>
+    </w:p>
+    <w:p>
+      <w:pPr>
+        <w:rPr>
+          <w:lang w:val="ru-RU"/>
+        </w:rPr>
+      </w:pPr>
+    </w:p>
+    <w:p>
+      <w:pPr>
+        <w:rPr>
+          <w:lang w:val="ru-RU"/>
+        </w:rPr>
+      </w:pPr>
+    </w:p>
+    <w:p>
+      <w:pPr>
+        <w:rPr>
+          <w:lang w:val="ru-RU"/>
+        </w:rPr>
+      </w:pPr>
+    </w:p>
+    <w:p>
+      <w:pPr>
+        <w:rPr>
+          <w:lang w:val="ru-RU"/>
+        </w:rPr>
+      </w:pPr>
+    </w:p>
+    <w:p>
+      <w:pPr>
+        <w:rPr>
+          <w:lang w:val="ru-RU"/>
+        </w:rPr>
+      </w:pPr>
+    </w:p>
+    <w:p>
+      <w:pPr>
+        <w:rPr>
+          <w:lang w:val="ru-RU"/>
+        </w:rPr>
+      </w:pPr>
+    </w:p>
+    <w:p>
+      <w:pPr>
+        <w:rPr>
+          <w:lang w:val="ru-RU"/>
+        </w:rPr>
+      </w:pPr>
+    </w:p>
+    <w:p>
+      <w:pPr>
+        <w:rPr>
+          <w:lang w:val="ru-RU"/>
+        </w:rPr>
+      </w:pPr>
+    </w:p>
+    <w:p>
+      <w:pPr>
+        <w:rPr>
+          <w:lang w:val="ru-RU"/>
+        </w:rPr>
+      </w:pPr>
+    </w:p>
+    <w:p>
+      <w:pPr>
+        <w:rPr>
+          <w:lang w:val="ru-RU"/>
+        </w:rPr>
+      </w:pPr>
+    </w:p>
+    <w:p>
+      <w:pPr>
+        <w:rPr>
+          <w:lang w:val="ru-RU"/>
+        </w:rPr>
+      </w:pPr>
+    </w:p>
+    <w:p>
+      <w:pPr>
+        <w:rPr>
+          <w:lang w:val="ru-RU"/>
+        </w:rPr>
+      </w:pPr>
+    </w:p>
+    <w:p>
+      <w:pPr>
+        <w:rPr>
+          <w:lang w:val="ru-RU"/>
+        </w:rPr>
+      </w:pPr>
+    </w:p>
+    <w:p>
+      <w:pPr>
+        <w:rPr>
+          <w:lang w:val="ru-RU"/>
+        </w:rPr>
+      </w:pPr>
+    </w:p>
+    <w:p>
+      <w:pPr>
+        <w:rPr>
+          <w:lang w:val="ru-RU"/>
+        </w:rPr>
+      </w:pPr>
+    </w:p>
+    <w:p>
+      <w:pPr>
+        <w:rPr>
+          <w:lang w:val="ru-RU"/>
+        </w:rPr>
+      </w:pPr>
+    </w:p>
+    <w:p>
+      <w:pPr>
+        <w:rPr>
+          <w:lang w:val="ru-RU"/>
+        </w:rPr>
+      </w:pPr>
+    </w:p>
+    <w:p>
+      <w:pPr>
+        <w:rPr>
+          <w:lang w:val="ru-RU"/>
+        </w:rPr>
+      </w:pPr>
+    </w:p>
+    <w:p>
+      <w:pPr>
+        <w:rPr>
+          <w:lang w:val="ru-RU"/>
+        </w:rPr>
+      </w:pPr>
+    </w:p>
+    <w:p>
+      <w:pPr>
+        <w:rPr>
+          <w:lang w:val="ru-RU"/>
+        </w:rPr>
+      </w:pPr>
+    </w:p>
+    <w:p>
+      <w:pPr>
+        <w:rPr>
+          <w:lang w:val="ru-RU"/>
+        </w:rPr>
+      </w:pPr>
+    </w:p>
+    <w:p>
+      <w:pPr>
+        <w:rPr>
+          <w:lang w:val="ru-RU"/>
+        </w:rPr>
+      </w:pPr>
+    </w:p>
+    <w:p>
+      <w:pPr>
+        <w:rPr>
+          <w:lang w:val="ru-RU"/>
+        </w:rPr>
+      </w:pPr>
+    </w:p>
+    <w:p>
+      <w:pPr>
+        <w:rPr>
+          <w:lang w:val="ru-RU"/>
+        </w:rPr>
+      </w:pPr>
+    </w:p>
+    <w:p>
+      <w:pPr>
+        <w:rPr>
+          <w:lang w:val="ru-RU"/>
+        </w:rPr>
+      </w:pPr>
+    </w:p>
+    <w:p>
+      <w:pPr>
+        <w:pStyle w:val="1"/>
+        <w:numPr>
+          <w:ilvl w:val="0"/>
+          <w:numId w:val="0"/>
+        </w:numPr>
+      </w:pPr>
+      <w:bookmarkStart w:id="1" w:name="_Toc4043"/>
+      <w:bookmarkStart w:id="2" w:name="_Toc243431880"/>
+      <w:r>
+        <w:lastRenderedPageBreak/>
+        <w:t>ВВЕДЕНИЕ</w:t>
+      </w:r>
+      <w:bookmarkEnd w:id="2"/>
+      <w:r>
+        <w:t xml:space="preserve"> </w:t>
+      </w:r>
+      <w:bookmarkEnd w:id="1"/>
+    </w:p>
+    <w:p>
+      <w:pPr>
+        <w:rPr>
+          <w:sz w:val="28"/>
+        </w:rPr>
+      </w:pPr>
+      <w:r>
+        <w:rPr>
+          <w:sz w:val="28"/>
+        </w:rPr>
+        <w:t xml:space="preserve">Цель работы заключается в практическом освоении цикла </w:t>
+      </w:r>
+      <w:proofErr w:type="spellStart"/>
+      <w:r>
+        <w:rPr>
+          <w:sz w:val="28"/>
+        </w:rPr>
+        <w:t>for</w:t>
+      </w:r>
+      <w:proofErr w:type="spellEnd"/>
+      <w:r>
+        <w:rPr>
+          <w:sz w:val="28"/>
+        </w:rPr>
+        <w:t xml:space="preserve"> и реализации вычислительных алгоритмов на языке C++. В рамках задания требуется определить сумму первых 13 членов числового ряда. Программный код последовательно рассчитывает каждый элемент, суммирует его с общим накопительным итогом и выводит итоговое значение на экран.</w:t>
+      </w:r>
+    </w:p>
+    <w:p/>
+    <w:p/>
+    <w:p/>
+    <w:p/>
+    <w:p/>
+    <w:p/>
+    <w:p/>
+    <w:p/>
+    <w:p/>
+    <w:p/>
+    <w:p/>
+    <w:p/>
+    <w:p/>
+    <w:p/>
+    <w:p/>
+    <w:p/>
+    <w:p/>
+    <w:p/>
+    <w:p/>
+    <w:p/>
+    <w:p/>
+    <w:p/>
+    <w:p/>
+    <w:p/>
+    <w:p/>
+    <w:p/>
+    <w:p/>
+    <w:p/>
+    <w:p/>
+    <w:p/>
+    <w:p/>
+    <w:p/>
+    <w:p/>
+    <w:p/>
+    <w:p/>
+    <w:p/>
+    <w:p/>
+    <w:p/>
+    <w:p/>
+    <w:p/>
+    <w:p/>
+    <w:p/>
+    <w:p/>
+    <w:p/>
+    <w:p>
+      <w:pPr>
+        <w:pStyle w:val="1"/>
+        <w:spacing w:after="377"/>
+        <w:ind w:left="873" w:right="3" w:hanging="240"/>
+      </w:pPr>
+      <w:bookmarkStart w:id="3" w:name="_Toc4044"/>
+      <w:bookmarkStart w:id="4" w:name="_Toc243431881"/>
+      <w:r>
+        <w:lastRenderedPageBreak/>
+        <w:t>ВЫПОЛНЕНИЕ ЗАДАНИЯ</w:t>
+      </w:r>
+      <w:bookmarkEnd w:id="4"/>
+      <w:r>
+        <w:t xml:space="preserve"> </w:t>
+      </w:r>
+      <w:bookmarkEnd w:id="3"/>
+    </w:p>
+    <w:p>
+      <w:pPr>
+        <w:pStyle w:val="2"/>
+        <w:ind w:left="1115" w:hanging="422"/>
+      </w:pPr>
+      <w:r>
+        <w:rPr>
+          <w:lang w:val="en-US"/>
+        </w:rPr>
+        <w:t xml:space="preserve"> </w:t>
+      </w:r>
+      <w:bookmarkStart w:id="5" w:name="_Toc4045"/>
+      <w:bookmarkStart w:id="6" w:name="_Toc243431882"/>
+      <w:r>
+        <w:t>Вариант задания</w:t>
+      </w:r>
+      <w:bookmarkEnd w:id="5"/>
+      <w:bookmarkEnd w:id="6"/>
+    </w:p>
+    <w:p>
+      <w:pPr>
+        <w:rPr>
+          <w:lang w:val="en-US"/>
+        </w:rPr>
+      </w:pPr>
+      <w:r>
+        <w:rPr>
+          <w:lang w:val="en-US"/>
+        </w:rPr>
+        <w:drawing>
+          <wp:inline distT="0" distB="0" distL="0" distR="0" wp14:anchorId="31AD1B89" wp14:editId="4B70EFCA">
+            <wp:extent cx="5940425" cy="812800"/>
+            <wp:effectExtent l="0" t="0" r="3175" b="6350"/>
+            <wp:docPr id="1" name="Рисунок 1"/>
+            <wp:cNvGraphicFramePr>
+              <a:graphicFrameLocks xmlns:a="http://schemas.openxmlformats.org/drawingml/2006/main" noChangeAspect="1"/>
+            </wp:cNvGraphicFramePr>
+            <a:graphic xmlns:a="http://schemas.openxmlformats.org/drawingml/2006/main">
+              <a:graphicData uri="http://schemas.openxmlformats.org/drawingml/2006/picture">
+                <pic:pic xmlns:pic="http://schemas.openxmlformats.org/drawingml/2006/picture">
+                  <pic:nvPicPr>
+                    <pic:cNvPr id="1" name=""/>
+                    <pic:cNvPicPr/>
+                  </pic:nvPicPr>
+                  <pic:blipFill>
+                    <a:blip r:embed="rId8"/>
+                    <a:stretch>
+                      <a:fillRect/>
+                    </a:stretch>
+                  </pic:blipFill>
+                  <pic:spPr>
+                    <a:xfrm>
+                      <a:off x="0" y="0"/>
+                      <a:ext cx="5940425" cy="812800"/>
+                    </a:xfrm>
+                    <a:prstGeom prst="rect">
+                      <a:avLst/>
+                    </a:prstGeom>
+                  </pic:spPr>
+                </pic:pic>
+              </a:graphicData>
+            </a:graphic>
+          </wp:inline>
+        </w:drawing>
+      </w:r>
+    </w:p>
+    <w:p>
+      <w:pPr>
+        <w:pStyle w:val="2"/>
+        <w:ind w:left="1113" w:hanging="420"/>
+      </w:pPr>
+      <w:bookmarkStart w:id="7" w:name="_Toc243431883"/>
+      <w:r>
+        <w:t>Алгоритм решения</w:t>
+      </w:r>
+      <w:bookmarkEnd w:id="7"/>
+      <w:r>
+        <w:t xml:space="preserve"> </w:t>
+      </w:r>
+    </w:p>
+    <w:p>
+      <w:pPr>
+        <w:pStyle w:val="a7"/>
+      </w:pPr>
+      <w:r>
+        <w:rPr>
+          <w:b/>
+          <w:color w:val="000000"/>
+          <w:sz w:val="28"/>
+          <w:szCs w:val="22"/>
+        </w:rPr>
+        <w:t>Функция вычисления факториала (</w:t>
+      </w:r>
+      <w:proofErr w:type="spellStart"/>
+      <w:r>
+        <w:rPr>
+          <w:color w:val="000000"/>
+          <w:sz w:val="28"/>
+          <w:szCs w:val="22"/>
+        </w:rPr>
+        <w:t>factorial</w:t>
+      </w:r>
+      <w:proofErr w:type="spellEnd"/>
+      <w:r>
+        <w:rPr>
+          <w:b/>
+          <w:bCs/>
+        </w:rPr>
+        <w:t>):</w:t>
+      </w:r>
+    </w:p>
+    <w:p>
+      <w:pPr>
+        <w:pStyle w:val="a7"/>
+        <w:numPr>
+          <w:ilvl w:val="0"/>
+          <w:numId w:val="4"/>
+        </w:numPr>
+      </w:pPr>
+      <w:r>
+        <w:rPr>
+          <w:sz w:val="28"/>
+          <w:szCs w:val="20"/>
+          <w:lang w:val="ru"/>
+        </w:rPr>
+        <w:t xml:space="preserve">Объявить переменную для результата и присвоить ей значение </w:t>
+      </w:r>
+      <w:r>
+        <w:rPr>
+          <w:sz w:val="28"/>
+          <w:lang w:val="ru"/>
+        </w:rPr>
+        <w:t>1</w:t>
+      </w:r>
+      <w:r>
+        <w:t>.</w:t>
+      </w:r>
+    </w:p>
+    <w:p>
+      <w:pPr>
+        <w:pStyle w:val="a7"/>
+        <w:numPr>
+          <w:ilvl w:val="0"/>
+          <w:numId w:val="4"/>
+        </w:numPr>
+        <w:rPr>
+          <w:sz w:val="28"/>
+          <w:szCs w:val="20"/>
+          <w:lang w:val="ru"/>
+        </w:rPr>
+      </w:pPr>
+      <w:r>
+        <w:rPr>
+          <w:sz w:val="28"/>
+          <w:szCs w:val="20"/>
+          <w:lang w:val="ru"/>
+        </w:rPr>
+        <w:t xml:space="preserve">Запустить цикл от </w:t>
+      </w:r>
+      <w:r>
+        <w:rPr>
+          <w:sz w:val="28"/>
+          <w:lang w:val="ru"/>
+        </w:rPr>
+        <w:t>1</w:t>
+      </w:r>
+      <w:r>
+        <w:rPr>
+          <w:sz w:val="28"/>
+          <w:szCs w:val="20"/>
+          <w:lang w:val="ru"/>
+        </w:rPr>
+        <w:t xml:space="preserve"> до заданного числа </w:t>
+      </w:r>
+      <w:r>
+        <w:rPr>
+          <w:sz w:val="28"/>
+          <w:szCs w:val="20"/>
+          <w:lang w:val="ru"/>
+        </w:rPr>
+        <w:t>n</w:t>
+      </w:r>
+      <w:r>
+        <w:rPr>
+          <w:sz w:val="28"/>
+          <w:szCs w:val="20"/>
+          <w:lang w:val="ru"/>
+        </w:rPr>
+        <w:t>.</w:t>
+      </w:r>
+    </w:p>
+    <w:p>
+      <w:pPr>
+        <w:pStyle w:val="a7"/>
+        <w:numPr>
+          <w:ilvl w:val="0"/>
+          <w:numId w:val="4"/>
+        </w:numPr>
+      </w:pPr>
+      <w:r>
+        <w:rPr>
+          <w:sz w:val="28"/>
+          <w:szCs w:val="20"/>
+          <w:lang w:val="ru"/>
+        </w:rPr>
+        <w:t>На каждой итерации умножать результат на текущий индекс цикла для накопления произведения</w:t>
+      </w:r>
+      <w:r>
+        <w:t>.</w:t>
+      </w:r>
+    </w:p>
+    <w:p>
+      <w:pPr>
+        <w:pStyle w:val="a7"/>
+        <w:numPr>
+          <w:ilvl w:val="0"/>
+          <w:numId w:val="4"/>
+        </w:numPr>
+        <w:rPr>
+          <w:sz w:val="28"/>
+          <w:szCs w:val="20"/>
+          <w:lang w:val="ru"/>
+        </w:rPr>
+      </w:pPr>
+      <w:r>
+        <w:drawing>
+          <wp:anchor distT="0" distB="0" distL="114300" distR="114300" simplePos="0" relativeHeight="251659264" behindDoc="1" locked="0" layoutInCell="1" allowOverlap="1">
+            <wp:simplePos x="0" y="0"/>
+            <wp:positionH relativeFrom="page">
+              <wp:align>center</wp:align>
+            </wp:positionH>
+            <wp:positionV relativeFrom="paragraph">
+              <wp:posOffset>530265</wp:posOffset>
+            </wp:positionV>
+            <wp:extent cx="5940425" cy="4251960"/>
+            <wp:effectExtent l="0" t="0" r="3175" b="0"/>
+            <wp:wrapTight wrapText="bothSides">
+              <wp:wrapPolygon edited="0">
+                <wp:start x="0" y="0"/>
+                <wp:lineTo x="0" y="21484"/>
+                <wp:lineTo x="21542" y="21484"/>
+                <wp:lineTo x="21542" y="0"/>
+                <wp:lineTo x="0" y="0"/>
+              </wp:wrapPolygon>
+            </wp:wrapTight>
+            <wp:docPr id="3" name="Рисунок 3"/>
+            <wp:cNvGraphicFramePr>
+              <a:graphicFrameLocks xmlns:a="http://schemas.openxmlformats.org/drawingml/2006/main" noChangeAspect="1"/>
+            </wp:cNvGraphicFramePr>
+            <a:graphic xmlns:a="http://schemas.openxmlformats.org/drawingml/2006/main">
+              <a:graphicData uri="http://schemas.openxmlformats.org/drawingml/2006/picture">
+                <pic:pic xmlns:pic="http://schemas.openxmlformats.org/drawingml/2006/picture">
+                  <pic:nvPicPr>
+                    <pic:cNvPr id="1" name=""/>
+                    <pic:cNvPicPr/>
+                  </pic:nvPicPr>
+                  <pic:blipFill>
+                    <a:blip r:embed="rId9">
+                      <a:extLst>
+                        <a:ext uri="{28A0092B-C50C-407E-A947-70E740481C1C}">
+                          <a14:useLocalDpi xmlns:a14="http://schemas.microsoft.com/office/drawing/2010/main" val="0"/>
+                        </a:ext>
+                      </a:extLst>
+                    </a:blip>
+                    <a:stretch>
+                      <a:fillRect/>
+                    </a:stretch>
+                  </pic:blipFill>
+                  <pic:spPr>
+                    <a:xfrm>
+                      <a:off x="0" y="0"/>
+                      <a:ext cx="5940425" cy="4251960"/>
+                    </a:xfrm>
+                    <a:prstGeom prst="rect">
+                      <a:avLst/>
+                    </a:prstGeom>
+                  </pic:spPr>
+                </pic:pic>
+              </a:graphicData>
+            </a:graphic>
+          </wp:anchor>
+        </w:drawing>
+      </w:r>
+      <w:r>
+        <w:rPr>
+          <w:sz w:val="28"/>
+          <w:szCs w:val="20"/>
+          <w:lang w:val="ru"/>
+        </w:rPr>
+        <w:t>Вернуть полученное значение факториала.</w:t>
+      </w:r>
+    </w:p>
+    <w:p>
+      <w:pPr>
+        <w:spacing w:before="100" w:beforeAutospacing="1" w:after="100" w:afterAutospacing="1"/>
+        <w:jc w:val="center"/>
+        <w:rPr>
+          <w:b/>
+          <w:color w:val="000000"/>
+          <w:sz w:val="22"/>
+          <w:szCs w:val="22"/>
+          <w:lang w:val="ru-RU"/>
+        </w:rPr>
+      </w:pPr>
+      <w:r>
+        <w:rPr>
+          <w:b/>
+          <w:color w:val="000000"/>
+          <w:sz w:val="22"/>
+          <w:szCs w:val="22"/>
+          <w:lang w:val="ru-RU"/>
+        </w:rPr>
+        <w:t>Рисунок 1 – функция факториала</w:t>
+      </w:r>
+    </w:p>
+    <w:p>
+      <w:pPr>
+        <w:spacing w:before="100" w:beforeAutospacing="1" w:after="100" w:afterAutospacing="1"/>
+        <w:rPr>
+          <w:b/>
+          <w:color w:val="000000"/>
+          <w:sz w:val="28"/>
+          <w:szCs w:val="22"/>
+          <w:lang w:val="ru-RU"/>
+        </w:rPr>
+      </w:pPr>
+    </w:p>
+    <w:p>
+      <w:pPr>
+        <w:spacing w:before="100" w:beforeAutospacing="1" w:after="100" w:afterAutospacing="1"/>
+        <w:rPr>
+          <w:b/>
+          <w:color w:val="000000"/>
+          <w:sz w:val="28"/>
+          <w:szCs w:val="22"/>
+          <w:lang w:val="ru-RU"/>
+        </w:rPr>
+      </w:pPr>
+    </w:p>
+    <w:p>
+      <w:pPr>
+        <w:spacing w:before="100" w:beforeAutospacing="1" w:after="100" w:afterAutospacing="1"/>
+        <w:rPr>
+          <w:b/>
+          <w:color w:val="000000"/>
+          <w:sz w:val="28"/>
+          <w:szCs w:val="22"/>
+          <w:lang w:val="ru-RU"/>
+        </w:rPr>
+      </w:pPr>
+      <w:r>
+        <w:rPr>
+          <w:b/>
+          <w:color w:val="000000"/>
+          <w:sz w:val="28"/>
+          <w:szCs w:val="22"/>
+          <w:lang w:val="ru-RU"/>
+        </w:rPr>
+        <w:lastRenderedPageBreak/>
+        <w:t>Основной расчет (</w:t>
+      </w:r>
+      <w:proofErr w:type="spellStart"/>
+      <w:r>
+        <w:rPr>
+          <w:b/>
+          <w:color w:val="000000"/>
+          <w:sz w:val="28"/>
+          <w:szCs w:val="22"/>
+          <w:lang w:val="ru-RU"/>
+        </w:rPr>
+        <w:t>main</w:t>
+      </w:r>
+      <w:proofErr w:type="spellEnd"/>
+      <w:r>
+        <w:rPr>
+          <w:b/>
+          <w:color w:val="000000"/>
+          <w:sz w:val="28"/>
+          <w:szCs w:val="22"/>
+          <w:lang w:val="ru-RU"/>
+        </w:rPr>
+        <w:t>):</w:t>
+      </w:r>
+    </w:p>
+    <w:p>
+      <w:pPr>
+        <w:numPr>
+          <w:ilvl w:val="0"/>
+          <w:numId w:val="5"/>
+        </w:numPr>
+        <w:spacing w:before="100" w:beforeAutospacing="1" w:after="100" w:afterAutospacing="1"/>
+        <w:rPr>
+          <w:sz w:val="28"/>
+        </w:rPr>
+      </w:pPr>
+      <w:r>
+        <w:rPr>
+          <w:sz w:val="28"/>
+        </w:rPr>
+        <w:t>Инициализировать переменную для хранения суммы ряда (</w:t>
+      </w:r>
+      <w:proofErr w:type="spellStart"/>
+      <w:r>
+        <w:rPr>
+          <w:sz w:val="28"/>
+        </w:rPr>
+        <w:t>sum</w:t>
+      </w:r>
+      <w:proofErr w:type="spellEnd"/>
+      <w:r>
+        <w:rPr>
+          <w:sz w:val="28"/>
+        </w:rPr>
+        <w:t xml:space="preserve"> = 0.0).</w:t>
+      </w:r>
+    </w:p>
+    <w:p>
+      <w:pPr>
+        <w:numPr>
+          <w:ilvl w:val="0"/>
+          <w:numId w:val="5"/>
+        </w:numPr>
+        <w:spacing w:before="100" w:beforeAutospacing="1" w:after="100" w:afterAutospacing="1"/>
+        <w:rPr>
+          <w:sz w:val="28"/>
+        </w:rPr>
+      </w:pPr>
+      <w:r>
+        <w:rPr>
+          <w:sz w:val="28"/>
+        </w:rPr>
+        <w:t xml:space="preserve">Запустить цикл для переменной </w:t>
+      </w:r>
+      <w:r>
+        <w:rPr>
+          <w:sz w:val="28"/>
+        </w:rPr>
+        <w:t>n</w:t>
+      </w:r>
+      <w:r>
+        <w:rPr>
+          <w:sz w:val="28"/>
+        </w:rPr>
+        <w:t xml:space="preserve"> от 1 до 13.</w:t>
+      </w:r>
+    </w:p>
+    <w:p>
+      <w:pPr>
+        <w:numPr>
+          <w:ilvl w:val="0"/>
+          <w:numId w:val="5"/>
+        </w:numPr>
+        <w:spacing w:before="100" w:beforeAutospacing="1" w:after="100" w:afterAutospacing="1"/>
+        <w:rPr>
+          <w:sz w:val="28"/>
+        </w:rPr>
+      </w:pPr>
+      <w:r>
+        <w:rPr>
+          <w:sz w:val="28"/>
+        </w:rPr>
+        <w:t>На каждом шаге цикла вычислить текущий член ряда:</w:t>
+      </w:r>
+    </w:p>
+    <w:p>
+      <w:pPr>
+        <w:numPr>
+          <w:ilvl w:val="1"/>
+          <w:numId w:val="5"/>
+        </w:numPr>
+        <w:spacing w:before="100" w:beforeAutospacing="1" w:after="100" w:afterAutospacing="1"/>
+        <w:rPr>
+          <w:sz w:val="28"/>
+        </w:rPr>
+      </w:pPr>
+      <w:r>
+        <w:rPr>
+          <w:sz w:val="28"/>
+        </w:rPr>
+        <w:t>Вызвать функцию факториала для n.</w:t>
+      </w:r>
+    </w:p>
+    <w:p>
+      <w:pPr>
+        <w:numPr>
+          <w:ilvl w:val="1"/>
+          <w:numId w:val="5"/>
+        </w:numPr>
+        <w:spacing w:before="100" w:beforeAutospacing="1" w:after="100" w:afterAutospacing="1"/>
+        <w:rPr>
+          <w:sz w:val="24"/>
+          <w:szCs w:val="24"/>
+          <w:lang w:val="ru-RU"/>
+        </w:rPr>
+      </w:pPr>
+      <w:r>
+        <w:rPr>
+          <w:sz w:val="28"/>
+        </w:rPr>
+        <w:t>Найти натуральный логарифм от полученного факториала (</w:t>
+      </w:r>
+      <w:proofErr w:type="spellStart"/>
+      <w:r>
+        <w:rPr>
+          <w:sz w:val="28"/>
+        </w:rPr>
+        <w:t>log</w:t>
+      </w:r>
+      <w:proofErr w:type="spellEnd"/>
+      <w:r>
+        <w:rPr>
+          <w:sz w:val="28"/>
+        </w:rPr>
+        <w:t>).</w:t>
+      </w:r>
+    </w:p>
+    <w:p>
+      <w:pPr>
+        <w:numPr>
+          <w:ilvl w:val="1"/>
+          <w:numId w:val="5"/>
+        </w:numPr>
+        <w:spacing w:before="100" w:beforeAutospacing="1" w:after="100" w:afterAutospacing="1"/>
+        <w:rPr>
+          <w:sz w:val="28"/>
+        </w:rPr>
+      </w:pPr>
+      <w:r>
+        <w:rPr>
+          <w:sz w:val="28"/>
+        </w:rPr>
+        <w:t>Разделить результат на квадрат текущего индекса (</w:t>
+      </w:r>
+      <w:r>
+        <w:rPr>
+          <w:sz w:val="28"/>
+        </w:rPr>
+        <w:t>n^2</w:t>
+      </w:r>
+      <w:r>
+        <w:rPr>
+          <w:sz w:val="28"/>
+        </w:rPr>
+        <w:t>).</w:t>
+      </w:r>
+    </w:p>
+    <w:p>
+      <w:pPr>
+        <w:numPr>
+          <w:ilvl w:val="0"/>
+          <w:numId w:val="5"/>
+        </w:numPr>
+        <w:spacing w:before="100" w:beforeAutospacing="1" w:after="100" w:afterAutospacing="1"/>
+        <w:rPr>
+          <w:sz w:val="28"/>
+        </w:rPr>
+      </w:pPr>
+      <w:r>
+        <w:rPr>
+          <w:sz w:val="28"/>
+        </w:rPr>
+        <w:t>Добавить вычисленное значение члена ряда к общей сумме.</w:t>
+      </w:r>
+    </w:p>
+    <w:p>
+      <w:pPr>
+        <w:numPr>
+          <w:ilvl w:val="0"/>
+          <w:numId w:val="5"/>
+        </w:numPr>
+        <w:spacing w:before="100" w:beforeAutospacing="1" w:after="100" w:afterAutospacing="1"/>
+        <w:rPr>
+          <w:sz w:val="28"/>
+        </w:rPr>
+      </w:pPr>
+      <w:r>
+        <w:rPr>
+          <w:lang w:val="ru-RU"/>
+        </w:rPr>
+        <w:drawing>
+          <wp:anchor distT="0" distB="0" distL="114300" distR="114300" simplePos="0" relativeHeight="251658240" behindDoc="1" locked="0" layoutInCell="1" allowOverlap="1">
+            <wp:simplePos x="0" y="0"/>
+            <wp:positionH relativeFrom="margin">
+              <wp:align>center</wp:align>
+            </wp:positionH>
+            <wp:positionV relativeFrom="paragraph">
+              <wp:posOffset>425450</wp:posOffset>
+            </wp:positionV>
+            <wp:extent cx="6395085" cy="2738755"/>
+            <wp:effectExtent l="0" t="0" r="5715" b="4445"/>
+            <wp:wrapTight wrapText="bothSides">
+              <wp:wrapPolygon edited="0">
+                <wp:start x="0" y="0"/>
+                <wp:lineTo x="0" y="21485"/>
+                <wp:lineTo x="21555" y="21485"/>
+                <wp:lineTo x="21555" y="0"/>
+                <wp:lineTo x="0" y="0"/>
+              </wp:wrapPolygon>
+            </wp:wrapTight>
+            <wp:docPr id="4" name="Рисунок 4"/>
+            <wp:cNvGraphicFramePr>
+              <a:graphicFrameLocks xmlns:a="http://schemas.openxmlformats.org/drawingml/2006/main" noChangeAspect="1"/>
+            </wp:cNvGraphicFramePr>
+            <a:graphic xmlns:a="http://schemas.openxmlformats.org/drawingml/2006/main">
+              <a:graphicData uri="http://schemas.openxmlformats.org/drawingml/2006/picture">
+                <pic:pic xmlns:pic="http://schemas.openxmlformats.org/drawingml/2006/picture">
+                  <pic:nvPicPr>
+                    <pic:cNvPr id="1" name=""/>
+                    <pic:cNvPicPr/>
+                  </pic:nvPicPr>
+                  <pic:blipFill>
+                    <a:blip r:embed="rId10">
+                      <a:extLst>
+                        <a:ext uri="{28A0092B-C50C-407E-A947-70E740481C1C}">
+                          <a14:useLocalDpi xmlns:a14="http://schemas.microsoft.com/office/drawing/2010/main" val="0"/>
+                        </a:ext>
+                      </a:extLst>
+                    </a:blip>
+                    <a:stretch>
+                      <a:fillRect/>
+                    </a:stretch>
+                  </pic:blipFill>
+                  <pic:spPr>
+                    <a:xfrm>
+                      <a:off x="0" y="0"/>
+                      <a:ext cx="6395085" cy="2738755"/>
+                    </a:xfrm>
+                    <a:prstGeom prst="rect">
+                      <a:avLst/>
+                    </a:prstGeom>
+                  </pic:spPr>
+                </pic:pic>
+              </a:graphicData>
+            </a:graphic>
+            <wp14:sizeRelH relativeFrom="margin">
+              <wp14:pctWidth>0</wp14:pctWidth>
+            </wp14:sizeRelH>
+            <wp14:sizeRelV relativeFrom="margin">
+              <wp14:pctHeight>0</wp14:pctHeight>
+            </wp14:sizeRelV>
+          </wp:anchor>
+        </w:drawing>
+      </w:r>
+      <w:r>
+        <w:rPr>
+          <w:sz w:val="28"/>
+        </w:rPr>
+        <w:t>Вывести итоговый результат на экран.</w:t>
+      </w:r>
+    </w:p>
+    <w:p>
+      <w:pPr>
+        <w:ind w:firstLine="708"/>
+        <w:jc w:val="center"/>
+        <w:rPr>
+          <w:b/>
+          <w:color w:val="000000"/>
+          <w:sz w:val="22"/>
+          <w:szCs w:val="22"/>
+          <w:lang w:val="ru-RU"/>
+        </w:rPr>
+      </w:pPr>
+      <w:r>
+        <w:rPr>
+          <w:b/>
+          <w:color w:val="000000"/>
+          <w:sz w:val="22"/>
+          <w:szCs w:val="22"/>
+          <w:lang w:val="ru-RU"/>
+        </w:rPr>
+        <w:t xml:space="preserve">Рисунок 2 </w:t>
+      </w:r>
+      <w:r>
+        <w:rPr>
+          <w:b/>
+          <w:color w:val="000000"/>
+          <w:sz w:val="22"/>
+          <w:szCs w:val="22"/>
+          <w:lang w:val="ru-RU"/>
+        </w:rPr>
+        <w:t>–</w:t>
+      </w:r>
+      <w:r>
+        <w:rPr>
+          <w:b/>
+          <w:color w:val="000000"/>
+          <w:sz w:val="22"/>
+          <w:szCs w:val="22"/>
+          <w:lang w:val="ru-RU"/>
+        </w:rPr>
+        <w:t xml:space="preserve"> </w:t>
+      </w:r>
+      <w:r>
+        <w:rPr>
+          <w:b/>
+          <w:color w:val="000000"/>
+          <w:sz w:val="22"/>
+          <w:szCs w:val="22"/>
+          <w:lang w:val="ru-RU"/>
+        </w:rPr>
+        <w:t xml:space="preserve">Полная программа </w:t>
+      </w:r>
+    </w:p>
+    <w:p>
+      <w:pPr>
+        <w:ind w:firstLine="708"/>
+        <w:rPr>
+          <w:b/>
+          <w:color w:val="000000"/>
+          <w:sz w:val="22"/>
+          <w:szCs w:val="22"/>
+          <w:lang w:val="ru-RU"/>
+        </w:rPr>
+      </w:pPr>
+    </w:p>
+    <w:p>
+      <w:pPr>
+        <w:pStyle w:val="2"/>
+        <w:spacing w:after="38"/>
+        <w:ind w:left="1115" w:hanging="422"/>
+      </w:pPr>
+      <w:bookmarkStart w:id="8" w:name="_Toc4047"/>
+      <w:r>
+        <w:t xml:space="preserve"> </w:t>
+      </w:r>
+      <w:bookmarkStart w:id="9" w:name="_Toc243431884"/>
+      <w:r>
+        <w:t>Текст программы</w:t>
+      </w:r>
+      <w:bookmarkEnd w:id="9"/>
+      <w:r>
+        <w:t xml:space="preserve"> </w:t>
+      </w:r>
+      <w:bookmarkEnd w:id="8"/>
+    </w:p>
+    <w:p>
+      <w:pPr>
+        <w:shd w:val="clear" w:color="auto" w:fill="FFFFFF"/>
+        <w:spacing w:line="285" w:lineRule="atLeast"/>
+        <w:rPr>
+          <w:rFonts w:ascii="Consolas" w:hAnsi="Consolas"/>
+          <w:color w:val="202020"/>
+          <w:sz w:val="18"/>
+          <w:szCs w:val="18"/>
+          <w:lang w:val="en-US"/>
+        </w:rPr>
+      </w:pPr>
+      <w:r>
+        <w:rPr>
+          <w:rFonts w:ascii="Consolas" w:hAnsi="Consolas"/>
+          <w:color w:val="0000FF"/>
+          <w:sz w:val="18"/>
+          <w:szCs w:val="18"/>
+          <w:lang w:val="en-US"/>
+        </w:rPr>
+        <w:t xml:space="preserve">    </w:t>
+      </w:r>
+      <w:r>
+        <w:rPr>
+          <w:rFonts w:ascii="Consolas" w:hAnsi="Consolas"/>
+          <w:color w:val="AF00DB"/>
+          <w:sz w:val="18"/>
+          <w:szCs w:val="18"/>
+          <w:lang w:val="en-US"/>
+        </w:rPr>
+        <w:t>#include</w:t>
+      </w:r>
+      <w:r>
+        <w:rPr>
+          <w:rFonts w:ascii="Consolas" w:hAnsi="Consolas"/>
+          <w:color w:val="0000FF"/>
+          <w:sz w:val="18"/>
+          <w:szCs w:val="18"/>
+          <w:lang w:val="en-US"/>
+        </w:rPr>
+        <w:t xml:space="preserve"> </w:t>
+      </w:r>
+      <w:r>
+        <w:rPr>
+          <w:rFonts w:ascii="Consolas" w:hAnsi="Consolas"/>
+          <w:color w:val="0A3069"/>
+          <w:sz w:val="18"/>
+          <w:szCs w:val="18"/>
+          <w:lang w:val="en-US"/>
+        </w:rPr>
+        <w:t>&lt;</w:t>
+      </w:r>
+      <w:proofErr w:type="spellStart"/>
+      <w:r>
+        <w:rPr>
+          <w:rFonts w:ascii="Consolas" w:hAnsi="Consolas"/>
+          <w:color w:val="0A3069"/>
+          <w:sz w:val="18"/>
+          <w:szCs w:val="18"/>
+          <w:lang w:val="en-US"/>
+        </w:rPr>
+        <w:t>iostream</w:t>
+      </w:r>
+      <w:proofErr w:type="spellEnd"/>
+      <w:r>
+        <w:rPr>
+          <w:rFonts w:ascii="Consolas" w:hAnsi="Consolas"/>
+          <w:color w:val="0A3069"/>
+          <w:sz w:val="18"/>
+          <w:szCs w:val="18"/>
+          <w:lang w:val="en-US"/>
+        </w:rPr>
+        <w:t>&gt;</w:t>
+      </w:r>
+    </w:p>
+    <w:p>
+      <w:pPr>
+        <w:shd w:val="clear" w:color="auto" w:fill="FFFFFF"/>
+        <w:spacing w:line="285" w:lineRule="atLeast"/>
+        <w:rPr>
+          <w:rFonts w:ascii="Consolas" w:hAnsi="Consolas"/>
+          <w:color w:val="202020"/>
+          <w:sz w:val="18"/>
+          <w:szCs w:val="18"/>
+          <w:lang w:val="en-US"/>
+        </w:rPr>
+      </w:pPr>
+      <w:r>
+        <w:rPr>
+          <w:rFonts w:ascii="Consolas" w:hAnsi="Consolas"/>
+          <w:color w:val="0000FF"/>
+          <w:sz w:val="18"/>
+          <w:szCs w:val="18"/>
+          <w:lang w:val="en-US"/>
+        </w:rPr>
+        <w:t xml:space="preserve">    </w:t>
+      </w:r>
+      <w:r>
+        <w:rPr>
+          <w:rFonts w:ascii="Consolas" w:hAnsi="Consolas"/>
+          <w:color w:val="AF00DB"/>
+          <w:sz w:val="18"/>
+          <w:szCs w:val="18"/>
+          <w:lang w:val="en-US"/>
+        </w:rPr>
+        <w:t>#include</w:t>
+      </w:r>
+      <w:r>
+        <w:rPr>
+          <w:rFonts w:ascii="Consolas" w:hAnsi="Consolas"/>
+          <w:color w:val="0000FF"/>
+          <w:sz w:val="18"/>
+          <w:szCs w:val="18"/>
+          <w:lang w:val="en-US"/>
+        </w:rPr>
+        <w:t xml:space="preserve"> </w:t>
+      </w:r>
+      <w:r>
+        <w:rPr>
+          <w:rFonts w:ascii="Consolas" w:hAnsi="Consolas"/>
+          <w:color w:val="0A3069"/>
+          <w:sz w:val="18"/>
+          <w:szCs w:val="18"/>
+          <w:lang w:val="en-US"/>
+        </w:rPr>
+        <w:t>&lt;</w:t>
+      </w:r>
+      <w:proofErr w:type="spellStart"/>
+      <w:r>
+        <w:rPr>
+          <w:rFonts w:ascii="Consolas" w:hAnsi="Consolas"/>
+          <w:color w:val="0A3069"/>
+          <w:sz w:val="18"/>
+          <w:szCs w:val="18"/>
+          <w:lang w:val="en-US"/>
+        </w:rPr>
+        <w:t>cmath</w:t>
+      </w:r>
+      <w:proofErr w:type="spellEnd"/>
+      <w:r>
+        <w:rPr>
+          <w:rFonts w:ascii="Consolas" w:hAnsi="Consolas"/>
+          <w:color w:val="0A3069"/>
+          <w:sz w:val="18"/>
+          <w:szCs w:val="18"/>
+          <w:lang w:val="en-US"/>
+        </w:rPr>
+        <w:t>&gt;</w:t>
+      </w:r>
+    </w:p>
+    <w:p>
+      <w:pPr>
+        <w:shd w:val="clear" w:color="auto" w:fill="FFFFFF"/>
+        <w:spacing w:line="285" w:lineRule="atLeast"/>
+        <w:rPr>
+          <w:rFonts w:ascii="Consolas" w:hAnsi="Consolas"/>
+          <w:color w:val="202020"/>
+          <w:sz w:val="18"/>
+          <w:szCs w:val="18"/>
+          <w:lang w:val="en-US"/>
+        </w:rPr>
+      </w:pPr>
+      <w:r>
+        <w:rPr>
+          <w:rFonts w:ascii="Consolas" w:hAnsi="Consolas"/>
+          <w:color w:val="0000FF"/>
+          <w:sz w:val="18"/>
+          <w:szCs w:val="18"/>
+          <w:lang w:val="en-US"/>
+        </w:rPr>
+        <w:t xml:space="preserve">    </w:t>
+      </w:r>
+      <w:r>
+        <w:rPr>
+          <w:rFonts w:ascii="Consolas" w:hAnsi="Consolas"/>
+          <w:color w:val="AF00DB"/>
+          <w:sz w:val="18"/>
+          <w:szCs w:val="18"/>
+          <w:lang w:val="en-US"/>
+        </w:rPr>
+        <w:t>#include</w:t>
+      </w:r>
+      <w:r>
+        <w:rPr>
+          <w:rFonts w:ascii="Consolas" w:hAnsi="Consolas"/>
+          <w:color w:val="0000FF"/>
+          <w:sz w:val="18"/>
+          <w:szCs w:val="18"/>
+          <w:lang w:val="en-US"/>
+        </w:rPr>
+        <w:t xml:space="preserve"> </w:t>
+      </w:r>
+      <w:r>
+        <w:rPr>
+          <w:rFonts w:ascii="Consolas" w:hAnsi="Consolas"/>
+          <w:color w:val="0A3069"/>
+          <w:sz w:val="18"/>
+          <w:szCs w:val="18"/>
+          <w:lang w:val="en-US"/>
+        </w:rPr>
+        <w:t>&lt;</w:t>
+      </w:r>
+      <w:proofErr w:type="spellStart"/>
+      <w:r>
+        <w:rPr>
+          <w:rFonts w:ascii="Consolas" w:hAnsi="Consolas"/>
+          <w:color w:val="0A3069"/>
+          <w:sz w:val="18"/>
+          <w:szCs w:val="18"/>
+          <w:lang w:val="en-US"/>
+        </w:rPr>
+        <w:t>clocale</w:t>
+      </w:r>
+      <w:proofErr w:type="spellEnd"/>
+      <w:r>
+        <w:rPr>
+          <w:rFonts w:ascii="Consolas" w:hAnsi="Consolas"/>
+          <w:color w:val="0A3069"/>
+          <w:sz w:val="18"/>
+          <w:szCs w:val="18"/>
+          <w:lang w:val="en-US"/>
+        </w:rPr>
+        <w:t>&gt;</w:t>
+      </w:r>
+    </w:p>
+    <w:p>
+      <w:pPr>
+        <w:shd w:val="clear" w:color="auto" w:fill="FFFFFF"/>
+        <w:spacing w:line="285" w:lineRule="atLeast"/>
+        <w:rPr>
+          <w:rFonts w:ascii="Consolas" w:hAnsi="Consolas"/>
+          <w:color w:val="202020"/>
+          <w:sz w:val="18"/>
+          <w:szCs w:val="18"/>
+          <w:lang w:val="en-US"/>
+        </w:rPr>
+      </w:pPr>
+    </w:p>
+    <w:p>
+      <w:pPr>
+        <w:shd w:val="clear" w:color="auto" w:fill="FFFFFF"/>
+        <w:spacing w:line="285" w:lineRule="atLeast"/>
+        <w:rPr>
+          <w:rFonts w:ascii="Consolas" w:hAnsi="Consolas"/>
+          <w:color w:val="202020"/>
+          <w:sz w:val="18"/>
+          <w:szCs w:val="18"/>
+          <w:lang w:val="en-US"/>
+        </w:rPr>
+      </w:pPr>
+      <w:proofErr w:type="gramStart"/>
+      <w:r>
+        <w:rPr>
+          <w:rFonts w:ascii="Consolas" w:hAnsi="Consolas"/>
+          <w:color w:val="AF00DB"/>
+          <w:sz w:val="18"/>
+          <w:szCs w:val="18"/>
+          <w:lang w:val="en-US"/>
+        </w:rPr>
+        <w:t>using</w:t>
+      </w:r>
+      <w:proofErr w:type="gramEnd"/>
+      <w:r>
+        <w:rPr>
+          <w:rFonts w:ascii="Consolas" w:hAnsi="Consolas"/>
+          <w:color w:val="202020"/>
+          <w:sz w:val="18"/>
+          <w:szCs w:val="18"/>
+          <w:lang w:val="en-US"/>
+        </w:rPr>
+        <w:t xml:space="preserve"> </w:t>
+      </w:r>
+      <w:r>
+        <w:rPr>
+          <w:rFonts w:ascii="Consolas" w:hAnsi="Consolas"/>
+          <w:color w:val="CF222E"/>
+          <w:sz w:val="18"/>
+          <w:szCs w:val="18"/>
+          <w:lang w:val="en-US"/>
+        </w:rPr>
+        <w:t>namespace</w:t>
+      </w:r>
+      <w:r>
+        <w:rPr>
+          <w:rFonts w:ascii="Consolas" w:hAnsi="Consolas"/>
+          <w:color w:val="202020"/>
+          <w:sz w:val="18"/>
+          <w:szCs w:val="18"/>
+          <w:lang w:val="en-US"/>
+        </w:rPr>
+        <w:t xml:space="preserve"> </w:t>
+      </w:r>
+      <w:proofErr w:type="spellStart"/>
+      <w:r>
+        <w:rPr>
+          <w:rFonts w:ascii="Consolas" w:hAnsi="Consolas"/>
+          <w:color w:val="267F99"/>
+          <w:sz w:val="18"/>
+          <w:szCs w:val="18"/>
+          <w:lang w:val="en-US"/>
+        </w:rPr>
+        <w:t>std</w:t>
+      </w:r>
+      <w:proofErr w:type="spellEnd"/>
+      <w:r>
+        <w:rPr>
+          <w:rFonts w:ascii="Consolas" w:hAnsi="Consolas"/>
+          <w:color w:val="202020"/>
+          <w:sz w:val="18"/>
+          <w:szCs w:val="18"/>
+          <w:lang w:val="en-US"/>
+        </w:rPr>
+        <w:t>;</w:t>
+      </w:r>
+    </w:p>
+    <w:p>
+      <w:pPr>
+        <w:shd w:val="clear" w:color="auto" w:fill="FFFFFF"/>
+        <w:spacing w:line="285" w:lineRule="atLeast"/>
+        <w:rPr>
+          <w:rFonts w:ascii="Consolas" w:hAnsi="Consolas"/>
+          <w:color w:val="202020"/>
+          <w:sz w:val="18"/>
+          <w:szCs w:val="18"/>
+          <w:lang w:val="en-US"/>
+        </w:rPr>
+      </w:pPr>
+      <w:proofErr w:type="gramStart"/>
+      <w:r>
+        <w:rPr>
+          <w:rFonts w:ascii="Consolas" w:hAnsi="Consolas"/>
+          <w:color w:val="CF222E"/>
+          <w:sz w:val="18"/>
+          <w:szCs w:val="18"/>
+          <w:lang w:val="en-US"/>
+        </w:rPr>
+        <w:t>long</w:t>
+      </w:r>
+      <w:proofErr w:type="gramEnd"/>
+      <w:r>
+        <w:rPr>
+          <w:rFonts w:ascii="Consolas" w:hAnsi="Consolas"/>
+          <w:color w:val="202020"/>
+          <w:sz w:val="18"/>
+          <w:szCs w:val="18"/>
+          <w:lang w:val="en-US"/>
+        </w:rPr>
+        <w:t xml:space="preserve"> </w:t>
+      </w:r>
+      <w:proofErr w:type="spellStart"/>
+      <w:r>
+        <w:rPr>
+          <w:rFonts w:ascii="Consolas" w:hAnsi="Consolas"/>
+          <w:color w:val="CF222E"/>
+          <w:sz w:val="18"/>
+          <w:szCs w:val="18"/>
+          <w:lang w:val="en-US"/>
+        </w:rPr>
+        <w:t>long</w:t>
+      </w:r>
+      <w:proofErr w:type="spellEnd"/>
+      <w:r>
+        <w:rPr>
+          <w:rFonts w:ascii="Consolas" w:hAnsi="Consolas"/>
+          <w:color w:val="202020"/>
+          <w:sz w:val="18"/>
+          <w:szCs w:val="18"/>
+          <w:lang w:val="en-US"/>
+        </w:rPr>
+        <w:t xml:space="preserve"> </w:t>
+      </w:r>
+      <w:r>
+        <w:rPr>
+          <w:rFonts w:ascii="Consolas" w:hAnsi="Consolas"/>
+          <w:color w:val="8250DF"/>
+          <w:sz w:val="18"/>
+          <w:szCs w:val="18"/>
+          <w:lang w:val="en-US"/>
+        </w:rPr>
+        <w:t>factorial</w:t>
+      </w:r>
+      <w:r>
+        <w:rPr>
+          <w:rFonts w:ascii="Consolas" w:hAnsi="Consolas"/>
+          <w:color w:val="202020"/>
+          <w:sz w:val="18"/>
+          <w:szCs w:val="18"/>
+          <w:lang w:val="en-US"/>
+        </w:rPr>
+        <w:t>(</w:t>
+      </w:r>
+      <w:proofErr w:type="spellStart"/>
+      <w:r>
+        <w:rPr>
+          <w:rFonts w:ascii="Consolas" w:hAnsi="Consolas"/>
+          <w:color w:val="CF222E"/>
+          <w:sz w:val="18"/>
+          <w:szCs w:val="18"/>
+          <w:lang w:val="en-US"/>
+        </w:rPr>
+        <w:t>int</w:t>
+      </w:r>
+      <w:proofErr w:type="spellEnd"/>
+      <w:r>
+        <w:rPr>
+          <w:rFonts w:ascii="Consolas" w:hAnsi="Consolas"/>
+          <w:color w:val="202020"/>
+          <w:sz w:val="18"/>
+          <w:szCs w:val="18"/>
+          <w:lang w:val="en-US"/>
+        </w:rPr>
+        <w:t xml:space="preserve"> </w:t>
+      </w:r>
+      <w:r>
+        <w:rPr>
+          <w:rFonts w:ascii="Consolas" w:hAnsi="Consolas"/>
+          <w:color w:val="953800"/>
+          <w:sz w:val="18"/>
+          <w:szCs w:val="18"/>
+          <w:lang w:val="en-US"/>
+        </w:rPr>
+        <w:t>n</w:t>
+      </w:r>
+      <w:r>
+        <w:rPr>
+          <w:rFonts w:ascii="Consolas" w:hAnsi="Consolas"/>
+          <w:color w:val="202020"/>
+          <w:sz w:val="18"/>
+          <w:szCs w:val="18"/>
+          <w:lang w:val="en-US"/>
+        </w:rPr>
+        <w:t xml:space="preserve">) </w:t>
+      </w:r>
+    </w:p>
+    <w:p>
+      <w:pPr>
+        <w:shd w:val="clear" w:color="auto" w:fill="FFFFFF"/>
+        <w:spacing w:line="285" w:lineRule="atLeast"/>
+        <w:rPr>
+          <w:rFonts w:ascii="Consolas" w:hAnsi="Consolas"/>
+          <w:color w:val="202020"/>
+          <w:sz w:val="18"/>
+          <w:szCs w:val="18"/>
+          <w:lang w:val="en-US"/>
+        </w:rPr>
+      </w:pPr>
+      <w:r>
+        <w:rPr>
+          <w:rFonts w:ascii="Consolas" w:hAnsi="Consolas"/>
+          <w:color w:val="202020"/>
+          <w:sz w:val="18"/>
+          <w:szCs w:val="18"/>
+          <w:lang w:val="en-US"/>
+        </w:rPr>
+        <w:t>{</w:t>
+      </w:r>
+    </w:p>
+    <w:p>
+      <w:pPr>
+        <w:shd w:val="clear" w:color="auto" w:fill="FFFFFF"/>
+        <w:spacing w:line="285" w:lineRule="atLeast"/>
+        <w:rPr>
+          <w:rFonts w:ascii="Consolas" w:hAnsi="Consolas"/>
+          <w:color w:val="202020"/>
+          <w:sz w:val="18"/>
+          <w:szCs w:val="18"/>
+          <w:lang w:val="en-US"/>
+        </w:rPr>
+      </w:pPr>
+      <w:r>
+        <w:rPr>
+          <w:rFonts w:ascii="Consolas" w:hAnsi="Consolas"/>
+          <w:color w:val="202020"/>
+          <w:sz w:val="18"/>
+          <w:szCs w:val="18"/>
+          <w:lang w:val="en-US"/>
+        </w:rPr>
+        <w:t xml:space="preserve">    </w:t>
+      </w:r>
+      <w:proofErr w:type="gramStart"/>
+      <w:r>
+        <w:rPr>
+          <w:rFonts w:ascii="Consolas" w:hAnsi="Consolas"/>
+          <w:color w:val="CF222E"/>
+          <w:sz w:val="18"/>
+          <w:szCs w:val="18"/>
+          <w:lang w:val="en-US"/>
+        </w:rPr>
+        <w:t>long</w:t>
+      </w:r>
+      <w:proofErr w:type="gramEnd"/>
+      <w:r>
+        <w:rPr>
+          <w:rFonts w:ascii="Consolas" w:hAnsi="Consolas"/>
+          <w:color w:val="202020"/>
+          <w:sz w:val="18"/>
+          <w:szCs w:val="18"/>
+          <w:lang w:val="en-US"/>
+        </w:rPr>
+        <w:t xml:space="preserve"> </w:t>
+      </w:r>
+      <w:proofErr w:type="spellStart"/>
+      <w:r>
+        <w:rPr>
+          <w:rFonts w:ascii="Consolas" w:hAnsi="Consolas"/>
+          <w:color w:val="CF222E"/>
+          <w:sz w:val="18"/>
+          <w:szCs w:val="18"/>
+          <w:lang w:val="en-US"/>
+        </w:rPr>
+        <w:t>long</w:t>
+      </w:r>
+      <w:proofErr w:type="spellEnd"/>
+      <w:r>
+        <w:rPr>
+          <w:rFonts w:ascii="Consolas" w:hAnsi="Consolas"/>
+          <w:color w:val="202020"/>
+          <w:sz w:val="18"/>
+          <w:szCs w:val="18"/>
+          <w:lang w:val="en-US"/>
+        </w:rPr>
+        <w:t xml:space="preserve"> </w:t>
+      </w:r>
+      <w:r>
+        <w:rPr>
+          <w:rFonts w:ascii="Consolas" w:hAnsi="Consolas"/>
+          <w:color w:val="1F2328"/>
+          <w:sz w:val="18"/>
+          <w:szCs w:val="18"/>
+          <w:lang w:val="en-US"/>
+        </w:rPr>
+        <w:t>res</w:t>
+      </w:r>
+      <w:r>
+        <w:rPr>
+          <w:rFonts w:ascii="Consolas" w:hAnsi="Consolas"/>
+          <w:color w:val="202020"/>
+          <w:sz w:val="18"/>
+          <w:szCs w:val="18"/>
+          <w:lang w:val="en-US"/>
+        </w:rPr>
+        <w:t xml:space="preserve"> </w:t>
+      </w:r>
+      <w:r>
+        <w:rPr>
+          <w:rFonts w:ascii="Consolas" w:hAnsi="Consolas"/>
+          <w:color w:val="000000"/>
+          <w:sz w:val="18"/>
+          <w:szCs w:val="18"/>
+          <w:lang w:val="en-US"/>
+        </w:rPr>
+        <w:t>=</w:t>
+      </w:r>
+      <w:r>
+        <w:rPr>
+          <w:rFonts w:ascii="Consolas" w:hAnsi="Consolas"/>
+          <w:color w:val="202020"/>
+          <w:sz w:val="18"/>
+          <w:szCs w:val="18"/>
+          <w:lang w:val="en-US"/>
+        </w:rPr>
+        <w:t xml:space="preserve"> </w:t>
+      </w:r>
+      <w:r>
+        <w:rPr>
+          <w:rFonts w:ascii="Consolas" w:hAnsi="Consolas"/>
+          <w:color w:val="098658"/>
+          <w:sz w:val="18"/>
+          <w:szCs w:val="18"/>
+          <w:lang w:val="en-US"/>
+        </w:rPr>
+        <w:t>1</w:t>
+      </w:r>
+      <w:r>
+        <w:rPr>
+          <w:rFonts w:ascii="Consolas" w:hAnsi="Consolas"/>
+          <w:color w:val="202020"/>
+          <w:sz w:val="18"/>
+          <w:szCs w:val="18"/>
+          <w:lang w:val="en-US"/>
+        </w:rPr>
+        <w:t>;</w:t>
+      </w:r>
+    </w:p>
+    <w:p>
+      <w:pPr>
+        <w:shd w:val="clear" w:color="auto" w:fill="FFFFFF"/>
+        <w:spacing w:line="285" w:lineRule="atLeast"/>
+        <w:rPr>
+          <w:rFonts w:ascii="Consolas" w:hAnsi="Consolas"/>
+          <w:color w:val="202020"/>
+          <w:sz w:val="18"/>
+          <w:szCs w:val="18"/>
+          <w:lang w:val="en-US"/>
+        </w:rPr>
+      </w:pPr>
+      <w:r>
+        <w:rPr>
+          <w:rFonts w:ascii="Consolas" w:hAnsi="Consolas"/>
+          <w:color w:val="202020"/>
+          <w:sz w:val="18"/>
+          <w:szCs w:val="18"/>
+          <w:lang w:val="en-US"/>
+        </w:rPr>
+        <w:t xml:space="preserve">    </w:t>
+      </w:r>
+      <w:proofErr w:type="gramStart"/>
+      <w:r>
+        <w:rPr>
+          <w:rFonts w:ascii="Consolas" w:hAnsi="Consolas"/>
+          <w:color w:val="AF00DB"/>
+          <w:sz w:val="18"/>
+          <w:szCs w:val="18"/>
+          <w:lang w:val="en-US"/>
+        </w:rPr>
+        <w:t>for</w:t>
+      </w:r>
+      <w:proofErr w:type="gramEnd"/>
+      <w:r>
+        <w:rPr>
+          <w:rFonts w:ascii="Consolas" w:hAnsi="Consolas"/>
+          <w:color w:val="202020"/>
+          <w:sz w:val="18"/>
+          <w:szCs w:val="18"/>
+          <w:lang w:val="en-US"/>
+        </w:rPr>
+        <w:t xml:space="preserve"> (</w:t>
+      </w:r>
+      <w:proofErr w:type="spellStart"/>
+      <w:r>
+        <w:rPr>
+          <w:rFonts w:ascii="Consolas" w:hAnsi="Consolas"/>
+          <w:color w:val="CF222E"/>
+          <w:sz w:val="18"/>
+          <w:szCs w:val="18"/>
+          <w:lang w:val="en-US"/>
+        </w:rPr>
+        <w:t>int</w:t>
+      </w:r>
+      <w:proofErr w:type="spellEnd"/>
+      <w:r>
+        <w:rPr>
+          <w:rFonts w:ascii="Consolas" w:hAnsi="Consolas"/>
+          <w:color w:val="202020"/>
+          <w:sz w:val="18"/>
+          <w:szCs w:val="18"/>
+          <w:lang w:val="en-US"/>
+        </w:rPr>
+        <w:t xml:space="preserve"> </w:t>
+      </w:r>
+      <w:proofErr w:type="spellStart"/>
+      <w:r>
+        <w:rPr>
+          <w:rFonts w:ascii="Consolas" w:hAnsi="Consolas"/>
+          <w:color w:val="1F2328"/>
+          <w:sz w:val="18"/>
+          <w:szCs w:val="18"/>
+          <w:lang w:val="en-US"/>
+        </w:rPr>
+        <w:t>i</w:t>
+      </w:r>
+      <w:proofErr w:type="spellEnd"/>
+      <w:r>
+        <w:rPr>
+          <w:rFonts w:ascii="Consolas" w:hAnsi="Consolas"/>
+          <w:color w:val="202020"/>
+          <w:sz w:val="18"/>
+          <w:szCs w:val="18"/>
+          <w:lang w:val="en-US"/>
+        </w:rPr>
+        <w:t xml:space="preserve"> </w:t>
+      </w:r>
+      <w:r>
+        <w:rPr>
+          <w:rFonts w:ascii="Consolas" w:hAnsi="Consolas"/>
+          <w:color w:val="000000"/>
+          <w:sz w:val="18"/>
+          <w:szCs w:val="18"/>
+          <w:lang w:val="en-US"/>
+        </w:rPr>
+        <w:t>=</w:t>
+      </w:r>
+      <w:r>
+        <w:rPr>
+          <w:rFonts w:ascii="Consolas" w:hAnsi="Consolas"/>
+          <w:color w:val="202020"/>
+          <w:sz w:val="18"/>
+          <w:szCs w:val="18"/>
+          <w:lang w:val="en-US"/>
+        </w:rPr>
+        <w:t xml:space="preserve"> </w:t>
+      </w:r>
+      <w:r>
+        <w:rPr>
+          <w:rFonts w:ascii="Consolas" w:hAnsi="Consolas"/>
+          <w:color w:val="098658"/>
+          <w:sz w:val="18"/>
+          <w:szCs w:val="18"/>
+          <w:lang w:val="en-US"/>
+        </w:rPr>
+        <w:t>1</w:t>
+      </w:r>
+      <w:r>
+        <w:rPr>
+          <w:rFonts w:ascii="Consolas" w:hAnsi="Consolas"/>
+          <w:color w:val="202020"/>
+          <w:sz w:val="18"/>
+          <w:szCs w:val="18"/>
+          <w:lang w:val="en-US"/>
+        </w:rPr>
+        <w:t xml:space="preserve">; </w:t>
+      </w:r>
+      <w:proofErr w:type="spellStart"/>
+      <w:r>
+        <w:rPr>
+          <w:rFonts w:ascii="Consolas" w:hAnsi="Consolas"/>
+          <w:color w:val="1F2328"/>
+          <w:sz w:val="18"/>
+          <w:szCs w:val="18"/>
+          <w:lang w:val="en-US"/>
+        </w:rPr>
+        <w:t>i</w:t>
+      </w:r>
+      <w:proofErr w:type="spellEnd"/>
+      <w:r>
+        <w:rPr>
+          <w:rFonts w:ascii="Consolas" w:hAnsi="Consolas"/>
+          <w:color w:val="202020"/>
+          <w:sz w:val="18"/>
+          <w:szCs w:val="18"/>
+          <w:lang w:val="en-US"/>
+        </w:rPr>
+        <w:t xml:space="preserve"> </w:t>
+      </w:r>
+      <w:r>
+        <w:rPr>
+          <w:rFonts w:ascii="Consolas" w:hAnsi="Consolas"/>
+          <w:color w:val="000000"/>
+          <w:sz w:val="18"/>
+          <w:szCs w:val="18"/>
+          <w:lang w:val="en-US"/>
+        </w:rPr>
+        <w:t>&lt;=</w:t>
+      </w:r>
+      <w:r>
+        <w:rPr>
+          <w:rFonts w:ascii="Consolas" w:hAnsi="Consolas"/>
+          <w:color w:val="202020"/>
+          <w:sz w:val="18"/>
+          <w:szCs w:val="18"/>
+          <w:lang w:val="en-US"/>
+        </w:rPr>
+        <w:t xml:space="preserve"> </w:t>
+      </w:r>
+      <w:r>
+        <w:rPr>
+          <w:rFonts w:ascii="Consolas" w:hAnsi="Consolas"/>
+          <w:color w:val="953800"/>
+          <w:sz w:val="18"/>
+          <w:szCs w:val="18"/>
+          <w:lang w:val="en-US"/>
+        </w:rPr>
+        <w:t>n</w:t>
+      </w:r>
+      <w:r>
+        <w:rPr>
+          <w:rFonts w:ascii="Consolas" w:hAnsi="Consolas"/>
+          <w:color w:val="202020"/>
+          <w:sz w:val="18"/>
+          <w:szCs w:val="18"/>
+          <w:lang w:val="en-US"/>
+        </w:rPr>
+        <w:t xml:space="preserve">; </w:t>
+      </w:r>
+      <w:proofErr w:type="spellStart"/>
+      <w:r>
+        <w:rPr>
+          <w:rFonts w:ascii="Consolas" w:hAnsi="Consolas"/>
+          <w:color w:val="1F2328"/>
+          <w:sz w:val="18"/>
+          <w:szCs w:val="18"/>
+          <w:lang w:val="en-US"/>
+        </w:rPr>
+        <w:t>i</w:t>
+      </w:r>
+      <w:proofErr w:type="spellEnd"/>
+      <w:r>
+        <w:rPr>
+          <w:rFonts w:ascii="Consolas" w:hAnsi="Consolas"/>
+          <w:color w:val="000000"/>
+          <w:sz w:val="18"/>
+          <w:szCs w:val="18"/>
+          <w:lang w:val="en-US"/>
+        </w:rPr>
+        <w:t>++</w:t>
+      </w:r>
+      <w:r>
+        <w:rPr>
+          <w:rFonts w:ascii="Consolas" w:hAnsi="Consolas"/>
+          <w:color w:val="202020"/>
+          <w:sz w:val="18"/>
+          <w:szCs w:val="18"/>
+          <w:lang w:val="en-US"/>
+        </w:rPr>
+        <w:t xml:space="preserve">) </w:t>
+      </w:r>
+    </w:p>
+    <w:p>
+      <w:pPr>
+        <w:shd w:val="clear" w:color="auto" w:fill="FFFFFF"/>
+        <w:spacing w:line="285" w:lineRule="atLeast"/>
+        <w:rPr>
+          <w:rFonts w:ascii="Consolas" w:hAnsi="Consolas"/>
+          <w:color w:val="202020"/>
+          <w:sz w:val="18"/>
+          <w:szCs w:val="18"/>
+          <w:lang w:val="en-US"/>
+        </w:rPr>
+      </w:pPr>
+      <w:r>
+        <w:rPr>
+          <w:rFonts w:ascii="Consolas" w:hAnsi="Consolas"/>
+          <w:color w:val="202020"/>
+          <w:sz w:val="18"/>
+          <w:szCs w:val="18"/>
+          <w:lang w:val="en-US"/>
+        </w:rPr>
+        <w:t xml:space="preserve">    </w:t>
+      </w:r>
+      <w:r>
+        <w:rPr>
+          <w:rFonts w:ascii="Consolas" w:hAnsi="Consolas"/>
+          <w:color w:val="1F2328"/>
+          <w:sz w:val="18"/>
+          <w:szCs w:val="18"/>
+          <w:lang w:val="en-US"/>
+        </w:rPr>
+        <w:t>{</w:t>
+      </w:r>
+    </w:p>
+    <w:p>
+      <w:pPr>
+        <w:shd w:val="clear" w:color="auto" w:fill="FFFFFF"/>
+        <w:spacing w:line="285" w:lineRule="atLeast"/>
+        <w:rPr>
+          <w:rFonts w:ascii="Consolas" w:hAnsi="Consolas"/>
+          <w:color w:val="202020"/>
+          <w:sz w:val="18"/>
+          <w:szCs w:val="18"/>
+          <w:lang w:val="en-US"/>
+        </w:rPr>
+      </w:pPr>
+      <w:r>
+        <w:rPr>
+          <w:rFonts w:ascii="Consolas" w:hAnsi="Consolas"/>
+          <w:color w:val="1F2328"/>
+          <w:sz w:val="18"/>
+          <w:szCs w:val="18"/>
+          <w:lang w:val="en-US"/>
+        </w:rPr>
+        <w:t xml:space="preserve">        </w:t>
+      </w:r>
+      <w:proofErr w:type="gramStart"/>
+      <w:r>
+        <w:rPr>
+          <w:rFonts w:ascii="Consolas" w:hAnsi="Consolas"/>
+          <w:color w:val="1F2328"/>
+          <w:sz w:val="18"/>
+          <w:szCs w:val="18"/>
+          <w:lang w:val="en-US"/>
+        </w:rPr>
+        <w:t>res</w:t>
+      </w:r>
+      <w:proofErr w:type="gramEnd"/>
+      <w:r>
+        <w:rPr>
+          <w:rFonts w:ascii="Consolas" w:hAnsi="Consolas"/>
+          <w:color w:val="1F2328"/>
+          <w:sz w:val="18"/>
+          <w:szCs w:val="18"/>
+          <w:lang w:val="en-US"/>
+        </w:rPr>
+        <w:t xml:space="preserve"> </w:t>
+      </w:r>
+      <w:r>
+        <w:rPr>
+          <w:rFonts w:ascii="Consolas" w:hAnsi="Consolas"/>
+          <w:color w:val="000000"/>
+          <w:sz w:val="18"/>
+          <w:szCs w:val="18"/>
+          <w:lang w:val="en-US"/>
+        </w:rPr>
+        <w:t>=</w:t>
+      </w:r>
+      <w:r>
+        <w:rPr>
+          <w:rFonts w:ascii="Consolas" w:hAnsi="Consolas"/>
+          <w:color w:val="1F2328"/>
+          <w:sz w:val="18"/>
+          <w:szCs w:val="18"/>
+          <w:lang w:val="en-US"/>
+        </w:rPr>
+        <w:t xml:space="preserve"> res </w:t>
+      </w:r>
+      <w:r>
+        <w:rPr>
+          <w:rFonts w:ascii="Consolas" w:hAnsi="Consolas"/>
+          <w:color w:val="000000"/>
+          <w:sz w:val="18"/>
+          <w:szCs w:val="18"/>
+          <w:lang w:val="en-US"/>
+        </w:rPr>
+        <w:t>*</w:t>
+      </w:r>
+      <w:r>
+        <w:rPr>
+          <w:rFonts w:ascii="Consolas" w:hAnsi="Consolas"/>
+          <w:color w:val="1F2328"/>
+          <w:sz w:val="18"/>
+          <w:szCs w:val="18"/>
+          <w:lang w:val="en-US"/>
+        </w:rPr>
+        <w:t xml:space="preserve"> </w:t>
+      </w:r>
+      <w:proofErr w:type="spellStart"/>
+      <w:r>
+        <w:rPr>
+          <w:rFonts w:ascii="Consolas" w:hAnsi="Consolas"/>
+          <w:color w:val="1F2328"/>
+          <w:sz w:val="18"/>
+          <w:szCs w:val="18"/>
+          <w:lang w:val="en-US"/>
+        </w:rPr>
+        <w:t>i</w:t>
+      </w:r>
+      <w:proofErr w:type="spellEnd"/>
+      <w:r>
+        <w:rPr>
+          <w:rFonts w:ascii="Consolas" w:hAnsi="Consolas"/>
+          <w:color w:val="1F2328"/>
+          <w:sz w:val="18"/>
+          <w:szCs w:val="18"/>
+          <w:lang w:val="en-US"/>
+        </w:rPr>
+        <w:t>;</w:t>
+      </w:r>
+    </w:p>
+    <w:p>
+      <w:pPr>
+        <w:shd w:val="clear" w:color="auto" w:fill="FFFFFF"/>
+        <w:spacing w:line="285" w:lineRule="atLeast"/>
+        <w:rPr>
+          <w:rFonts w:ascii="Consolas" w:hAnsi="Consolas"/>
+          <w:color w:val="202020"/>
+          <w:sz w:val="18"/>
+          <w:szCs w:val="18"/>
+          <w:lang w:val="en-US"/>
+        </w:rPr>
+      </w:pPr>
+      <w:r>
+        <w:rPr>
+          <w:rFonts w:ascii="Consolas" w:hAnsi="Consolas"/>
+          <w:color w:val="1F2328"/>
+          <w:sz w:val="18"/>
+          <w:szCs w:val="18"/>
+          <w:lang w:val="en-US"/>
+        </w:rPr>
+        <w:t>    }</w:t>
+      </w:r>
+    </w:p>
+    <w:p>
+      <w:pPr>
+        <w:shd w:val="clear" w:color="auto" w:fill="FFFFFF"/>
+        <w:spacing w:line="285" w:lineRule="atLeast"/>
+        <w:rPr>
+          <w:rFonts w:ascii="Consolas" w:hAnsi="Consolas"/>
+          <w:color w:val="202020"/>
+          <w:sz w:val="18"/>
+          <w:szCs w:val="18"/>
+          <w:lang w:val="en-US"/>
+        </w:rPr>
+      </w:pPr>
+      <w:r>
+        <w:rPr>
+          <w:rFonts w:ascii="Consolas" w:hAnsi="Consolas"/>
+          <w:color w:val="202020"/>
+          <w:sz w:val="18"/>
+          <w:szCs w:val="18"/>
+          <w:lang w:val="en-US"/>
+        </w:rPr>
+        <w:t xml:space="preserve">    </w:t>
+      </w:r>
+      <w:proofErr w:type="gramStart"/>
+      <w:r>
+        <w:rPr>
+          <w:rFonts w:ascii="Consolas" w:hAnsi="Consolas"/>
+          <w:color w:val="AF00DB"/>
+          <w:sz w:val="18"/>
+          <w:szCs w:val="18"/>
+          <w:lang w:val="en-US"/>
+        </w:rPr>
+        <w:t>return</w:t>
+      </w:r>
+      <w:proofErr w:type="gramEnd"/>
+      <w:r>
+        <w:rPr>
+          <w:rFonts w:ascii="Consolas" w:hAnsi="Consolas"/>
+          <w:color w:val="202020"/>
+          <w:sz w:val="18"/>
+          <w:szCs w:val="18"/>
+          <w:lang w:val="en-US"/>
+        </w:rPr>
+        <w:t xml:space="preserve"> </w:t>
+      </w:r>
+      <w:r>
+        <w:rPr>
+          <w:rFonts w:ascii="Consolas" w:hAnsi="Consolas"/>
+          <w:color w:val="1F2328"/>
+          <w:sz w:val="18"/>
+          <w:szCs w:val="18"/>
+          <w:lang w:val="en-US"/>
+        </w:rPr>
+        <w:t>res</w:t>
+      </w:r>
+      <w:r>
+        <w:rPr>
+          <w:rFonts w:ascii="Consolas" w:hAnsi="Consolas"/>
+          <w:color w:val="202020"/>
+          <w:sz w:val="18"/>
+          <w:szCs w:val="18"/>
+          <w:lang w:val="en-US"/>
+        </w:rPr>
+        <w:t xml:space="preserve">; </w:t>
+      </w:r>
+    </w:p>
+    <w:p>
+      <w:pPr>
+        <w:shd w:val="clear" w:color="auto" w:fill="FFFFFF"/>
+        <w:spacing w:line="285" w:lineRule="atLeast"/>
+        <w:rPr>
+          <w:rFonts w:ascii="Consolas" w:hAnsi="Consolas"/>
+          <w:color w:val="202020"/>
+          <w:sz w:val="18"/>
+          <w:szCs w:val="18"/>
+          <w:lang w:val="en-US"/>
+        </w:rPr>
+      </w:pPr>
+      <w:r>
+        <w:rPr>
+          <w:rFonts w:ascii="Consolas" w:hAnsi="Consolas"/>
+          <w:color w:val="202020"/>
+          <w:sz w:val="18"/>
+          <w:szCs w:val="18"/>
+          <w:lang w:val="en-US"/>
+        </w:rPr>
+        <w:t>}</w:t>
+      </w:r>
+    </w:p>
+    <w:p>
+      <w:pPr>
+        <w:shd w:val="clear" w:color="auto" w:fill="FFFFFF"/>
+        <w:spacing w:line="285" w:lineRule="atLeast"/>
+        <w:rPr>
+          <w:rFonts w:ascii="Consolas" w:hAnsi="Consolas"/>
+          <w:color w:val="202020"/>
+          <w:sz w:val="18"/>
+          <w:szCs w:val="18"/>
+          <w:lang w:val="en-US"/>
+        </w:rPr>
+      </w:pPr>
+    </w:p>
+    <w:p>
+      <w:pPr>
+        <w:shd w:val="clear" w:color="auto" w:fill="FFFFFF"/>
+        <w:spacing w:line="285" w:lineRule="atLeast"/>
+        <w:rPr>
+          <w:rFonts w:ascii="Consolas" w:hAnsi="Consolas"/>
+          <w:color w:val="202020"/>
+          <w:sz w:val="18"/>
+          <w:szCs w:val="18"/>
+          <w:lang w:val="en-US"/>
+        </w:rPr>
+      </w:pPr>
+      <w:proofErr w:type="spellStart"/>
+      <w:proofErr w:type="gramStart"/>
+      <w:r>
+        <w:rPr>
+          <w:rFonts w:ascii="Consolas" w:hAnsi="Consolas"/>
+          <w:color w:val="CF222E"/>
+          <w:sz w:val="18"/>
+          <w:szCs w:val="18"/>
+          <w:lang w:val="en-US"/>
+        </w:rPr>
+        <w:t>int</w:t>
+      </w:r>
+      <w:proofErr w:type="spellEnd"/>
+      <w:proofErr w:type="gramEnd"/>
+      <w:r>
+        <w:rPr>
+          <w:rFonts w:ascii="Consolas" w:hAnsi="Consolas"/>
+          <w:color w:val="202020"/>
+          <w:sz w:val="18"/>
+          <w:szCs w:val="18"/>
+          <w:lang w:val="en-US"/>
+        </w:rPr>
+        <w:t xml:space="preserve"> </w:t>
+      </w:r>
+      <w:r>
+        <w:rPr>
+          <w:rFonts w:ascii="Consolas" w:hAnsi="Consolas"/>
+          <w:color w:val="8250DF"/>
+          <w:sz w:val="18"/>
+          <w:szCs w:val="18"/>
+          <w:lang w:val="en-US"/>
+        </w:rPr>
+        <w:t>main</w:t>
+      </w:r>
+      <w:r>
+        <w:rPr>
+          <w:rFonts w:ascii="Consolas" w:hAnsi="Consolas"/>
+          <w:color w:val="202020"/>
+          <w:sz w:val="18"/>
+          <w:szCs w:val="18"/>
+          <w:lang w:val="en-US"/>
+        </w:rPr>
+        <w:t>()</w:t>
+      </w:r>
+    </w:p>
+    <w:p>
+      <w:pPr>
+        <w:shd w:val="clear" w:color="auto" w:fill="FFFFFF"/>
+        <w:spacing w:line="285" w:lineRule="atLeast"/>
+        <w:rPr>
+          <w:rFonts w:ascii="Consolas" w:hAnsi="Consolas"/>
+          <w:color w:val="202020"/>
+          <w:sz w:val="18"/>
+          <w:szCs w:val="18"/>
+          <w:lang w:val="en-US"/>
+        </w:rPr>
+      </w:pPr>
+      <w:r>
+        <w:rPr>
+          <w:rFonts w:ascii="Consolas" w:hAnsi="Consolas"/>
+          <w:color w:val="202020"/>
+          <w:sz w:val="18"/>
+          <w:szCs w:val="18"/>
+          <w:lang w:val="en-US"/>
+        </w:rPr>
+        <w:t>{</w:t>
+      </w:r>
+    </w:p>
+    <w:p>
+      <w:pPr>
+        <w:shd w:val="clear" w:color="auto" w:fill="FFFFFF"/>
+        <w:spacing w:line="285" w:lineRule="atLeast"/>
+        <w:rPr>
+          <w:rFonts w:ascii="Consolas" w:hAnsi="Consolas"/>
+          <w:color w:val="202020"/>
+          <w:sz w:val="18"/>
+          <w:szCs w:val="18"/>
+          <w:lang w:val="en-US"/>
+        </w:rPr>
+      </w:pPr>
+      <w:r>
+        <w:rPr>
+          <w:rFonts w:ascii="Consolas" w:hAnsi="Consolas"/>
+          <w:color w:val="202020"/>
+          <w:sz w:val="18"/>
+          <w:szCs w:val="18"/>
+          <w:lang w:val="en-US"/>
+        </w:rPr>
+        <w:t xml:space="preserve">    </w:t>
+      </w:r>
+      <w:proofErr w:type="spellStart"/>
+      <w:proofErr w:type="gramStart"/>
+      <w:r>
+        <w:rPr>
+          <w:rFonts w:ascii="Consolas" w:hAnsi="Consolas"/>
+          <w:color w:val="8250DF"/>
+          <w:sz w:val="18"/>
+          <w:szCs w:val="18"/>
+          <w:lang w:val="en-US"/>
+        </w:rPr>
+        <w:t>setlocale</w:t>
+      </w:r>
+      <w:proofErr w:type="spellEnd"/>
+      <w:r>
+        <w:rPr>
+          <w:rFonts w:ascii="Consolas" w:hAnsi="Consolas"/>
+          <w:color w:val="202020"/>
+          <w:sz w:val="18"/>
+          <w:szCs w:val="18"/>
+          <w:lang w:val="en-US"/>
+        </w:rPr>
+        <w:t>(</w:t>
+      </w:r>
+      <w:proofErr w:type="gramEnd"/>
+      <w:r>
+        <w:rPr>
+          <w:rFonts w:ascii="Consolas" w:hAnsi="Consolas"/>
+          <w:color w:val="0000FF"/>
+          <w:sz w:val="18"/>
+          <w:szCs w:val="18"/>
+          <w:lang w:val="en-US"/>
+        </w:rPr>
+        <w:t>LC_ALL</w:t>
+      </w:r>
+      <w:r>
+        <w:rPr>
+          <w:rFonts w:ascii="Consolas" w:hAnsi="Consolas"/>
+          <w:color w:val="202020"/>
+          <w:sz w:val="18"/>
+          <w:szCs w:val="18"/>
+          <w:lang w:val="en-US"/>
+        </w:rPr>
+        <w:t xml:space="preserve">, </w:t>
+      </w:r>
+      <w:r>
+        <w:rPr>
+          <w:rFonts w:ascii="Consolas" w:hAnsi="Consolas"/>
+          <w:color w:val="0A3069"/>
+          <w:sz w:val="18"/>
+          <w:szCs w:val="18"/>
+          <w:lang w:val="en-US"/>
+        </w:rPr>
+        <w:t>"Russian"</w:t>
+      </w:r>
+      <w:r>
+        <w:rPr>
+          <w:rFonts w:ascii="Consolas" w:hAnsi="Consolas"/>
+          <w:color w:val="202020"/>
+          <w:sz w:val="18"/>
+          <w:szCs w:val="18"/>
+          <w:lang w:val="en-US"/>
+        </w:rPr>
+        <w:t>);</w:t>
+      </w:r>
+    </w:p>
+    <w:p>
+      <w:pPr>
+        <w:shd w:val="clear" w:color="auto" w:fill="FFFFFF"/>
+        <w:spacing w:line="285" w:lineRule="atLeast"/>
+        <w:rPr>
+          <w:rFonts w:ascii="Consolas" w:hAnsi="Consolas"/>
+          <w:color w:val="202020"/>
+          <w:sz w:val="18"/>
+          <w:szCs w:val="18"/>
+          <w:lang w:val="en-US"/>
+        </w:rPr>
+      </w:pPr>
+      <w:r>
+        <w:rPr>
+          <w:rFonts w:ascii="Consolas" w:hAnsi="Consolas"/>
+          <w:color w:val="202020"/>
+          <w:sz w:val="18"/>
+          <w:szCs w:val="18"/>
+          <w:lang w:val="en-US"/>
+        </w:rPr>
+        <w:t xml:space="preserve">    </w:t>
+      </w:r>
+      <w:proofErr w:type="gramStart"/>
+      <w:r>
+        <w:rPr>
+          <w:rFonts w:ascii="Consolas" w:hAnsi="Consolas"/>
+          <w:color w:val="CF222E"/>
+          <w:sz w:val="18"/>
+          <w:szCs w:val="18"/>
+          <w:lang w:val="en-US"/>
+        </w:rPr>
+        <w:t>double</w:t>
+      </w:r>
+      <w:proofErr w:type="gramEnd"/>
+      <w:r>
+        <w:rPr>
+          <w:rFonts w:ascii="Consolas" w:hAnsi="Consolas"/>
+          <w:color w:val="202020"/>
+          <w:sz w:val="18"/>
+          <w:szCs w:val="18"/>
+          <w:lang w:val="en-US"/>
+        </w:rPr>
+        <w:t xml:space="preserve"> </w:t>
+      </w:r>
+      <w:r>
+        <w:rPr>
+          <w:rFonts w:ascii="Consolas" w:hAnsi="Consolas"/>
+          <w:color w:val="1F2328"/>
+          <w:sz w:val="18"/>
+          <w:szCs w:val="18"/>
+          <w:lang w:val="en-US"/>
+        </w:rPr>
+        <w:t>sum</w:t>
+      </w:r>
+      <w:r>
+        <w:rPr>
+          <w:rFonts w:ascii="Consolas" w:hAnsi="Consolas"/>
+          <w:color w:val="202020"/>
+          <w:sz w:val="18"/>
+          <w:szCs w:val="18"/>
+          <w:lang w:val="en-US"/>
+        </w:rPr>
+        <w:t xml:space="preserve"> </w:t>
+      </w:r>
+      <w:r>
+        <w:rPr>
+          <w:rFonts w:ascii="Consolas" w:hAnsi="Consolas"/>
+          <w:color w:val="000000"/>
+          <w:sz w:val="18"/>
+          <w:szCs w:val="18"/>
+          <w:lang w:val="en-US"/>
+        </w:rPr>
+        <w:t>=</w:t>
+      </w:r>
+      <w:r>
+        <w:rPr>
+          <w:rFonts w:ascii="Consolas" w:hAnsi="Consolas"/>
+          <w:color w:val="202020"/>
+          <w:sz w:val="18"/>
+          <w:szCs w:val="18"/>
+          <w:lang w:val="en-US"/>
+        </w:rPr>
+        <w:t xml:space="preserve"> </w:t>
+      </w:r>
+      <w:r>
+        <w:rPr>
+          <w:rFonts w:ascii="Consolas" w:hAnsi="Consolas"/>
+          <w:color w:val="098658"/>
+          <w:sz w:val="18"/>
+          <w:szCs w:val="18"/>
+          <w:lang w:val="en-US"/>
+        </w:rPr>
+        <w:t>0.0</w:t>
+      </w:r>
+      <w:r>
+        <w:rPr>
+          <w:rFonts w:ascii="Consolas" w:hAnsi="Consolas"/>
+          <w:color w:val="202020"/>
+          <w:sz w:val="18"/>
+          <w:szCs w:val="18"/>
+          <w:lang w:val="en-US"/>
+        </w:rPr>
+        <w:t xml:space="preserve">; </w:t>
+      </w:r>
+    </w:p>
+    <w:p>
+      <w:pPr>
+        <w:shd w:val="clear" w:color="auto" w:fill="FFFFFF"/>
+        <w:spacing w:line="285" w:lineRule="atLeast"/>
+        <w:rPr>
+          <w:rFonts w:ascii="Consolas" w:hAnsi="Consolas"/>
+          <w:color w:val="202020"/>
+          <w:sz w:val="18"/>
+          <w:szCs w:val="18"/>
+          <w:lang w:val="en-US"/>
+        </w:rPr>
+      </w:pPr>
+      <w:r>
+        <w:rPr>
+          <w:rFonts w:ascii="Consolas" w:hAnsi="Consolas"/>
+          <w:color w:val="202020"/>
+          <w:sz w:val="18"/>
+          <w:szCs w:val="18"/>
+          <w:lang w:val="en-US"/>
+        </w:rPr>
+        <w:lastRenderedPageBreak/>
+        <w:t xml:space="preserve">    </w:t>
+      </w:r>
+      <w:proofErr w:type="gramStart"/>
+      <w:r>
+        <w:rPr>
+          <w:rFonts w:ascii="Consolas" w:hAnsi="Consolas"/>
+          <w:color w:val="AF00DB"/>
+          <w:sz w:val="18"/>
+          <w:szCs w:val="18"/>
+          <w:lang w:val="en-US"/>
+        </w:rPr>
+        <w:t>for</w:t>
+      </w:r>
+      <w:proofErr w:type="gramEnd"/>
+      <w:r>
+        <w:rPr>
+          <w:rFonts w:ascii="Consolas" w:hAnsi="Consolas"/>
+          <w:color w:val="202020"/>
+          <w:sz w:val="18"/>
+          <w:szCs w:val="18"/>
+          <w:lang w:val="en-US"/>
+        </w:rPr>
+        <w:t xml:space="preserve"> (</w:t>
+      </w:r>
+      <w:proofErr w:type="spellStart"/>
+      <w:r>
+        <w:rPr>
+          <w:rFonts w:ascii="Consolas" w:hAnsi="Consolas"/>
+          <w:color w:val="CF222E"/>
+          <w:sz w:val="18"/>
+          <w:szCs w:val="18"/>
+          <w:lang w:val="en-US"/>
+        </w:rPr>
+        <w:t>int</w:t>
+      </w:r>
+      <w:proofErr w:type="spellEnd"/>
+      <w:r>
+        <w:rPr>
+          <w:rFonts w:ascii="Consolas" w:hAnsi="Consolas"/>
+          <w:color w:val="202020"/>
+          <w:sz w:val="18"/>
+          <w:szCs w:val="18"/>
+          <w:lang w:val="en-US"/>
+        </w:rPr>
+        <w:t xml:space="preserve"> </w:t>
+      </w:r>
+      <w:r>
+        <w:rPr>
+          <w:rFonts w:ascii="Consolas" w:hAnsi="Consolas"/>
+          <w:color w:val="1F2328"/>
+          <w:sz w:val="18"/>
+          <w:szCs w:val="18"/>
+          <w:lang w:val="en-US"/>
+        </w:rPr>
+        <w:t>n</w:t>
+      </w:r>
+      <w:r>
+        <w:rPr>
+          <w:rFonts w:ascii="Consolas" w:hAnsi="Consolas"/>
+          <w:color w:val="202020"/>
+          <w:sz w:val="18"/>
+          <w:szCs w:val="18"/>
+          <w:lang w:val="en-US"/>
+        </w:rPr>
+        <w:t xml:space="preserve"> </w:t>
+      </w:r>
+      <w:r>
+        <w:rPr>
+          <w:rFonts w:ascii="Consolas" w:hAnsi="Consolas"/>
+          <w:color w:val="000000"/>
+          <w:sz w:val="18"/>
+          <w:szCs w:val="18"/>
+          <w:lang w:val="en-US"/>
+        </w:rPr>
+        <w:t>=</w:t>
+      </w:r>
+      <w:r>
+        <w:rPr>
+          <w:rFonts w:ascii="Consolas" w:hAnsi="Consolas"/>
+          <w:color w:val="202020"/>
+          <w:sz w:val="18"/>
+          <w:szCs w:val="18"/>
+          <w:lang w:val="en-US"/>
+        </w:rPr>
+        <w:t xml:space="preserve"> </w:t>
+      </w:r>
+      <w:r>
+        <w:rPr>
+          <w:rFonts w:ascii="Consolas" w:hAnsi="Consolas"/>
+          <w:color w:val="098658"/>
+          <w:sz w:val="18"/>
+          <w:szCs w:val="18"/>
+          <w:lang w:val="en-US"/>
+        </w:rPr>
+        <w:t>1</w:t>
+      </w:r>
+      <w:r>
+        <w:rPr>
+          <w:rFonts w:ascii="Consolas" w:hAnsi="Consolas"/>
+          <w:color w:val="202020"/>
+          <w:sz w:val="18"/>
+          <w:szCs w:val="18"/>
+          <w:lang w:val="en-US"/>
+        </w:rPr>
+        <w:t xml:space="preserve">; </w:t>
+      </w:r>
+      <w:r>
+        <w:rPr>
+          <w:rFonts w:ascii="Consolas" w:hAnsi="Consolas"/>
+          <w:color w:val="1F2328"/>
+          <w:sz w:val="18"/>
+          <w:szCs w:val="18"/>
+          <w:lang w:val="en-US"/>
+        </w:rPr>
+        <w:t>n</w:t>
+      </w:r>
+      <w:r>
+        <w:rPr>
+          <w:rFonts w:ascii="Consolas" w:hAnsi="Consolas"/>
+          <w:color w:val="202020"/>
+          <w:sz w:val="18"/>
+          <w:szCs w:val="18"/>
+          <w:lang w:val="en-US"/>
+        </w:rPr>
+        <w:t xml:space="preserve"> </w:t>
+      </w:r>
+      <w:r>
+        <w:rPr>
+          <w:rFonts w:ascii="Consolas" w:hAnsi="Consolas"/>
+          <w:color w:val="000000"/>
+          <w:sz w:val="18"/>
+          <w:szCs w:val="18"/>
+          <w:lang w:val="en-US"/>
+        </w:rPr>
+        <w:t>&lt;=</w:t>
+      </w:r>
+      <w:r>
+        <w:rPr>
+          <w:rFonts w:ascii="Consolas" w:hAnsi="Consolas"/>
+          <w:color w:val="202020"/>
+          <w:sz w:val="18"/>
+          <w:szCs w:val="18"/>
+          <w:lang w:val="en-US"/>
+        </w:rPr>
+        <w:t xml:space="preserve"> </w:t>
+      </w:r>
+      <w:r>
+        <w:rPr>
+          <w:rFonts w:ascii="Consolas" w:hAnsi="Consolas"/>
+          <w:color w:val="098658"/>
+          <w:sz w:val="18"/>
+          <w:szCs w:val="18"/>
+          <w:lang w:val="en-US"/>
+        </w:rPr>
+        <w:t>13</w:t>
+      </w:r>
+      <w:r>
+        <w:rPr>
+          <w:rFonts w:ascii="Consolas" w:hAnsi="Consolas"/>
+          <w:color w:val="202020"/>
+          <w:sz w:val="18"/>
+          <w:szCs w:val="18"/>
+          <w:lang w:val="en-US"/>
+        </w:rPr>
+        <w:t xml:space="preserve">; </w:t>
+      </w:r>
+      <w:r>
+        <w:rPr>
+          <w:rFonts w:ascii="Consolas" w:hAnsi="Consolas"/>
+          <w:color w:val="1F2328"/>
+          <w:sz w:val="18"/>
+          <w:szCs w:val="18"/>
+          <w:lang w:val="en-US"/>
+        </w:rPr>
+        <w:t>n</w:t>
+      </w:r>
+      <w:r>
+        <w:rPr>
+          <w:rFonts w:ascii="Consolas" w:hAnsi="Consolas"/>
+          <w:color w:val="000000"/>
+          <w:sz w:val="18"/>
+          <w:szCs w:val="18"/>
+          <w:lang w:val="en-US"/>
+        </w:rPr>
+        <w:t>++</w:t>
+      </w:r>
+      <w:r>
+        <w:rPr>
+          <w:rFonts w:ascii="Consolas" w:hAnsi="Consolas"/>
+          <w:color w:val="202020"/>
+          <w:sz w:val="18"/>
+          <w:szCs w:val="18"/>
+          <w:lang w:val="en-US"/>
+        </w:rPr>
+        <w:t>)</w:t>
+      </w:r>
+    </w:p>
+    <w:p>
+      <w:pPr>
+        <w:shd w:val="clear" w:color="auto" w:fill="FFFFFF"/>
+        <w:spacing w:line="285" w:lineRule="atLeast"/>
+        <w:rPr>
+          <w:rFonts w:ascii="Consolas" w:hAnsi="Consolas"/>
+          <w:color w:val="202020"/>
+          <w:sz w:val="18"/>
+          <w:szCs w:val="18"/>
+          <w:lang w:val="en-US"/>
+        </w:rPr>
+      </w:pPr>
+      <w:r>
+        <w:rPr>
+          <w:rFonts w:ascii="Consolas" w:hAnsi="Consolas"/>
+          <w:color w:val="202020"/>
+          <w:sz w:val="18"/>
+          <w:szCs w:val="18"/>
+          <w:lang w:val="en-US"/>
+        </w:rPr>
+        <w:t xml:space="preserve">    </w:t>
+      </w:r>
+      <w:r>
+        <w:rPr>
+          <w:rFonts w:ascii="Consolas" w:hAnsi="Consolas"/>
+          <w:color w:val="1F2328"/>
+          <w:sz w:val="18"/>
+          <w:szCs w:val="18"/>
+          <w:lang w:val="en-US"/>
+        </w:rPr>
+        <w:t>{</w:t>
+      </w:r>
+    </w:p>
+    <w:p>
+      <w:pPr>
+        <w:shd w:val="clear" w:color="auto" w:fill="FFFFFF"/>
+        <w:spacing w:line="285" w:lineRule="atLeast"/>
+        <w:rPr>
+          <w:rFonts w:ascii="Consolas" w:hAnsi="Consolas"/>
+          <w:color w:val="202020"/>
+          <w:sz w:val="18"/>
+          <w:szCs w:val="18"/>
+          <w:lang w:val="en-US"/>
+        </w:rPr>
+      </w:pPr>
+      <w:r>
+        <w:rPr>
+          <w:rFonts w:ascii="Consolas" w:hAnsi="Consolas"/>
+          <w:color w:val="1F2328"/>
+          <w:sz w:val="18"/>
+          <w:szCs w:val="18"/>
+          <w:lang w:val="en-US"/>
+        </w:rPr>
+        <w:t xml:space="preserve">        </w:t>
+      </w:r>
+      <w:proofErr w:type="gramStart"/>
+      <w:r>
+        <w:rPr>
+          <w:rFonts w:ascii="Consolas" w:hAnsi="Consolas"/>
+          <w:color w:val="1F2328"/>
+          <w:sz w:val="18"/>
+          <w:szCs w:val="18"/>
+          <w:lang w:val="en-US"/>
+        </w:rPr>
+        <w:t>sum</w:t>
+      </w:r>
+      <w:proofErr w:type="gramEnd"/>
+      <w:r>
+        <w:rPr>
+          <w:rFonts w:ascii="Consolas" w:hAnsi="Consolas"/>
+          <w:color w:val="1F2328"/>
+          <w:sz w:val="18"/>
+          <w:szCs w:val="18"/>
+          <w:lang w:val="en-US"/>
+        </w:rPr>
+        <w:t xml:space="preserve"> </w:t>
+      </w:r>
+      <w:r>
+        <w:rPr>
+          <w:rFonts w:ascii="Consolas" w:hAnsi="Consolas"/>
+          <w:color w:val="000000"/>
+          <w:sz w:val="18"/>
+          <w:szCs w:val="18"/>
+          <w:lang w:val="en-US"/>
+        </w:rPr>
+        <w:t>+=</w:t>
+      </w:r>
+      <w:r>
+        <w:rPr>
+          <w:rFonts w:ascii="Consolas" w:hAnsi="Consolas"/>
+          <w:color w:val="1F2328"/>
+          <w:sz w:val="18"/>
+          <w:szCs w:val="18"/>
+          <w:lang w:val="en-US"/>
+        </w:rPr>
+        <w:t xml:space="preserve"> </w:t>
+      </w:r>
+      <w:r>
+        <w:rPr>
+          <w:rFonts w:ascii="Consolas" w:hAnsi="Consolas"/>
+          <w:color w:val="8250DF"/>
+          <w:sz w:val="18"/>
+          <w:szCs w:val="18"/>
+          <w:lang w:val="en-US"/>
+        </w:rPr>
+        <w:t>log</w:t>
+      </w:r>
+      <w:r>
+        <w:rPr>
+          <w:rFonts w:ascii="Consolas" w:hAnsi="Consolas"/>
+          <w:color w:val="1F2328"/>
+          <w:sz w:val="18"/>
+          <w:szCs w:val="18"/>
+          <w:lang w:val="en-US"/>
+        </w:rPr>
+        <w:t>(</w:t>
+      </w:r>
+      <w:r>
+        <w:rPr>
+          <w:rFonts w:ascii="Consolas" w:hAnsi="Consolas"/>
+          <w:color w:val="8250DF"/>
+          <w:sz w:val="18"/>
+          <w:szCs w:val="18"/>
+          <w:lang w:val="en-US"/>
+        </w:rPr>
+        <w:t>factorial</w:t>
+      </w:r>
+      <w:r>
+        <w:rPr>
+          <w:rFonts w:ascii="Consolas" w:hAnsi="Consolas"/>
+          <w:color w:val="1F2328"/>
+          <w:sz w:val="18"/>
+          <w:szCs w:val="18"/>
+          <w:lang w:val="en-US"/>
+        </w:rPr>
+        <w:t xml:space="preserve">(n)) </w:t>
+      </w:r>
+      <w:r>
+        <w:rPr>
+          <w:rFonts w:ascii="Consolas" w:hAnsi="Consolas"/>
+          <w:color w:val="000000"/>
+          <w:sz w:val="18"/>
+          <w:szCs w:val="18"/>
+          <w:lang w:val="en-US"/>
+        </w:rPr>
+        <w:t>/</w:t>
+      </w:r>
+      <w:r>
+        <w:rPr>
+          <w:rFonts w:ascii="Consolas" w:hAnsi="Consolas"/>
+          <w:color w:val="1F2328"/>
+          <w:sz w:val="18"/>
+          <w:szCs w:val="18"/>
+          <w:lang w:val="en-US"/>
+        </w:rPr>
+        <w:t xml:space="preserve"> (n </w:t>
+      </w:r>
+      <w:r>
+        <w:rPr>
+          <w:rFonts w:ascii="Consolas" w:hAnsi="Consolas"/>
+          <w:color w:val="000000"/>
+          <w:sz w:val="18"/>
+          <w:szCs w:val="18"/>
+          <w:lang w:val="en-US"/>
+        </w:rPr>
+        <w:t>*</w:t>
+      </w:r>
+      <w:r>
+        <w:rPr>
+          <w:rFonts w:ascii="Consolas" w:hAnsi="Consolas"/>
+          <w:color w:val="1F2328"/>
+          <w:sz w:val="18"/>
+          <w:szCs w:val="18"/>
+          <w:lang w:val="en-US"/>
+        </w:rPr>
+        <w:t xml:space="preserve"> n);</w:t>
+      </w:r>
+      <w:r>
+        <w:rPr>
+          <w:rFonts w:ascii="Consolas" w:hAnsi="Consolas"/>
+          <w:color w:val="6E7781"/>
+          <w:sz w:val="18"/>
+          <w:szCs w:val="18"/>
+          <w:lang w:val="en-US"/>
+        </w:rPr>
+        <w:t xml:space="preserve"> // </w:t>
+      </w:r>
+      <w:proofErr w:type="spellStart"/>
+      <w:r>
+        <w:rPr>
+          <w:rFonts w:ascii="Consolas" w:hAnsi="Consolas"/>
+          <w:color w:val="6E7781"/>
+          <w:sz w:val="18"/>
+          <w:szCs w:val="18"/>
+          <w:lang w:val="en-US"/>
+        </w:rPr>
+        <w:t>a_n</w:t>
+      </w:r>
+      <w:proofErr w:type="spellEnd"/>
+      <w:r>
+        <w:rPr>
+          <w:rFonts w:ascii="Consolas" w:hAnsi="Consolas"/>
+          <w:color w:val="6E7781"/>
+          <w:sz w:val="18"/>
+          <w:szCs w:val="18"/>
+          <w:lang w:val="en-US"/>
+        </w:rPr>
+        <w:t xml:space="preserve"> = ln(n!) / (n^2)</w:t>
+      </w:r>
+    </w:p>
+    <w:p>
+      <w:pPr>
+        <w:shd w:val="clear" w:color="auto" w:fill="FFFFFF"/>
+        <w:spacing w:line="285" w:lineRule="atLeast"/>
+        <w:rPr>
+          <w:rFonts w:ascii="Consolas" w:hAnsi="Consolas"/>
+          <w:color w:val="202020"/>
+          <w:sz w:val="18"/>
+          <w:szCs w:val="18"/>
+          <w:lang w:val="ru-RU"/>
+        </w:rPr>
+      </w:pPr>
+      <w:r>
+        <w:rPr>
+          <w:rFonts w:ascii="Consolas" w:hAnsi="Consolas"/>
+          <w:color w:val="1F2328"/>
+          <w:sz w:val="18"/>
+          <w:szCs w:val="18"/>
+          <w:lang w:val="en-US"/>
+        </w:rPr>
+        <w:t xml:space="preserve">    </w:t>
+      </w:r>
+      <w:r>
+        <w:rPr>
+          <w:rFonts w:ascii="Consolas" w:hAnsi="Consolas"/>
+          <w:color w:val="1F2328"/>
+          <w:sz w:val="18"/>
+          <w:szCs w:val="18"/>
+          <w:lang w:val="ru-RU"/>
+        </w:rPr>
+        <w:t>}</w:t>
+      </w:r>
+    </w:p>
+    <w:p>
+      <w:pPr>
+        <w:shd w:val="clear" w:color="auto" w:fill="FFFFFF"/>
+        <w:spacing w:line="285" w:lineRule="atLeast"/>
+        <w:rPr>
+          <w:rFonts w:ascii="Consolas" w:hAnsi="Consolas"/>
+          <w:color w:val="202020"/>
+          <w:sz w:val="18"/>
+          <w:szCs w:val="18"/>
+          <w:lang w:val="ru-RU"/>
+        </w:rPr>
+      </w:pPr>
+    </w:p>
+    <w:p>
+      <w:pPr>
+        <w:shd w:val="clear" w:color="auto" w:fill="FFFFFF"/>
+        <w:spacing w:line="285" w:lineRule="atLeast"/>
+        <w:rPr>
+          <w:rFonts w:ascii="Consolas" w:hAnsi="Consolas"/>
+          <w:color w:val="202020"/>
+          <w:sz w:val="18"/>
+          <w:szCs w:val="18"/>
+          <w:lang w:val="ru-RU"/>
+        </w:rPr>
+      </w:pPr>
+      <w:r>
+        <w:rPr>
+          <w:rFonts w:ascii="Consolas" w:hAnsi="Consolas"/>
+          <w:color w:val="202020"/>
+          <w:sz w:val="18"/>
+          <w:szCs w:val="18"/>
+          <w:lang w:val="ru-RU"/>
+        </w:rPr>
+        <w:t xml:space="preserve">    </w:t>
+      </w:r>
+      <w:proofErr w:type="spellStart"/>
+      <w:r>
+        <w:rPr>
+          <w:rFonts w:ascii="Consolas" w:hAnsi="Consolas"/>
+          <w:color w:val="1F2328"/>
+          <w:sz w:val="18"/>
+          <w:szCs w:val="18"/>
+          <w:lang w:val="ru-RU"/>
+        </w:rPr>
+        <w:t>cout</w:t>
+      </w:r>
+      <w:proofErr w:type="spellEnd"/>
+      <w:r>
+        <w:rPr>
+          <w:rFonts w:ascii="Consolas" w:hAnsi="Consolas"/>
+          <w:color w:val="202020"/>
+          <w:sz w:val="18"/>
+          <w:szCs w:val="18"/>
+          <w:lang w:val="ru-RU"/>
+        </w:rPr>
+        <w:t xml:space="preserve"> </w:t>
+      </w:r>
+      <w:proofErr w:type="gramStart"/>
+      <w:r>
+        <w:rPr>
+          <w:rFonts w:ascii="Consolas" w:hAnsi="Consolas"/>
+          <w:color w:val="8250DF"/>
+          <w:sz w:val="18"/>
+          <w:szCs w:val="18"/>
+          <w:lang w:val="ru-RU"/>
+        </w:rPr>
+        <w:t>&lt;&lt;</w:t>
+      </w:r>
+      <w:r>
+        <w:rPr>
+          <w:rFonts w:ascii="Consolas" w:hAnsi="Consolas"/>
+          <w:color w:val="202020"/>
+          <w:sz w:val="18"/>
+          <w:szCs w:val="18"/>
+          <w:lang w:val="ru-RU"/>
+        </w:rPr>
+        <w:t xml:space="preserve"> </w:t>
+      </w:r>
+      <w:r>
+        <w:rPr>
+          <w:rFonts w:ascii="Consolas" w:hAnsi="Consolas"/>
+          <w:color w:val="0A3069"/>
+          <w:sz w:val="18"/>
+          <w:szCs w:val="18"/>
+          <w:lang w:val="ru-RU"/>
+        </w:rPr>
+        <w:t>"</w:t>
+      </w:r>
+      <w:proofErr w:type="gramEnd"/>
+      <w:r>
+        <w:rPr>
+          <w:rFonts w:ascii="Consolas" w:hAnsi="Consolas"/>
+          <w:color w:val="0A3069"/>
+          <w:sz w:val="18"/>
+          <w:szCs w:val="18"/>
+          <w:lang w:val="ru-RU"/>
+        </w:rPr>
+        <w:t>Результат суммы ряда (13 членов): "</w:t>
+      </w:r>
+      <w:r>
+        <w:rPr>
+          <w:rFonts w:ascii="Consolas" w:hAnsi="Consolas"/>
+          <w:color w:val="202020"/>
+          <w:sz w:val="18"/>
+          <w:szCs w:val="18"/>
+          <w:lang w:val="ru-RU"/>
+        </w:rPr>
+        <w:t xml:space="preserve"> </w:t>
+      </w:r>
+      <w:r>
+        <w:rPr>
+          <w:rFonts w:ascii="Consolas" w:hAnsi="Consolas"/>
+          <w:color w:val="8250DF"/>
+          <w:sz w:val="18"/>
+          <w:szCs w:val="18"/>
+          <w:lang w:val="ru-RU"/>
+        </w:rPr>
+        <w:t>&lt;&lt;</w:t>
+      </w:r>
+      <w:r>
+        <w:rPr>
+          <w:rFonts w:ascii="Consolas" w:hAnsi="Consolas"/>
+          <w:color w:val="202020"/>
+          <w:sz w:val="18"/>
+          <w:szCs w:val="18"/>
+          <w:lang w:val="ru-RU"/>
+        </w:rPr>
+        <w:t xml:space="preserve"> </w:t>
+      </w:r>
+      <w:proofErr w:type="spellStart"/>
+      <w:r>
+        <w:rPr>
+          <w:rFonts w:ascii="Consolas" w:hAnsi="Consolas"/>
+          <w:color w:val="1F2328"/>
+          <w:sz w:val="18"/>
+          <w:szCs w:val="18"/>
+          <w:lang w:val="ru-RU"/>
+        </w:rPr>
+        <w:t>sum</w:t>
+      </w:r>
+      <w:proofErr w:type="spellEnd"/>
+      <w:r>
+        <w:rPr>
+          <w:rFonts w:ascii="Consolas" w:hAnsi="Consolas"/>
+          <w:color w:val="202020"/>
+          <w:sz w:val="18"/>
+          <w:szCs w:val="18"/>
+          <w:lang w:val="ru-RU"/>
+        </w:rPr>
+        <w:t xml:space="preserve"> </w:t>
+      </w:r>
+      <w:r>
+        <w:rPr>
+          <w:rFonts w:ascii="Consolas" w:hAnsi="Consolas"/>
+          <w:color w:val="8250DF"/>
+          <w:sz w:val="18"/>
+          <w:szCs w:val="18"/>
+          <w:lang w:val="ru-RU"/>
+        </w:rPr>
+        <w:t>&lt;&lt;</w:t>
+      </w:r>
+      <w:r>
+        <w:rPr>
+          <w:rFonts w:ascii="Consolas" w:hAnsi="Consolas"/>
+          <w:color w:val="202020"/>
+          <w:sz w:val="18"/>
+          <w:szCs w:val="18"/>
+          <w:lang w:val="ru-RU"/>
+        </w:rPr>
+        <w:t xml:space="preserve"> </w:t>
+      </w:r>
+      <w:proofErr w:type="spellStart"/>
+      <w:r>
+        <w:rPr>
+          <w:rFonts w:ascii="Consolas" w:hAnsi="Consolas"/>
+          <w:color w:val="8250DF"/>
+          <w:sz w:val="18"/>
+          <w:szCs w:val="18"/>
+          <w:lang w:val="ru-RU"/>
+        </w:rPr>
+        <w:t>endl</w:t>
+      </w:r>
+      <w:proofErr w:type="spellEnd"/>
+      <w:r>
+        <w:rPr>
+          <w:rFonts w:ascii="Consolas" w:hAnsi="Consolas"/>
+          <w:color w:val="202020"/>
+          <w:sz w:val="18"/>
+          <w:szCs w:val="18"/>
+          <w:lang w:val="ru-RU"/>
+        </w:rPr>
+        <w:t>;</w:t>
+      </w:r>
+    </w:p>
+    <w:p>
+      <w:pPr>
+        <w:shd w:val="clear" w:color="auto" w:fill="FFFFFF"/>
+        <w:spacing w:line="285" w:lineRule="atLeast"/>
+        <w:rPr>
+          <w:rFonts w:ascii="Consolas" w:hAnsi="Consolas"/>
+          <w:color w:val="202020"/>
+          <w:sz w:val="18"/>
+          <w:szCs w:val="18"/>
+          <w:lang w:val="ru-RU"/>
+        </w:rPr>
+      </w:pPr>
+    </w:p>
+    <w:p>
+      <w:pPr>
+        <w:shd w:val="clear" w:color="auto" w:fill="FFFFFF"/>
+        <w:spacing w:line="285" w:lineRule="atLeast"/>
+        <w:rPr>
+          <w:rFonts w:ascii="Consolas" w:hAnsi="Consolas"/>
+          <w:color w:val="202020"/>
+          <w:sz w:val="18"/>
+          <w:szCs w:val="18"/>
+          <w:lang w:val="ru-RU"/>
+        </w:rPr>
+      </w:pPr>
+      <w:r>
+        <w:rPr>
+          <w:rFonts w:ascii="Consolas" w:hAnsi="Consolas"/>
+          <w:color w:val="202020"/>
+          <w:sz w:val="18"/>
+          <w:szCs w:val="18"/>
+          <w:lang w:val="ru-RU"/>
+        </w:rPr>
+        <w:t xml:space="preserve">    </w:t>
+      </w:r>
+      <w:proofErr w:type="spellStart"/>
+      <w:r>
+        <w:rPr>
+          <w:rFonts w:ascii="Consolas" w:hAnsi="Consolas"/>
+          <w:color w:val="AF00DB"/>
+          <w:sz w:val="18"/>
+          <w:szCs w:val="18"/>
+          <w:lang w:val="ru-RU"/>
+        </w:rPr>
+        <w:t>return</w:t>
+      </w:r>
+      <w:proofErr w:type="spellEnd"/>
+      <w:r>
+        <w:rPr>
+          <w:rFonts w:ascii="Consolas" w:hAnsi="Consolas"/>
+          <w:color w:val="202020"/>
+          <w:sz w:val="18"/>
+          <w:szCs w:val="18"/>
+          <w:lang w:val="ru-RU"/>
+        </w:rPr>
+        <w:t xml:space="preserve"> </w:t>
+      </w:r>
+      <w:r>
+        <w:rPr>
+          <w:rFonts w:ascii="Consolas" w:hAnsi="Consolas"/>
+          <w:color w:val="098658"/>
+          <w:sz w:val="18"/>
+          <w:szCs w:val="18"/>
+          <w:lang w:val="ru-RU"/>
+        </w:rPr>
+        <w:t>0</w:t>
+      </w:r>
+      <w:r>
+        <w:rPr>
+          <w:rFonts w:ascii="Consolas" w:hAnsi="Consolas"/>
+          <w:color w:val="202020"/>
+          <w:sz w:val="18"/>
+          <w:szCs w:val="18"/>
+          <w:lang w:val="ru-RU"/>
+        </w:rPr>
+        <w:t>;</w:t>
+      </w:r>
+    </w:p>
+    <w:p>
+      <w:pPr>
+        <w:shd w:val="clear" w:color="auto" w:fill="FFFFFF"/>
+        <w:spacing w:line="285" w:lineRule="atLeast"/>
+        <w:rPr>
+          <w:rFonts w:ascii="Consolas" w:hAnsi="Consolas"/>
+          <w:color w:val="202020"/>
+          <w:sz w:val="18"/>
+          <w:szCs w:val="18"/>
+          <w:lang w:val="ru-RU"/>
+        </w:rPr>
+      </w:pPr>
+      <w:r>
+        <w:rPr>
+          <w:rFonts w:ascii="Consolas" w:hAnsi="Consolas"/>
+          <w:color w:val="202020"/>
+          <w:sz w:val="18"/>
+          <w:szCs w:val="18"/>
+          <w:lang w:val="ru-RU"/>
+        </w:rPr>
+        <w:t xml:space="preserve">} </w:t>
+      </w:r>
+    </w:p>
+    <w:p>
+      <w:pPr>
+        <w:pStyle w:val="2"/>
+      </w:pPr>
+      <w:bookmarkStart w:id="10" w:name="_Toc4048"/>
+      <w:bookmarkStart w:id="11" w:name="_Toc243431885"/>
+      <w:r>
+        <w:t>Результат работы программы</w:t>
+      </w:r>
+      <w:bookmarkEnd w:id="11"/>
+      <w:r>
+        <w:t xml:space="preserve"> </w:t>
+      </w:r>
+      <w:bookmarkEnd w:id="10"/>
+    </w:p>
+    <w:p>
+      <w:pPr>
+        <w:rPr>
+          <w:lang w:val="ru-RU"/>
+        </w:rPr>
+      </w:pPr>
+      <w:r>
+        <w:rPr>
+          <w:sz w:val="28"/>
+        </w:rPr>
+        <w:t>После выполнения цикла программа выводит следующую сумму</w:t>
+      </w:r>
+    </w:p>
+    <w:p>
+      <w:pPr>
+        <w:shd w:val="clear" w:color="auto" w:fill="FFFFFF"/>
+        <w:spacing w:line="285" w:lineRule="atLeast"/>
+        <w:jc w:val="center"/>
+        <w:rPr>
+          <w:rFonts w:ascii="Consolas" w:hAnsi="Consolas"/>
+          <w:color w:val="202020"/>
+          <w:sz w:val="18"/>
+          <w:szCs w:val="18"/>
+          <w:lang w:val="ru-RU"/>
+        </w:rPr>
+      </w:pPr>
+      <w:r>
+        <w:rPr>
+          <w:rFonts w:ascii="Consolas" w:hAnsi="Consolas"/>
+          <w:color w:val="202020"/>
+          <w:sz w:val="18"/>
+          <w:szCs w:val="18"/>
+          <w:lang w:val="ru-RU"/>
+        </w:rPr>
+        <w:drawing>
+          <wp:inline distT="0" distB="0" distL="0" distR="0" wp14:anchorId="36A722D2" wp14:editId="541DC549">
+            <wp:extent cx="914528" cy="295316"/>
+            <wp:effectExtent l="0" t="0" r="0" b="9525"/>
+            <wp:docPr id="5" name="Рисунок 5"/>
+            <wp:cNvGraphicFramePr>
+              <a:graphicFrameLocks xmlns:a="http://schemas.openxmlformats.org/drawingml/2006/main" noChangeAspect="1"/>
+            </wp:cNvGraphicFramePr>
+            <a:graphic xmlns:a="http://schemas.openxmlformats.org/drawingml/2006/main">
+              <a:graphicData uri="http://schemas.openxmlformats.org/drawingml/2006/picture">
+                <pic:pic xmlns:pic="http://schemas.openxmlformats.org/drawingml/2006/picture">
+                  <pic:nvPicPr>
+                    <pic:cNvPr id="1" name=""/>
+                    <pic:cNvPicPr/>
+                  </pic:nvPicPr>
+                  <pic:blipFill>
+                    <a:blip r:embed="rId11"/>
+                    <a:stretch>
+                      <a:fillRect/>
+                    </a:stretch>
+                  </pic:blipFill>
+                  <pic:spPr>
+                    <a:xfrm>
+                      <a:off x="0" y="0"/>
+                      <a:ext cx="914528" cy="295316"/>
+                    </a:xfrm>
+                    <a:prstGeom prst="rect">
+                      <a:avLst/>
+                    </a:prstGeom>
+                  </pic:spPr>
+                </pic:pic>
+              </a:graphicData>
+            </a:graphic>
+          </wp:inline>
+        </w:drawing>
+      </w:r>
+      <w:bookmarkStart w:id="12" w:name="_Toc4049"/>
+      <w:bookmarkStart w:id="13" w:name="_Toc243431886"/>
+    </w:p>
+    <w:p>
+      <w:pPr>
+        <w:shd w:val="clear" w:color="auto" w:fill="FFFFFF"/>
+        <w:spacing w:line="285" w:lineRule="atLeast"/>
+        <w:jc w:val="center"/>
+        <w:rPr>
+          <w:rFonts w:ascii="Consolas" w:hAnsi="Consolas"/>
+          <w:color w:val="202020"/>
+          <w:sz w:val="18"/>
+          <w:szCs w:val="18"/>
+          <w:lang w:val="ru-RU"/>
+        </w:rPr>
+      </w:pPr>
+    </w:p>
+    <w:p>
+      <w:pPr>
+        <w:shd w:val="clear" w:color="auto" w:fill="FFFFFF"/>
+        <w:spacing w:line="285" w:lineRule="atLeast"/>
+        <w:jc w:val="center"/>
+        <w:rPr>
+          <w:rFonts w:ascii="Consolas" w:hAnsi="Consolas"/>
+          <w:color w:val="202020"/>
+          <w:sz w:val="18"/>
+          <w:szCs w:val="18"/>
+          <w:lang w:val="ru-RU"/>
+        </w:rPr>
+      </w:pPr>
+    </w:p>
+    <w:p>
+      <w:pPr>
+        <w:shd w:val="clear" w:color="auto" w:fill="FFFFFF"/>
+        <w:spacing w:line="285" w:lineRule="atLeast"/>
+        <w:jc w:val="center"/>
+        <w:rPr>
+          <w:rFonts w:ascii="Consolas" w:hAnsi="Consolas"/>
+          <w:color w:val="202020"/>
+          <w:sz w:val="18"/>
+          <w:szCs w:val="18"/>
+          <w:lang w:val="ru-RU"/>
+        </w:rPr>
+      </w:pPr>
+    </w:p>
+    <w:p>
+      <w:pPr>
+        <w:shd w:val="clear" w:color="auto" w:fill="FFFFFF"/>
+        <w:spacing w:line="285" w:lineRule="atLeast"/>
+        <w:jc w:val="center"/>
+        <w:rPr>
+          <w:rFonts w:ascii="Consolas" w:hAnsi="Consolas"/>
+          <w:color w:val="202020"/>
+          <w:sz w:val="18"/>
+          <w:szCs w:val="18"/>
+          <w:lang w:val="ru-RU"/>
+        </w:rPr>
+      </w:pPr>
+    </w:p>
+    <w:p>
+      <w:pPr>
+        <w:shd w:val="clear" w:color="auto" w:fill="FFFFFF"/>
+        <w:spacing w:line="285" w:lineRule="atLeast"/>
+        <w:jc w:val="center"/>
+        <w:rPr>
+          <w:rFonts w:ascii="Consolas" w:hAnsi="Consolas"/>
+          <w:color w:val="202020"/>
+          <w:sz w:val="18"/>
+          <w:szCs w:val="18"/>
+          <w:lang w:val="ru-RU"/>
+        </w:rPr>
+      </w:pPr>
+    </w:p>
+    <w:p>
+      <w:pPr>
+        <w:shd w:val="clear" w:color="auto" w:fill="FFFFFF"/>
+        <w:spacing w:line="285" w:lineRule="atLeast"/>
+        <w:jc w:val="center"/>
+        <w:rPr>
+          <w:rFonts w:ascii="Consolas" w:hAnsi="Consolas"/>
+          <w:color w:val="202020"/>
+          <w:sz w:val="18"/>
+          <w:szCs w:val="18"/>
+          <w:lang w:val="ru-RU"/>
+        </w:rPr>
+      </w:pPr>
+    </w:p>
+    <w:p>
+      <w:pPr>
+        <w:shd w:val="clear" w:color="auto" w:fill="FFFFFF"/>
+        <w:spacing w:line="285" w:lineRule="atLeast"/>
+        <w:jc w:val="center"/>
+        <w:rPr>
+          <w:rFonts w:ascii="Consolas" w:hAnsi="Consolas"/>
+          <w:color w:val="202020"/>
+          <w:sz w:val="18"/>
+          <w:szCs w:val="18"/>
+          <w:lang w:val="ru-RU"/>
+        </w:rPr>
+      </w:pPr>
+    </w:p>
+    <w:p>
+      <w:pPr>
+        <w:shd w:val="clear" w:color="auto" w:fill="FFFFFF"/>
+        <w:spacing w:line="285" w:lineRule="atLeast"/>
+        <w:jc w:val="center"/>
+        <w:rPr>
+          <w:rFonts w:ascii="Consolas" w:hAnsi="Consolas"/>
+          <w:color w:val="202020"/>
+          <w:sz w:val="18"/>
+          <w:szCs w:val="18"/>
+          <w:lang w:val="ru-RU"/>
+        </w:rPr>
+      </w:pPr>
+    </w:p>
+    <w:p>
+      <w:pPr>
+        <w:shd w:val="clear" w:color="auto" w:fill="FFFFFF"/>
+        <w:spacing w:line="285" w:lineRule="atLeast"/>
+        <w:jc w:val="center"/>
+        <w:rPr>
+          <w:rFonts w:ascii="Consolas" w:hAnsi="Consolas"/>
+          <w:color w:val="202020"/>
+          <w:sz w:val="18"/>
+          <w:szCs w:val="18"/>
+          <w:lang w:val="ru-RU"/>
+        </w:rPr>
+      </w:pPr>
+    </w:p>
+    <w:p>
+      <w:pPr>
+        <w:shd w:val="clear" w:color="auto" w:fill="FFFFFF"/>
+        <w:spacing w:line="285" w:lineRule="atLeast"/>
+        <w:jc w:val="center"/>
+        <w:rPr>
+          <w:rFonts w:ascii="Consolas" w:hAnsi="Consolas"/>
+          <w:color w:val="202020"/>
+          <w:sz w:val="18"/>
+          <w:szCs w:val="18"/>
+          <w:lang w:val="ru-RU"/>
+        </w:rPr>
+      </w:pPr>
+    </w:p>
+    <w:p>
+      <w:pPr>
+        <w:shd w:val="clear" w:color="auto" w:fill="FFFFFF"/>
+        <w:spacing w:line="285" w:lineRule="atLeast"/>
+        <w:jc w:val="center"/>
+        <w:rPr>
+          <w:rFonts w:ascii="Consolas" w:hAnsi="Consolas"/>
+          <w:color w:val="202020"/>
+          <w:sz w:val="18"/>
+          <w:szCs w:val="18"/>
+          <w:lang w:val="ru-RU"/>
+        </w:rPr>
+      </w:pPr>
+    </w:p>
+    <w:p>
+      <w:pPr>
+        <w:shd w:val="clear" w:color="auto" w:fill="FFFFFF"/>
+        <w:spacing w:line="285" w:lineRule="atLeast"/>
+        <w:jc w:val="center"/>
+        <w:rPr>
+          <w:rFonts w:ascii="Consolas" w:hAnsi="Consolas"/>
+          <w:color w:val="202020"/>
+          <w:sz w:val="18"/>
+          <w:szCs w:val="18"/>
+          <w:lang w:val="ru-RU"/>
+        </w:rPr>
+      </w:pPr>
+    </w:p>
+    <w:p>
+      <w:pPr>
+        <w:shd w:val="clear" w:color="auto" w:fill="FFFFFF"/>
+        <w:spacing w:line="285" w:lineRule="atLeast"/>
+        <w:jc w:val="center"/>
+        <w:rPr>
+          <w:rFonts w:ascii="Consolas" w:hAnsi="Consolas"/>
+          <w:color w:val="202020"/>
+          <w:sz w:val="18"/>
+          <w:szCs w:val="18"/>
+          <w:lang w:val="ru-RU"/>
+        </w:rPr>
+      </w:pPr>
+    </w:p>
+    <w:p>
+      <w:pPr>
+        <w:shd w:val="clear" w:color="auto" w:fill="FFFFFF"/>
+        <w:spacing w:line="285" w:lineRule="atLeast"/>
+        <w:jc w:val="center"/>
+        <w:rPr>
+          <w:rFonts w:ascii="Consolas" w:hAnsi="Consolas"/>
+          <w:color w:val="202020"/>
+          <w:sz w:val="18"/>
+          <w:szCs w:val="18"/>
+          <w:lang w:val="ru-RU"/>
+        </w:rPr>
+      </w:pPr>
+    </w:p>
+    <w:p>
+      <w:pPr>
+        <w:shd w:val="clear" w:color="auto" w:fill="FFFFFF"/>
+        <w:spacing w:line="285" w:lineRule="atLeast"/>
+        <w:jc w:val="center"/>
+        <w:rPr>
+          <w:rFonts w:ascii="Consolas" w:hAnsi="Consolas"/>
+          <w:color w:val="202020"/>
+          <w:sz w:val="18"/>
+          <w:szCs w:val="18"/>
+          <w:lang w:val="ru-RU"/>
+        </w:rPr>
+      </w:pPr>
+    </w:p>
+    <w:p>
+      <w:pPr>
+        <w:shd w:val="clear" w:color="auto" w:fill="FFFFFF"/>
+        <w:spacing w:line="285" w:lineRule="atLeast"/>
+        <w:jc w:val="center"/>
+        <w:rPr>
+          <w:rFonts w:ascii="Consolas" w:hAnsi="Consolas"/>
+          <w:color w:val="202020"/>
+          <w:sz w:val="18"/>
+          <w:szCs w:val="18"/>
+          <w:lang w:val="ru-RU"/>
+        </w:rPr>
+      </w:pPr>
+    </w:p>
+    <w:p>
+      <w:pPr>
+        <w:shd w:val="clear" w:color="auto" w:fill="FFFFFF"/>
+        <w:spacing w:line="285" w:lineRule="atLeast"/>
+        <w:jc w:val="center"/>
+        <w:rPr>
+          <w:rFonts w:ascii="Consolas" w:hAnsi="Consolas"/>
+          <w:color w:val="202020"/>
+          <w:sz w:val="18"/>
+          <w:szCs w:val="18"/>
+          <w:lang w:val="ru-RU"/>
+        </w:rPr>
+      </w:pPr>
+    </w:p>
+    <w:p>
+      <w:pPr>
+        <w:shd w:val="clear" w:color="auto" w:fill="FFFFFF"/>
+        <w:spacing w:line="285" w:lineRule="atLeast"/>
+        <w:jc w:val="center"/>
+        <w:rPr>
+          <w:rFonts w:ascii="Consolas" w:hAnsi="Consolas"/>
+          <w:color w:val="202020"/>
+          <w:sz w:val="18"/>
+          <w:szCs w:val="18"/>
+          <w:lang w:val="ru-RU"/>
+        </w:rPr>
+      </w:pPr>
+    </w:p>
+    <w:p>
+      <w:pPr>
+        <w:shd w:val="clear" w:color="auto" w:fill="FFFFFF"/>
+        <w:spacing w:line="285" w:lineRule="atLeast"/>
+        <w:jc w:val="center"/>
+        <w:rPr>
+          <w:rFonts w:ascii="Consolas" w:hAnsi="Consolas"/>
+          <w:color w:val="202020"/>
+          <w:sz w:val="18"/>
+          <w:szCs w:val="18"/>
+          <w:lang w:val="ru-RU"/>
+        </w:rPr>
+      </w:pPr>
+    </w:p>
+    <w:p>
+      <w:pPr>
+        <w:shd w:val="clear" w:color="auto" w:fill="FFFFFF"/>
+        <w:spacing w:line="285" w:lineRule="atLeast"/>
+        <w:jc w:val="center"/>
+        <w:rPr>
+          <w:rFonts w:ascii="Consolas" w:hAnsi="Consolas"/>
+          <w:color w:val="202020"/>
+          <w:sz w:val="18"/>
+          <w:szCs w:val="18"/>
+          <w:lang w:val="ru-RU"/>
+        </w:rPr>
+      </w:pPr>
+    </w:p>
+    <w:p>
+      <w:pPr>
+        <w:shd w:val="clear" w:color="auto" w:fill="FFFFFF"/>
+        <w:spacing w:line="285" w:lineRule="atLeast"/>
+        <w:jc w:val="center"/>
+        <w:rPr>
+          <w:rFonts w:ascii="Consolas" w:hAnsi="Consolas"/>
+          <w:color w:val="202020"/>
+          <w:sz w:val="18"/>
+          <w:szCs w:val="18"/>
+          <w:lang w:val="ru-RU"/>
+        </w:rPr>
+      </w:pPr>
+    </w:p>
+    <w:p>
+      <w:pPr>
+        <w:shd w:val="clear" w:color="auto" w:fill="FFFFFF"/>
+        <w:spacing w:line="285" w:lineRule="atLeast"/>
+        <w:jc w:val="center"/>
+        <w:rPr>
+          <w:rFonts w:ascii="Consolas" w:hAnsi="Consolas"/>
+          <w:color w:val="202020"/>
+          <w:sz w:val="18"/>
+          <w:szCs w:val="18"/>
+          <w:lang w:val="ru-RU"/>
+        </w:rPr>
+      </w:pPr>
+    </w:p>
+    <w:p>
+      <w:pPr>
+        <w:shd w:val="clear" w:color="auto" w:fill="FFFFFF"/>
+        <w:spacing w:line="285" w:lineRule="atLeast"/>
+        <w:jc w:val="center"/>
+        <w:rPr>
+          <w:rFonts w:ascii="Consolas" w:hAnsi="Consolas"/>
+          <w:color w:val="202020"/>
+          <w:sz w:val="18"/>
+          <w:szCs w:val="18"/>
+          <w:lang w:val="ru-RU"/>
+        </w:rPr>
+      </w:pPr>
+    </w:p>
+    <w:p>
+      <w:pPr>
+        <w:shd w:val="clear" w:color="auto" w:fill="FFFFFF"/>
+        <w:spacing w:line="285" w:lineRule="atLeast"/>
+        <w:jc w:val="center"/>
+        <w:rPr>
+          <w:rFonts w:ascii="Consolas" w:hAnsi="Consolas"/>
+          <w:color w:val="202020"/>
+          <w:sz w:val="18"/>
+          <w:szCs w:val="18"/>
+          <w:lang w:val="ru-RU"/>
+        </w:rPr>
+      </w:pPr>
+    </w:p>
+    <w:p>
+      <w:pPr>
+        <w:shd w:val="clear" w:color="auto" w:fill="FFFFFF"/>
+        <w:spacing w:line="285" w:lineRule="atLeast"/>
+        <w:jc w:val="center"/>
+        <w:rPr>
+          <w:rFonts w:ascii="Consolas" w:hAnsi="Consolas"/>
+          <w:color w:val="202020"/>
+          <w:sz w:val="18"/>
+          <w:szCs w:val="18"/>
+          <w:lang w:val="ru-RU"/>
+        </w:rPr>
+      </w:pPr>
+    </w:p>
+    <w:p>
+      <w:pPr>
+        <w:shd w:val="clear" w:color="auto" w:fill="FFFFFF"/>
+        <w:spacing w:line="285" w:lineRule="atLeast"/>
+        <w:jc w:val="center"/>
+        <w:rPr>
+          <w:rFonts w:ascii="Consolas" w:hAnsi="Consolas"/>
+          <w:color w:val="202020"/>
+          <w:sz w:val="18"/>
+          <w:szCs w:val="18"/>
+          <w:lang w:val="ru-RU"/>
+        </w:rPr>
+      </w:pPr>
+    </w:p>
+    <w:p>
+      <w:pPr>
+        <w:shd w:val="clear" w:color="auto" w:fill="FFFFFF"/>
+        <w:spacing w:line="285" w:lineRule="atLeast"/>
+        <w:jc w:val="center"/>
+        <w:rPr>
+          <w:rFonts w:ascii="Consolas" w:hAnsi="Consolas"/>
+          <w:color w:val="202020"/>
+          <w:sz w:val="18"/>
+          <w:szCs w:val="18"/>
+          <w:lang w:val="ru-RU"/>
+        </w:rPr>
+      </w:pPr>
+    </w:p>
+    <w:p>
+      <w:pPr>
+        <w:shd w:val="clear" w:color="auto" w:fill="FFFFFF"/>
+        <w:spacing w:line="285" w:lineRule="atLeast"/>
+        <w:jc w:val="center"/>
+        <w:rPr>
+          <w:rFonts w:ascii="Consolas" w:hAnsi="Consolas"/>
+          <w:color w:val="202020"/>
+          <w:sz w:val="18"/>
+          <w:szCs w:val="18"/>
+          <w:lang w:val="ru-RU"/>
+        </w:rPr>
+      </w:pPr>
+    </w:p>
+    <w:p>
+      <w:pPr>
+        <w:shd w:val="clear" w:color="auto" w:fill="FFFFFF"/>
+        <w:spacing w:line="285" w:lineRule="atLeast"/>
+        <w:jc w:val="center"/>
+        <w:rPr>
+          <w:rFonts w:ascii="Consolas" w:hAnsi="Consolas"/>
+          <w:color w:val="202020"/>
+          <w:sz w:val="18"/>
+          <w:szCs w:val="18"/>
+          <w:lang w:val="ru-RU"/>
+        </w:rPr>
+      </w:pPr>
+    </w:p>
+    <w:p>
+      <w:pPr>
+        <w:shd w:val="clear" w:color="auto" w:fill="FFFFFF"/>
+        <w:spacing w:line="285" w:lineRule="atLeast"/>
+        <w:jc w:val="center"/>
+        <w:rPr>
+          <w:rFonts w:ascii="Consolas" w:hAnsi="Consolas"/>
+          <w:color w:val="202020"/>
+          <w:sz w:val="18"/>
+          <w:szCs w:val="18"/>
+          <w:lang w:val="ru-RU"/>
+        </w:rPr>
+      </w:pPr>
+    </w:p>
+    <w:p>
+      <w:pPr>
+        <w:shd w:val="clear" w:color="auto" w:fill="FFFFFF"/>
+        <w:spacing w:line="285" w:lineRule="atLeast"/>
+        <w:jc w:val="center"/>
+        <w:rPr>
+          <w:rFonts w:ascii="Consolas" w:hAnsi="Consolas"/>
+          <w:color w:val="202020"/>
+          <w:sz w:val="18"/>
+          <w:szCs w:val="18"/>
+          <w:lang w:val="ru-RU"/>
+        </w:rPr>
+      </w:pPr>
+    </w:p>
+    <w:p>
+      <w:pPr>
+        <w:shd w:val="clear" w:color="auto" w:fill="FFFFFF"/>
+        <w:spacing w:line="285" w:lineRule="atLeast"/>
+        <w:jc w:val="center"/>
+        <w:rPr>
+          <w:rFonts w:ascii="Consolas" w:hAnsi="Consolas"/>
+          <w:color w:val="202020"/>
+          <w:sz w:val="18"/>
+          <w:szCs w:val="18"/>
+          <w:lang w:val="ru-RU"/>
+        </w:rPr>
+      </w:pPr>
+    </w:p>
+    <w:p>
+      <w:pPr>
+        <w:shd w:val="clear" w:color="auto" w:fill="FFFFFF"/>
+        <w:spacing w:line="285" w:lineRule="atLeast"/>
+        <w:jc w:val="center"/>
+        <w:rPr>
+          <w:rFonts w:ascii="Consolas" w:hAnsi="Consolas"/>
+          <w:color w:val="202020"/>
+          <w:sz w:val="18"/>
+          <w:szCs w:val="18"/>
+          <w:lang w:val="ru-RU"/>
+        </w:rPr>
+      </w:pPr>
+    </w:p>
+    <w:p>
+      <w:pPr>
+        <w:shd w:val="clear" w:color="auto" w:fill="FFFFFF"/>
+        <w:spacing w:line="285" w:lineRule="atLeast"/>
+        <w:jc w:val="center"/>
+        <w:rPr>
+          <w:rFonts w:ascii="Consolas" w:hAnsi="Consolas"/>
+          <w:color w:val="202020"/>
+          <w:sz w:val="18"/>
+          <w:szCs w:val="18"/>
+          <w:lang w:val="ru-RU"/>
+        </w:rPr>
+      </w:pPr>
+    </w:p>
+    <w:p>
+      <w:pPr>
+        <w:shd w:val="clear" w:color="auto" w:fill="FFFFFF"/>
+        <w:spacing w:line="285" w:lineRule="atLeast"/>
+        <w:jc w:val="center"/>
+        <w:rPr>
+          <w:rFonts w:ascii="Consolas" w:hAnsi="Consolas"/>
+          <w:color w:val="202020"/>
+          <w:sz w:val="18"/>
+          <w:szCs w:val="18"/>
+          <w:lang w:val="ru-RU"/>
+        </w:rPr>
+      </w:pPr>
+    </w:p>
+    <w:p>
+      <w:pPr>
+        <w:shd w:val="clear" w:color="auto" w:fill="FFFFFF"/>
+        <w:spacing w:line="285" w:lineRule="atLeast"/>
+        <w:jc w:val="center"/>
+        <w:rPr>
+          <w:rFonts w:ascii="Consolas" w:hAnsi="Consolas"/>
+          <w:color w:val="202020"/>
+          <w:sz w:val="18"/>
+          <w:szCs w:val="18"/>
+          <w:lang w:val="ru-RU"/>
+        </w:rPr>
+      </w:pPr>
+    </w:p>
+    <w:p>
+      <w:pPr>
+        <w:shd w:val="clear" w:color="auto" w:fill="FFFFFF"/>
+        <w:spacing w:line="285" w:lineRule="atLeast"/>
+        <w:rPr>
+          <w:rFonts w:ascii="Consolas" w:hAnsi="Consolas"/>
+          <w:color w:val="202020"/>
+          <w:sz w:val="18"/>
+          <w:szCs w:val="18"/>
+          <w:lang w:val="ru-RU"/>
+        </w:rPr>
+      </w:pPr>
+      <w:bookmarkStart w:id="14" w:name="_GoBack"/>
+      <w:bookmarkEnd w:id="14"/>
+    </w:p>
+    <w:p>
+      <w:pPr>
+        <w:pStyle w:val="1"/>
+        <w:numPr>
+          <w:ilvl w:val="0"/>
+          <w:numId w:val="0"/>
+        </w:numPr>
+      </w:pPr>
+      <w:r>
+        <w:lastRenderedPageBreak/>
+        <w:t>ЗАКЛЮЧЕНИЕ</w:t>
+      </w:r>
+      <w:bookmarkEnd w:id="13"/>
+      <w:r>
+        <w:t xml:space="preserve"> </w:t>
+      </w:r>
+      <w:bookmarkEnd w:id="12"/>
+    </w:p>
+    <w:p>
+      <w:pPr>
+        <w:shd w:val="clear" w:color="auto" w:fill="FFFFFF"/>
+        <w:spacing w:line="285" w:lineRule="atLeast"/>
+        <w:rPr>
+          <w:sz w:val="28"/>
+        </w:rPr>
+      </w:pPr>
+      <w:r>
+        <w:rPr>
+          <w:sz w:val="28"/>
+        </w:rPr>
+        <w:t>В этой лабораторной</w:t>
+      </w:r>
+      <w:r>
+        <w:rPr>
+          <w:sz w:val="28"/>
+          <w:lang w:val="ru-RU"/>
+        </w:rPr>
+        <w:t xml:space="preserve"> </w:t>
+      </w:r>
+      <w:r>
+        <w:rPr>
+          <w:sz w:val="28"/>
+        </w:rPr>
+        <w:t xml:space="preserve">работе создана программа на C++ для расчета суммы 13 элементов ряда. Цикл </w:t>
+      </w:r>
+      <w:proofErr w:type="spellStart"/>
+      <w:r>
+        <w:rPr>
+          <w:sz w:val="28"/>
+        </w:rPr>
+        <w:t>for</w:t>
+      </w:r>
+      <w:proofErr w:type="spellEnd"/>
+      <w:r>
+        <w:rPr>
+          <w:sz w:val="28"/>
+        </w:rPr>
+        <w:t xml:space="preserve"> применяется для итеративных вычислений. Значение факториала накапливается в отдельной переменной, а натуральный логарифм вычисляется с помощью функции </w:t>
+      </w:r>
+      <w:proofErr w:type="spellStart"/>
+      <w:proofErr w:type="gramStart"/>
+      <w:r>
+        <w:rPr>
+          <w:sz w:val="28"/>
+        </w:rPr>
+        <w:t>log</w:t>
+      </w:r>
+      <w:proofErr w:type="spellEnd"/>
+      <w:r>
+        <w:rPr>
+          <w:sz w:val="28"/>
+        </w:rPr>
+        <w:t>(</w:t>
+      </w:r>
+      <w:proofErr w:type="gramEnd"/>
+      <w:r>
+        <w:rPr>
+          <w:sz w:val="28"/>
+        </w:rPr>
+        <w:t>)</w:t>
+      </w:r>
+      <w:r>
+        <w:rPr>
+          <w:sz w:val="28"/>
+        </w:rPr>
+        <w:t xml:space="preserve"> из заголовочного файла </w:t>
+      </w:r>
+      <w:proofErr w:type="spellStart"/>
+      <w:r>
+        <w:rPr>
+          <w:sz w:val="28"/>
+        </w:rPr>
+        <w:t>cmath</w:t>
+      </w:r>
+      <w:proofErr w:type="spellEnd"/>
+      <w:r>
+        <w:rPr>
+          <w:sz w:val="28"/>
+        </w:rPr>
+        <w:t>. В конце работы программы итоговая сумма выводится на экран.</w:t>
+      </w:r>
+    </w:p>
+    <w:p>
+      <w:pPr>
+        <w:shd w:val="clear" w:color="auto" w:fill="FFFFFF"/>
+        <w:spacing w:line="285" w:lineRule="atLeast"/>
+        <w:rPr>
+          <w:sz w:val="28"/>
+        </w:rPr>
+      </w:pPr>
+    </w:p>
+    <w:p>
+      <w:pPr>
+        <w:shd w:val="clear" w:color="auto" w:fill="FFFFFF"/>
+        <w:spacing w:line="285" w:lineRule="atLeast"/>
+        <w:rPr>
+          <w:sz w:val="28"/>
+        </w:rPr>
+      </w:pPr>
+    </w:p>
+    <w:p>
+      <w:pPr>
+        <w:shd w:val="clear" w:color="auto" w:fill="FFFFFF"/>
+        <w:spacing w:line="285" w:lineRule="atLeast"/>
+        <w:rPr>
+          <w:sz w:val="28"/>
+        </w:rPr>
+      </w:pPr>
+    </w:p>
+    <w:p>
+      <w:pPr>
+        <w:shd w:val="clear" w:color="auto" w:fill="FFFFFF"/>
+        <w:spacing w:line="285" w:lineRule="atLeast"/>
+        <w:rPr>
+          <w:sz w:val="28"/>
+        </w:rPr>
+      </w:pPr>
+    </w:p>
+    <w:p>
+      <w:pPr>
+        <w:shd w:val="clear" w:color="auto" w:fill="FFFFFF"/>
+        <w:spacing w:line="285" w:lineRule="atLeast"/>
+        <w:rPr>
+          <w:sz w:val="28"/>
+        </w:rPr>
+      </w:pPr>
+    </w:p>
+    <w:p>
+      <w:pPr>
+        <w:shd w:val="clear" w:color="auto" w:fill="FFFFFF"/>
+        <w:spacing w:line="285" w:lineRule="atLeast"/>
+        <w:rPr>
+          <w:sz w:val="28"/>
+        </w:rPr>
+      </w:pPr>
+    </w:p>
+    <w:p>
+      <w:pPr>
+        <w:shd w:val="clear" w:color="auto" w:fill="FFFFFF"/>
+        <w:spacing w:line="285" w:lineRule="atLeast"/>
+        <w:rPr>
+          <w:sz w:val="28"/>
+        </w:rPr>
+      </w:pPr>
+    </w:p>
+    <w:p>
+      <w:pPr>
+        <w:shd w:val="clear" w:color="auto" w:fill="FFFFFF"/>
+        <w:spacing w:line="285" w:lineRule="atLeast"/>
+        <w:rPr>
+          <w:sz w:val="28"/>
+        </w:rPr>
+      </w:pPr>
+    </w:p>
+    <w:p>
+      <w:pPr>
+        <w:shd w:val="clear" w:color="auto" w:fill="FFFFFF"/>
+        <w:spacing w:line="285" w:lineRule="atLeast"/>
+        <w:rPr>
+          <w:sz w:val="28"/>
+        </w:rPr>
+      </w:pPr>
+    </w:p>
+    <w:p>
+      <w:pPr>
+        <w:shd w:val="clear" w:color="auto" w:fill="FFFFFF"/>
+        <w:spacing w:line="285" w:lineRule="atLeast"/>
+        <w:rPr>
+          <w:sz w:val="28"/>
+        </w:rPr>
+      </w:pPr>
+    </w:p>
+    <w:p>
+      <w:pPr>
+        <w:shd w:val="clear" w:color="auto" w:fill="FFFFFF"/>
+        <w:spacing w:line="285" w:lineRule="atLeast"/>
+        <w:rPr>
+          <w:sz w:val="28"/>
+        </w:rPr>
+      </w:pPr>
+    </w:p>
+    <w:p>
+      <w:pPr>
+        <w:shd w:val="clear" w:color="auto" w:fill="FFFFFF"/>
+        <w:spacing w:line="285" w:lineRule="atLeast"/>
+        <w:rPr>
+          <w:sz w:val="28"/>
+        </w:rPr>
+      </w:pPr>
+    </w:p>
+    <w:p>
+      <w:pPr>
+        <w:shd w:val="clear" w:color="auto" w:fill="FFFFFF"/>
+        <w:spacing w:line="285" w:lineRule="atLeast"/>
+        <w:rPr>
+          <w:sz w:val="28"/>
+        </w:rPr>
+      </w:pPr>
+    </w:p>
+    <w:p>
+      <w:pPr>
+        <w:shd w:val="clear" w:color="auto" w:fill="FFFFFF"/>
+        <w:spacing w:line="285" w:lineRule="atLeast"/>
+        <w:rPr>
+          <w:sz w:val="28"/>
+        </w:rPr>
+      </w:pPr>
+    </w:p>
+    <w:p>
+      <w:pPr>
+        <w:shd w:val="clear" w:color="auto" w:fill="FFFFFF"/>
+        <w:spacing w:line="285" w:lineRule="atLeast"/>
+        <w:rPr>
+          <w:sz w:val="28"/>
+        </w:rPr>
+      </w:pPr>
+    </w:p>
+    <w:p>
+      <w:pPr>
+        <w:shd w:val="clear" w:color="auto" w:fill="FFFFFF"/>
+        <w:spacing w:line="285" w:lineRule="atLeast"/>
+        <w:rPr>
+          <w:sz w:val="28"/>
+        </w:rPr>
+      </w:pPr>
+    </w:p>
+    <w:p>
+      <w:pPr>
+        <w:shd w:val="clear" w:color="auto" w:fill="FFFFFF"/>
+        <w:spacing w:line="285" w:lineRule="atLeast"/>
+        <w:rPr>
+          <w:sz w:val="28"/>
+        </w:rPr>
+      </w:pPr>
+    </w:p>
+    <w:p>
+      <w:pPr>
+        <w:shd w:val="clear" w:color="auto" w:fill="FFFFFF"/>
+        <w:spacing w:line="285" w:lineRule="atLeast"/>
+        <w:rPr>
+          <w:sz w:val="28"/>
+        </w:rPr>
+      </w:pPr>
+    </w:p>
+    <w:p>
+      <w:pPr>
+        <w:shd w:val="clear" w:color="auto" w:fill="FFFFFF"/>
+        <w:spacing w:line="285" w:lineRule="atLeast"/>
+        <w:rPr>
+          <w:sz w:val="28"/>
+        </w:rPr>
+      </w:pPr>
+    </w:p>
+    <w:p>
+      <w:pPr>
+        <w:shd w:val="clear" w:color="auto" w:fill="FFFFFF"/>
+        <w:spacing w:line="285" w:lineRule="atLeast"/>
+        <w:rPr>
+          <w:sz w:val="28"/>
+        </w:rPr>
+      </w:pPr>
+    </w:p>
+    <w:p>
+      <w:pPr>
+        <w:shd w:val="clear" w:color="auto" w:fill="FFFFFF"/>
+        <w:spacing w:line="285" w:lineRule="atLeast"/>
+        <w:rPr>
+          <w:sz w:val="28"/>
+        </w:rPr>
+      </w:pPr>
+    </w:p>
+    <w:p>
+      <w:pPr>
+        <w:shd w:val="clear" w:color="auto" w:fill="FFFFFF"/>
+        <w:spacing w:line="285" w:lineRule="atLeast"/>
+        <w:rPr>
+          <w:sz w:val="28"/>
+        </w:rPr>
+      </w:pPr>
+    </w:p>
+    <w:p>
+      <w:pPr>
+        <w:shd w:val="clear" w:color="auto" w:fill="FFFFFF"/>
+        <w:spacing w:line="285" w:lineRule="atLeast"/>
+        <w:rPr>
+          <w:sz w:val="28"/>
+        </w:rPr>
+      </w:pPr>
+    </w:p>
+    <w:p>
+      <w:pPr>
+        <w:shd w:val="clear" w:color="auto" w:fill="FFFFFF"/>
+        <w:spacing w:line="285" w:lineRule="atLeast"/>
+        <w:rPr>
+          <w:sz w:val="28"/>
+        </w:rPr>
+      </w:pPr>
+    </w:p>
+    <w:p>
+      <w:pPr>
+        <w:shd w:val="clear" w:color="auto" w:fill="FFFFFF"/>
+        <w:spacing w:line="285" w:lineRule="atLeast"/>
+        <w:rPr>
+          <w:sz w:val="28"/>
+        </w:rPr>
+      </w:pPr>
+    </w:p>
+    <w:p>
+      <w:pPr>
+        <w:shd w:val="clear" w:color="auto" w:fill="FFFFFF"/>
+        <w:spacing w:line="285" w:lineRule="atLeast"/>
+        <w:rPr>
+          <w:sz w:val="28"/>
+        </w:rPr>
+      </w:pPr>
+    </w:p>
+    <w:p>
+      <w:pPr>
+        <w:shd w:val="clear" w:color="auto" w:fill="FFFFFF"/>
+        <w:spacing w:line="285" w:lineRule="atLeast"/>
+        <w:rPr>
+          <w:sz w:val="28"/>
+        </w:rPr>
+      </w:pPr>
+    </w:p>
+    <w:p>
+      <w:pPr>
+        <w:shd w:val="clear" w:color="auto" w:fill="FFFFFF"/>
+        <w:spacing w:line="285" w:lineRule="atLeast"/>
+        <w:rPr>
+          <w:sz w:val="28"/>
+        </w:rPr>
+      </w:pPr>
+    </w:p>
+    <w:p>
+      <w:pPr>
+        <w:shd w:val="clear" w:color="auto" w:fill="FFFFFF"/>
+        <w:spacing w:line="285" w:lineRule="atLeast"/>
+        <w:rPr>
+          <w:sz w:val="28"/>
+        </w:rPr>
+      </w:pPr>
+    </w:p>
+    <w:p>
+      <w:pPr>
+        <w:shd w:val="clear" w:color="auto" w:fill="FFFFFF"/>
+        <w:spacing w:line="285" w:lineRule="atLeast"/>
+        <w:rPr>
+          <w:sz w:val="28"/>
+        </w:rPr>
+      </w:pPr>
+    </w:p>
+    <w:p>
+      <w:pPr>
+        <w:shd w:val="clear" w:color="auto" w:fill="FFFFFF"/>
+        <w:spacing w:line="285" w:lineRule="atLeast"/>
+        <w:rPr>
+          <w:sz w:val="28"/>
+        </w:rPr>
+      </w:pPr>
+    </w:p>
+    <w:p>
+      <w:pPr>
+        <w:shd w:val="clear" w:color="auto" w:fill="FFFFFF"/>
+        <w:spacing w:line="285" w:lineRule="atLeast"/>
+        <w:rPr>
+          <w:sz w:val="28"/>
+        </w:rPr>
+      </w:pPr>
+    </w:p>
+    <w:p>
+      <w:pPr>
+        <w:shd w:val="clear" w:color="auto" w:fill="FFFFFF"/>
+        <w:spacing w:line="285" w:lineRule="atLeast"/>
+        <w:rPr>
+          <w:sz w:val="28"/>
+        </w:rPr>
+      </w:pPr>
+    </w:p>
+    <w:p>
+      <w:pPr>
+        <w:shd w:val="clear" w:color="auto" w:fill="FFFFFF"/>
+        <w:spacing w:line="285" w:lineRule="atLeast"/>
+        <w:rPr>
+          <w:sz w:val="28"/>
+        </w:rPr>
+      </w:pPr>
+    </w:p>
+    <w:p>
+      <w:pPr>
+        <w:shd w:val="clear" w:color="auto" w:fill="FFFFFF"/>
+        <w:spacing w:line="285" w:lineRule="atLeast"/>
+        <w:rPr>
+          <w:sz w:val="28"/>
+        </w:rPr>
+      </w:pPr>
+    </w:p>
+    <w:p>
+      <w:pPr>
+        <w:shd w:val="clear" w:color="auto" w:fill="FFFFFF"/>
+        <w:spacing w:line="285" w:lineRule="atLeast"/>
+        <w:rPr>
+          <w:sz w:val="28"/>
+        </w:rPr>
+      </w:pPr>
+    </w:p>
+    <w:p>
+      <w:pPr>
+        <w:shd w:val="clear" w:color="auto" w:fill="FFFFFF"/>
+        <w:spacing w:line="285" w:lineRule="atLeast"/>
+        <w:rPr>
+          <w:sz w:val="28"/>
+        </w:rPr>
+      </w:pPr>
+    </w:p>
+    <w:p>
+      <w:pPr>
+        <w:shd w:val="clear" w:color="auto" w:fill="FFFFFF"/>
+        <w:spacing w:line="285" w:lineRule="atLeast"/>
+        <w:rPr>
+          <w:sz w:val="28"/>
+        </w:rPr>
+      </w:pPr>
+    </w:p>
+    <w:p>
+      <w:pPr>
+        <w:pStyle w:val="1"/>
+        <w:numPr>
+          <w:ilvl w:val="0"/>
+          <w:numId w:val="0"/>
+        </w:numPr>
+      </w:pPr>
+      <w:bookmarkStart w:id="15" w:name="_Toc243431887"/>
+      <w:r>
+        <w:lastRenderedPageBreak/>
+        <w:t>СПИСОК ИСПОЛЬЗОВАННЫХ ИСТОЧНИКОВ</w:t>
+      </w:r>
+      <w:bookmarkEnd w:id="15"/>
+    </w:p>
+    <w:p>
+      <w:pPr>
+        <w:numPr>
+          <w:ilvl w:val="0"/>
+          <w:numId w:val="12"/>
+        </w:numPr>
+        <w:spacing w:line="398" w:lineRule="auto"/>
+        <w:ind w:right="66" w:hanging="10"/>
+        <w:jc w:val="both"/>
+      </w:pPr>
+      <w:r>
+        <w:rPr>
+          <w:sz w:val="28"/>
+        </w:rPr>
+        <w:t xml:space="preserve">Викентьева О. Л., Полякова О. А. Программирование на языке С++: лабораторный практикум для студентов специальности АСУ. — Пермь, 2003. </w:t>
+      </w:r>
+    </w:p>
+    <w:p>
+      <w:pPr>
+        <w:numPr>
+          <w:ilvl w:val="0"/>
+          <w:numId w:val="12"/>
+        </w:numPr>
+        <w:spacing w:line="396" w:lineRule="auto"/>
+        <w:ind w:right="66" w:hanging="10"/>
+        <w:jc w:val="both"/>
+      </w:pPr>
+      <w:r>
+        <w:rPr>
+          <w:sz w:val="28"/>
+        </w:rPr>
+        <w:t xml:space="preserve">Материалы лабораторной работы и исходный код, предоставленные для выполнения задания. </w:t>
+      </w:r>
+    </w:p>
     <w:p/>
     <w:sectPr>
-      <w:footerReference w:type="default" r:id="rId6"/>
+      <w:footerReference w:type="default" r:id="rId12"/>
       <w:pgSz w:w="11906" w:h="16838"/>
       <w:pgMar w:top="1134" w:right="850" w:bottom="1134" w:left="1701" w:header="708" w:footer="708" w:gutter="0"/>
       <w:cols w:space="708"/>
@@ -1106,6 +6254,7 @@
         <w:docPartUnique/>
       </w:docPartObj>
     </w:sdtPr>
+    <w:sdtEndPr/>
     <w:sdtContent>
       <w:p>
         <w:pPr>
@@ -1159,6 +6308,1154 @@
     </w:p>
   </w:footnote>
 </w:footnotes>
+</file>
+
+<file path=word/numbering.xml><?xml version="1.0" encoding="utf-8"?>
+<w:numbering xmlns:wpc="http://schemas.microsoft.com/office/word/2010/wordprocessingCanvas" xmlns:cx="http://schemas.microsoft.com/office/drawing/2014/chartex" xmlns:cx1="http://schemas.microsoft.com/office/drawing/2015/9/8/chartex" xmlns:mc="http://schemas.openxmlformats.org/markup-compatibility/2006" xmlns:o="urn:schemas-microsoft-com:office:office" xmlns:r="http://schemas.openxmlformats.org/officeDocument/2006/relationships" xmlns:m="http://schemas.openxmlformats.org/officeDocument/2006/math" xmlns:v="urn:schemas-microsoft-com:vml" xmlns:wp14="http://schemas.microsoft.com/office/word/2010/wordprocessingDrawing" xmlns:wp="http://schemas.openxmlformats.org/drawingml/2006/wordprocessingDrawing" xmlns:w10="urn:schemas-microsoft-com:office:word" xmlns:w="http://schemas.openxmlformats.org/wordprocessingml/2006/main" xmlns:w14="http://schemas.microsoft.com/office/word/2010/wordml" xmlns:w15="http://schemas.microsoft.com/office/word/2012/wordml" xmlns:w16se="http://schemas.microsoft.com/office/word/2015/wordml/symex" xmlns:wpg="http://schemas.microsoft.com/office/word/2010/wordprocessingGroup" xmlns:wpi="http://schemas.microsoft.com/office/word/2010/wordprocessingInk" xmlns:wne="http://schemas.microsoft.com/office/word/2006/wordml" xmlns:wps="http://schemas.microsoft.com/office/word/2010/wordprocessingShape" mc:Ignorable="w14 w15 w16se wp14">
+  <w:abstractNum w:abstractNumId="0" w15:restartNumberingAfterBreak="0">
+    <w:nsid w:val="2161322D"/>
+    <w:multiLevelType w:val="multilevel"/>
+    <w:tmpl w:val="35A08AAA"/>
+    <w:lvl w:ilvl="0">
+      <w:start w:val="1"/>
+      <w:numFmt w:val="decimal"/>
+      <w:pStyle w:val="1"/>
+      <w:lvlText w:val="%1"/>
+      <w:lvlJc w:val="left"/>
+      <w:pPr>
+        <w:ind w:left="0"/>
+      </w:pPr>
+      <w:rPr>
+        <w:rFonts w:ascii="Times New Roman" w:eastAsia="Times New Roman" w:hAnsi="Times New Roman" w:cs="Times New Roman"/>
+        <w:b/>
+        <w:bCs/>
+        <w:i w:val="0"/>
+        <w:strike w:val="0"/>
+        <w:dstrike w:val="0"/>
+        <w:color w:val="000000"/>
+        <w:sz w:val="32"/>
+        <w:szCs w:val="32"/>
+        <w:u w:val="none" w:color="000000"/>
+        <w:bdr w:val="none" w:sz="0" w:space="0" w:color="auto"/>
+        <w:shd w:val="clear" w:color="auto" w:fill="auto"/>
+        <w:vertAlign w:val="baseline"/>
+      </w:rPr>
+    </w:lvl>
+    <w:lvl w:ilvl="1">
+      <w:start w:val="1"/>
+      <w:numFmt w:val="decimal"/>
+      <w:pStyle w:val="2"/>
+      <w:lvlText w:val="%1.%2"/>
+      <w:lvlJc w:val="left"/>
+      <w:pPr>
+        <w:ind w:left="0"/>
+      </w:pPr>
+      <w:rPr>
+        <w:rFonts w:ascii="Times New Roman" w:eastAsia="Times New Roman" w:hAnsi="Times New Roman" w:cs="Times New Roman"/>
+        <w:b/>
+        <w:bCs/>
+        <w:i w:val="0"/>
+        <w:strike w:val="0"/>
+        <w:dstrike w:val="0"/>
+        <w:color w:val="000000"/>
+        <w:sz w:val="28"/>
+        <w:szCs w:val="28"/>
+        <w:u w:val="none" w:color="000000"/>
+        <w:bdr w:val="none" w:sz="0" w:space="0" w:color="auto"/>
+        <w:shd w:val="clear" w:color="auto" w:fill="auto"/>
+        <w:vertAlign w:val="baseline"/>
+      </w:rPr>
+    </w:lvl>
+    <w:lvl w:ilvl="2">
+      <w:start w:val="1"/>
+      <w:numFmt w:val="lowerRoman"/>
+      <w:lvlText w:val="%3"/>
+      <w:lvlJc w:val="left"/>
+      <w:pPr>
+        <w:ind w:left="1788"/>
+      </w:pPr>
+      <w:rPr>
+        <w:rFonts w:ascii="Times New Roman" w:eastAsia="Times New Roman" w:hAnsi="Times New Roman" w:cs="Times New Roman"/>
+        <w:b/>
+        <w:bCs/>
+        <w:i w:val="0"/>
+        <w:strike w:val="0"/>
+        <w:dstrike w:val="0"/>
+        <w:color w:val="000000"/>
+        <w:sz w:val="28"/>
+        <w:szCs w:val="28"/>
+        <w:u w:val="none" w:color="000000"/>
+        <w:bdr w:val="none" w:sz="0" w:space="0" w:color="auto"/>
+        <w:shd w:val="clear" w:color="auto" w:fill="auto"/>
+        <w:vertAlign w:val="baseline"/>
+      </w:rPr>
+    </w:lvl>
+    <w:lvl w:ilvl="3">
+      <w:start w:val="1"/>
+      <w:numFmt w:val="decimal"/>
+      <w:lvlText w:val="%4"/>
+      <w:lvlJc w:val="left"/>
+      <w:pPr>
+        <w:ind w:left="2508"/>
+      </w:pPr>
+      <w:rPr>
+        <w:rFonts w:ascii="Times New Roman" w:eastAsia="Times New Roman" w:hAnsi="Times New Roman" w:cs="Times New Roman"/>
+        <w:b/>
+        <w:bCs/>
+        <w:i w:val="0"/>
+        <w:strike w:val="0"/>
+        <w:dstrike w:val="0"/>
+        <w:color w:val="000000"/>
+        <w:sz w:val="28"/>
+        <w:szCs w:val="28"/>
+        <w:u w:val="none" w:color="000000"/>
+        <w:bdr w:val="none" w:sz="0" w:space="0" w:color="auto"/>
+        <w:shd w:val="clear" w:color="auto" w:fill="auto"/>
+        <w:vertAlign w:val="baseline"/>
+      </w:rPr>
+    </w:lvl>
+    <w:lvl w:ilvl="4">
+      <w:start w:val="1"/>
+      <w:numFmt w:val="lowerLetter"/>
+      <w:lvlText w:val="%5"/>
+      <w:lvlJc w:val="left"/>
+      <w:pPr>
+        <w:ind w:left="3228"/>
+      </w:pPr>
+      <w:rPr>
+        <w:rFonts w:ascii="Times New Roman" w:eastAsia="Times New Roman" w:hAnsi="Times New Roman" w:cs="Times New Roman"/>
+        <w:b/>
+        <w:bCs/>
+        <w:i w:val="0"/>
+        <w:strike w:val="0"/>
+        <w:dstrike w:val="0"/>
+        <w:color w:val="000000"/>
+        <w:sz w:val="28"/>
+        <w:szCs w:val="28"/>
+        <w:u w:val="none" w:color="000000"/>
+        <w:bdr w:val="none" w:sz="0" w:space="0" w:color="auto"/>
+        <w:shd w:val="clear" w:color="auto" w:fill="auto"/>
+        <w:vertAlign w:val="baseline"/>
+      </w:rPr>
+    </w:lvl>
+    <w:lvl w:ilvl="5">
+      <w:start w:val="1"/>
+      <w:numFmt w:val="lowerRoman"/>
+      <w:lvlText w:val="%6"/>
+      <w:lvlJc w:val="left"/>
+      <w:pPr>
+        <w:ind w:left="3948"/>
+      </w:pPr>
+      <w:rPr>
+        <w:rFonts w:ascii="Times New Roman" w:eastAsia="Times New Roman" w:hAnsi="Times New Roman" w:cs="Times New Roman"/>
+        <w:b/>
+        <w:bCs/>
+        <w:i w:val="0"/>
+        <w:strike w:val="0"/>
+        <w:dstrike w:val="0"/>
+        <w:color w:val="000000"/>
+        <w:sz w:val="28"/>
+        <w:szCs w:val="28"/>
+        <w:u w:val="none" w:color="000000"/>
+        <w:bdr w:val="none" w:sz="0" w:space="0" w:color="auto"/>
+        <w:shd w:val="clear" w:color="auto" w:fill="auto"/>
+        <w:vertAlign w:val="baseline"/>
+      </w:rPr>
+    </w:lvl>
+    <w:lvl w:ilvl="6">
+      <w:start w:val="1"/>
+      <w:numFmt w:val="decimal"/>
+      <w:lvlText w:val="%7"/>
+      <w:lvlJc w:val="left"/>
+      <w:pPr>
+        <w:ind w:left="4668"/>
+      </w:pPr>
+      <w:rPr>
+        <w:rFonts w:ascii="Times New Roman" w:eastAsia="Times New Roman" w:hAnsi="Times New Roman" w:cs="Times New Roman"/>
+        <w:b/>
+        <w:bCs/>
+        <w:i w:val="0"/>
+        <w:strike w:val="0"/>
+        <w:dstrike w:val="0"/>
+        <w:color w:val="000000"/>
+        <w:sz w:val="28"/>
+        <w:szCs w:val="28"/>
+        <w:u w:val="none" w:color="000000"/>
+        <w:bdr w:val="none" w:sz="0" w:space="0" w:color="auto"/>
+        <w:shd w:val="clear" w:color="auto" w:fill="auto"/>
+        <w:vertAlign w:val="baseline"/>
+      </w:rPr>
+    </w:lvl>
+    <w:lvl w:ilvl="7">
+      <w:start w:val="1"/>
+      <w:numFmt w:val="lowerLetter"/>
+      <w:lvlText w:val="%8"/>
+      <w:lvlJc w:val="left"/>
+      <w:pPr>
+        <w:ind w:left="5388"/>
+      </w:pPr>
+      <w:rPr>
+        <w:rFonts w:ascii="Times New Roman" w:eastAsia="Times New Roman" w:hAnsi="Times New Roman" w:cs="Times New Roman"/>
+        <w:b/>
+        <w:bCs/>
+        <w:i w:val="0"/>
+        <w:strike w:val="0"/>
+        <w:dstrike w:val="0"/>
+        <w:color w:val="000000"/>
+        <w:sz w:val="28"/>
+        <w:szCs w:val="28"/>
+        <w:u w:val="none" w:color="000000"/>
+        <w:bdr w:val="none" w:sz="0" w:space="0" w:color="auto"/>
+        <w:shd w:val="clear" w:color="auto" w:fill="auto"/>
+        <w:vertAlign w:val="baseline"/>
+      </w:rPr>
+    </w:lvl>
+    <w:lvl w:ilvl="8">
+      <w:start w:val="1"/>
+      <w:numFmt w:val="lowerRoman"/>
+      <w:lvlText w:val="%9"/>
+      <w:lvlJc w:val="left"/>
+      <w:pPr>
+        <w:ind w:left="6108"/>
+      </w:pPr>
+      <w:rPr>
+        <w:rFonts w:ascii="Times New Roman" w:eastAsia="Times New Roman" w:hAnsi="Times New Roman" w:cs="Times New Roman"/>
+        <w:b/>
+        <w:bCs/>
+        <w:i w:val="0"/>
+        <w:strike w:val="0"/>
+        <w:dstrike w:val="0"/>
+        <w:color w:val="000000"/>
+        <w:sz w:val="28"/>
+        <w:szCs w:val="28"/>
+        <w:u w:val="none" w:color="000000"/>
+        <w:bdr w:val="none" w:sz="0" w:space="0" w:color="auto"/>
+        <w:shd w:val="clear" w:color="auto" w:fill="auto"/>
+        <w:vertAlign w:val="baseline"/>
+      </w:rPr>
+    </w:lvl>
+  </w:abstractNum>
+  <w:abstractNum w:abstractNumId="1" w15:restartNumberingAfterBreak="0">
+    <w:nsid w:val="253C1B0E"/>
+    <w:multiLevelType w:val="multilevel"/>
+    <w:tmpl w:val="54F0E7AA"/>
+    <w:lvl w:ilvl="0">
+      <w:start w:val="1"/>
+      <w:numFmt w:val="bullet"/>
+      <w:lvlText w:val=""/>
+      <w:lvlJc w:val="left"/>
+      <w:pPr>
+        <w:tabs>
+          <w:tab w:val="num" w:pos="720"/>
+        </w:tabs>
+        <w:ind w:left="720" w:hanging="360"/>
+      </w:pPr>
+      <w:rPr>
+        <w:rFonts w:ascii="Symbol" w:hAnsi="Symbol" w:hint="default"/>
+        <w:sz w:val="20"/>
+      </w:rPr>
+    </w:lvl>
+    <w:lvl w:ilvl="1" w:tentative="1">
+      <w:start w:val="1"/>
+      <w:numFmt w:val="bullet"/>
+      <w:lvlText w:val="o"/>
+      <w:lvlJc w:val="left"/>
+      <w:pPr>
+        <w:tabs>
+          <w:tab w:val="num" w:pos="1440"/>
+        </w:tabs>
+        <w:ind w:left="1440" w:hanging="360"/>
+      </w:pPr>
+      <w:rPr>
+        <w:rFonts w:ascii="Courier New" w:hAnsi="Courier New" w:hint="default"/>
+        <w:sz w:val="20"/>
+      </w:rPr>
+    </w:lvl>
+    <w:lvl w:ilvl="2" w:tentative="1">
+      <w:start w:val="1"/>
+      <w:numFmt w:val="bullet"/>
+      <w:lvlText w:val=""/>
+      <w:lvlJc w:val="left"/>
+      <w:pPr>
+        <w:tabs>
+          <w:tab w:val="num" w:pos="2160"/>
+        </w:tabs>
+        <w:ind w:left="2160" w:hanging="360"/>
+      </w:pPr>
+      <w:rPr>
+        <w:rFonts w:ascii="Wingdings" w:hAnsi="Wingdings" w:hint="default"/>
+        <w:sz w:val="20"/>
+      </w:rPr>
+    </w:lvl>
+    <w:lvl w:ilvl="3" w:tentative="1">
+      <w:start w:val="1"/>
+      <w:numFmt w:val="bullet"/>
+      <w:lvlText w:val=""/>
+      <w:lvlJc w:val="left"/>
+      <w:pPr>
+        <w:tabs>
+          <w:tab w:val="num" w:pos="2880"/>
+        </w:tabs>
+        <w:ind w:left="2880" w:hanging="360"/>
+      </w:pPr>
+      <w:rPr>
+        <w:rFonts w:ascii="Wingdings" w:hAnsi="Wingdings" w:hint="default"/>
+        <w:sz w:val="20"/>
+      </w:rPr>
+    </w:lvl>
+    <w:lvl w:ilvl="4" w:tentative="1">
+      <w:start w:val="1"/>
+      <w:numFmt w:val="bullet"/>
+      <w:lvlText w:val=""/>
+      <w:lvlJc w:val="left"/>
+      <w:pPr>
+        <w:tabs>
+          <w:tab w:val="num" w:pos="3600"/>
+        </w:tabs>
+        <w:ind w:left="3600" w:hanging="360"/>
+      </w:pPr>
+      <w:rPr>
+        <w:rFonts w:ascii="Wingdings" w:hAnsi="Wingdings" w:hint="default"/>
+        <w:sz w:val="20"/>
+      </w:rPr>
+    </w:lvl>
+    <w:lvl w:ilvl="5" w:tentative="1">
+      <w:start w:val="1"/>
+      <w:numFmt w:val="bullet"/>
+      <w:lvlText w:val=""/>
+      <w:lvlJc w:val="left"/>
+      <w:pPr>
+        <w:tabs>
+          <w:tab w:val="num" w:pos="4320"/>
+        </w:tabs>
+        <w:ind w:left="4320" w:hanging="360"/>
+      </w:pPr>
+      <w:rPr>
+        <w:rFonts w:ascii="Wingdings" w:hAnsi="Wingdings" w:hint="default"/>
+        <w:sz w:val="20"/>
+      </w:rPr>
+    </w:lvl>
+    <w:lvl w:ilvl="6" w:tentative="1">
+      <w:start w:val="1"/>
+      <w:numFmt w:val="bullet"/>
+      <w:lvlText w:val=""/>
+      <w:lvlJc w:val="left"/>
+      <w:pPr>
+        <w:tabs>
+          <w:tab w:val="num" w:pos="5040"/>
+        </w:tabs>
+        <w:ind w:left="5040" w:hanging="360"/>
+      </w:pPr>
+      <w:rPr>
+        <w:rFonts w:ascii="Wingdings" w:hAnsi="Wingdings" w:hint="default"/>
+        <w:sz w:val="20"/>
+      </w:rPr>
+    </w:lvl>
+    <w:lvl w:ilvl="7" w:tentative="1">
+      <w:start w:val="1"/>
+      <w:numFmt w:val="bullet"/>
+      <w:lvlText w:val=""/>
+      <w:lvlJc w:val="left"/>
+      <w:pPr>
+        <w:tabs>
+          <w:tab w:val="num" w:pos="5760"/>
+        </w:tabs>
+        <w:ind w:left="5760" w:hanging="360"/>
+      </w:pPr>
+      <w:rPr>
+        <w:rFonts w:ascii="Wingdings" w:hAnsi="Wingdings" w:hint="default"/>
+        <w:sz w:val="20"/>
+      </w:rPr>
+    </w:lvl>
+    <w:lvl w:ilvl="8" w:tentative="1">
+      <w:start w:val="1"/>
+      <w:numFmt w:val="bullet"/>
+      <w:lvlText w:val=""/>
+      <w:lvlJc w:val="left"/>
+      <w:pPr>
+        <w:tabs>
+          <w:tab w:val="num" w:pos="6480"/>
+        </w:tabs>
+        <w:ind w:left="6480" w:hanging="360"/>
+      </w:pPr>
+      <w:rPr>
+        <w:rFonts w:ascii="Wingdings" w:hAnsi="Wingdings" w:hint="default"/>
+        <w:sz w:val="20"/>
+      </w:rPr>
+    </w:lvl>
+  </w:abstractNum>
+  <w:abstractNum w:abstractNumId="2" w15:restartNumberingAfterBreak="0">
+    <w:nsid w:val="548D6CCC"/>
+    <w:multiLevelType w:val="hybridMultilevel"/>
+    <w:tmpl w:val="242CF568"/>
+    <w:lvl w:ilvl="0" w:tplc="3A3ECD68">
+      <w:start w:val="1"/>
+      <w:numFmt w:val="decimal"/>
+      <w:lvlText w:val="%1."/>
+      <w:lvlJc w:val="left"/>
+      <w:pPr>
+        <w:ind w:left="10"/>
+      </w:pPr>
+      <w:rPr>
+        <w:rFonts w:ascii="Times New Roman" w:eastAsia="Times New Roman" w:hAnsi="Times New Roman" w:cs="Times New Roman"/>
+        <w:b w:val="0"/>
+        <w:i w:val="0"/>
+        <w:strike w:val="0"/>
+        <w:dstrike w:val="0"/>
+        <w:color w:val="000000"/>
+        <w:sz w:val="28"/>
+        <w:szCs w:val="28"/>
+        <w:u w:val="none" w:color="000000"/>
+        <w:bdr w:val="none" w:sz="0" w:space="0" w:color="auto"/>
+        <w:shd w:val="clear" w:color="auto" w:fill="auto"/>
+        <w:vertAlign w:val="baseline"/>
+      </w:rPr>
+    </w:lvl>
+    <w:lvl w:ilvl="1" w:tplc="B2DC37EC">
+      <w:start w:val="1"/>
+      <w:numFmt w:val="lowerLetter"/>
+      <w:lvlText w:val="%2"/>
+      <w:lvlJc w:val="left"/>
+      <w:pPr>
+        <w:ind w:left="1080"/>
+      </w:pPr>
+      <w:rPr>
+        <w:rFonts w:ascii="Times New Roman" w:eastAsia="Times New Roman" w:hAnsi="Times New Roman" w:cs="Times New Roman"/>
+        <w:b w:val="0"/>
+        <w:i w:val="0"/>
+        <w:strike w:val="0"/>
+        <w:dstrike w:val="0"/>
+        <w:color w:val="000000"/>
+        <w:sz w:val="28"/>
+        <w:szCs w:val="28"/>
+        <w:u w:val="none" w:color="000000"/>
+        <w:bdr w:val="none" w:sz="0" w:space="0" w:color="auto"/>
+        <w:shd w:val="clear" w:color="auto" w:fill="auto"/>
+        <w:vertAlign w:val="baseline"/>
+      </w:rPr>
+    </w:lvl>
+    <w:lvl w:ilvl="2" w:tplc="C7F210A0">
+      <w:start w:val="1"/>
+      <w:numFmt w:val="lowerRoman"/>
+      <w:lvlText w:val="%3"/>
+      <w:lvlJc w:val="left"/>
+      <w:pPr>
+        <w:ind w:left="1800"/>
+      </w:pPr>
+      <w:rPr>
+        <w:rFonts w:ascii="Times New Roman" w:eastAsia="Times New Roman" w:hAnsi="Times New Roman" w:cs="Times New Roman"/>
+        <w:b w:val="0"/>
+        <w:i w:val="0"/>
+        <w:strike w:val="0"/>
+        <w:dstrike w:val="0"/>
+        <w:color w:val="000000"/>
+        <w:sz w:val="28"/>
+        <w:szCs w:val="28"/>
+        <w:u w:val="none" w:color="000000"/>
+        <w:bdr w:val="none" w:sz="0" w:space="0" w:color="auto"/>
+        <w:shd w:val="clear" w:color="auto" w:fill="auto"/>
+        <w:vertAlign w:val="baseline"/>
+      </w:rPr>
+    </w:lvl>
+    <w:lvl w:ilvl="3" w:tplc="3A9E4B28">
+      <w:start w:val="1"/>
+      <w:numFmt w:val="decimal"/>
+      <w:lvlText w:val="%4"/>
+      <w:lvlJc w:val="left"/>
+      <w:pPr>
+        <w:ind w:left="2520"/>
+      </w:pPr>
+      <w:rPr>
+        <w:rFonts w:ascii="Times New Roman" w:eastAsia="Times New Roman" w:hAnsi="Times New Roman" w:cs="Times New Roman"/>
+        <w:b w:val="0"/>
+        <w:i w:val="0"/>
+        <w:strike w:val="0"/>
+        <w:dstrike w:val="0"/>
+        <w:color w:val="000000"/>
+        <w:sz w:val="28"/>
+        <w:szCs w:val="28"/>
+        <w:u w:val="none" w:color="000000"/>
+        <w:bdr w:val="none" w:sz="0" w:space="0" w:color="auto"/>
+        <w:shd w:val="clear" w:color="auto" w:fill="auto"/>
+        <w:vertAlign w:val="baseline"/>
+      </w:rPr>
+    </w:lvl>
+    <w:lvl w:ilvl="4" w:tplc="D15EA7D6">
+      <w:start w:val="1"/>
+      <w:numFmt w:val="lowerLetter"/>
+      <w:lvlText w:val="%5"/>
+      <w:lvlJc w:val="left"/>
+      <w:pPr>
+        <w:ind w:left="3240"/>
+      </w:pPr>
+      <w:rPr>
+        <w:rFonts w:ascii="Times New Roman" w:eastAsia="Times New Roman" w:hAnsi="Times New Roman" w:cs="Times New Roman"/>
+        <w:b w:val="0"/>
+        <w:i w:val="0"/>
+        <w:strike w:val="0"/>
+        <w:dstrike w:val="0"/>
+        <w:color w:val="000000"/>
+        <w:sz w:val="28"/>
+        <w:szCs w:val="28"/>
+        <w:u w:val="none" w:color="000000"/>
+        <w:bdr w:val="none" w:sz="0" w:space="0" w:color="auto"/>
+        <w:shd w:val="clear" w:color="auto" w:fill="auto"/>
+        <w:vertAlign w:val="baseline"/>
+      </w:rPr>
+    </w:lvl>
+    <w:lvl w:ilvl="5" w:tplc="40323A00">
+      <w:start w:val="1"/>
+      <w:numFmt w:val="lowerRoman"/>
+      <w:lvlText w:val="%6"/>
+      <w:lvlJc w:val="left"/>
+      <w:pPr>
+        <w:ind w:left="3960"/>
+      </w:pPr>
+      <w:rPr>
+        <w:rFonts w:ascii="Times New Roman" w:eastAsia="Times New Roman" w:hAnsi="Times New Roman" w:cs="Times New Roman"/>
+        <w:b w:val="0"/>
+        <w:i w:val="0"/>
+        <w:strike w:val="0"/>
+        <w:dstrike w:val="0"/>
+        <w:color w:val="000000"/>
+        <w:sz w:val="28"/>
+        <w:szCs w:val="28"/>
+        <w:u w:val="none" w:color="000000"/>
+        <w:bdr w:val="none" w:sz="0" w:space="0" w:color="auto"/>
+        <w:shd w:val="clear" w:color="auto" w:fill="auto"/>
+        <w:vertAlign w:val="baseline"/>
+      </w:rPr>
+    </w:lvl>
+    <w:lvl w:ilvl="6" w:tplc="9BAED1BA">
+      <w:start w:val="1"/>
+      <w:numFmt w:val="decimal"/>
+      <w:lvlText w:val="%7"/>
+      <w:lvlJc w:val="left"/>
+      <w:pPr>
+        <w:ind w:left="4680"/>
+      </w:pPr>
+      <w:rPr>
+        <w:rFonts w:ascii="Times New Roman" w:eastAsia="Times New Roman" w:hAnsi="Times New Roman" w:cs="Times New Roman"/>
+        <w:b w:val="0"/>
+        <w:i w:val="0"/>
+        <w:strike w:val="0"/>
+        <w:dstrike w:val="0"/>
+        <w:color w:val="000000"/>
+        <w:sz w:val="28"/>
+        <w:szCs w:val="28"/>
+        <w:u w:val="none" w:color="000000"/>
+        <w:bdr w:val="none" w:sz="0" w:space="0" w:color="auto"/>
+        <w:shd w:val="clear" w:color="auto" w:fill="auto"/>
+        <w:vertAlign w:val="baseline"/>
+      </w:rPr>
+    </w:lvl>
+    <w:lvl w:ilvl="7" w:tplc="759E993C">
+      <w:start w:val="1"/>
+      <w:numFmt w:val="lowerLetter"/>
+      <w:lvlText w:val="%8"/>
+      <w:lvlJc w:val="left"/>
+      <w:pPr>
+        <w:ind w:left="5400"/>
+      </w:pPr>
+      <w:rPr>
+        <w:rFonts w:ascii="Times New Roman" w:eastAsia="Times New Roman" w:hAnsi="Times New Roman" w:cs="Times New Roman"/>
+        <w:b w:val="0"/>
+        <w:i w:val="0"/>
+        <w:strike w:val="0"/>
+        <w:dstrike w:val="0"/>
+        <w:color w:val="000000"/>
+        <w:sz w:val="28"/>
+        <w:szCs w:val="28"/>
+        <w:u w:val="none" w:color="000000"/>
+        <w:bdr w:val="none" w:sz="0" w:space="0" w:color="auto"/>
+        <w:shd w:val="clear" w:color="auto" w:fill="auto"/>
+        <w:vertAlign w:val="baseline"/>
+      </w:rPr>
+    </w:lvl>
+    <w:lvl w:ilvl="8" w:tplc="3AA05C02">
+      <w:start w:val="1"/>
+      <w:numFmt w:val="lowerRoman"/>
+      <w:lvlText w:val="%9"/>
+      <w:lvlJc w:val="left"/>
+      <w:pPr>
+        <w:ind w:left="6120"/>
+      </w:pPr>
+      <w:rPr>
+        <w:rFonts w:ascii="Times New Roman" w:eastAsia="Times New Roman" w:hAnsi="Times New Roman" w:cs="Times New Roman"/>
+        <w:b w:val="0"/>
+        <w:i w:val="0"/>
+        <w:strike w:val="0"/>
+        <w:dstrike w:val="0"/>
+        <w:color w:val="000000"/>
+        <w:sz w:val="28"/>
+        <w:szCs w:val="28"/>
+        <w:u w:val="none" w:color="000000"/>
+        <w:bdr w:val="none" w:sz="0" w:space="0" w:color="auto"/>
+        <w:shd w:val="clear" w:color="auto" w:fill="auto"/>
+        <w:vertAlign w:val="baseline"/>
+      </w:rPr>
+    </w:lvl>
+  </w:abstractNum>
+  <w:abstractNum w:abstractNumId="3" w15:restartNumberingAfterBreak="0">
+    <w:nsid w:val="73641819"/>
+    <w:multiLevelType w:val="multilevel"/>
+    <w:tmpl w:val="723AA1EA"/>
+    <w:lvl w:ilvl="0">
+      <w:start w:val="1"/>
+      <w:numFmt w:val="bullet"/>
+      <w:lvlText w:val=""/>
+      <w:lvlJc w:val="left"/>
+      <w:pPr>
+        <w:tabs>
+          <w:tab w:val="num" w:pos="720"/>
+        </w:tabs>
+        <w:ind w:left="720" w:hanging="360"/>
+      </w:pPr>
+      <w:rPr>
+        <w:rFonts w:ascii="Symbol" w:hAnsi="Symbol" w:hint="default"/>
+        <w:sz w:val="20"/>
+      </w:rPr>
+    </w:lvl>
+    <w:lvl w:ilvl="1">
+      <w:start w:val="1"/>
+      <w:numFmt w:val="bullet"/>
+      <w:lvlText w:val="o"/>
+      <w:lvlJc w:val="left"/>
+      <w:pPr>
+        <w:tabs>
+          <w:tab w:val="num" w:pos="1440"/>
+        </w:tabs>
+        <w:ind w:left="1440" w:hanging="360"/>
+      </w:pPr>
+      <w:rPr>
+        <w:rFonts w:ascii="Courier New" w:hAnsi="Courier New" w:hint="default"/>
+        <w:sz w:val="20"/>
+      </w:rPr>
+    </w:lvl>
+    <w:lvl w:ilvl="2" w:tentative="1">
+      <w:start w:val="1"/>
+      <w:numFmt w:val="bullet"/>
+      <w:lvlText w:val=""/>
+      <w:lvlJc w:val="left"/>
+      <w:pPr>
+        <w:tabs>
+          <w:tab w:val="num" w:pos="2160"/>
+        </w:tabs>
+        <w:ind w:left="2160" w:hanging="360"/>
+      </w:pPr>
+      <w:rPr>
+        <w:rFonts w:ascii="Wingdings" w:hAnsi="Wingdings" w:hint="default"/>
+        <w:sz w:val="20"/>
+      </w:rPr>
+    </w:lvl>
+    <w:lvl w:ilvl="3" w:tentative="1">
+      <w:start w:val="1"/>
+      <w:numFmt w:val="bullet"/>
+      <w:lvlText w:val=""/>
+      <w:lvlJc w:val="left"/>
+      <w:pPr>
+        <w:tabs>
+          <w:tab w:val="num" w:pos="2880"/>
+        </w:tabs>
+        <w:ind w:left="2880" w:hanging="360"/>
+      </w:pPr>
+      <w:rPr>
+        <w:rFonts w:ascii="Wingdings" w:hAnsi="Wingdings" w:hint="default"/>
+        <w:sz w:val="20"/>
+      </w:rPr>
+    </w:lvl>
+    <w:lvl w:ilvl="4" w:tentative="1">
+      <w:start w:val="1"/>
+      <w:numFmt w:val="bullet"/>
+      <w:lvlText w:val=""/>
+      <w:lvlJc w:val="left"/>
+      <w:pPr>
+        <w:tabs>
+          <w:tab w:val="num" w:pos="3600"/>
+        </w:tabs>
+        <w:ind w:left="3600" w:hanging="360"/>
+      </w:pPr>
+      <w:rPr>
+        <w:rFonts w:ascii="Wingdings" w:hAnsi="Wingdings" w:hint="default"/>
+        <w:sz w:val="20"/>
+      </w:rPr>
+    </w:lvl>
+    <w:lvl w:ilvl="5" w:tentative="1">
+      <w:start w:val="1"/>
+      <w:numFmt w:val="bullet"/>
+      <w:lvlText w:val=""/>
+      <w:lvlJc w:val="left"/>
+      <w:pPr>
+        <w:tabs>
+          <w:tab w:val="num" w:pos="4320"/>
+        </w:tabs>
+        <w:ind w:left="4320" w:hanging="360"/>
+      </w:pPr>
+      <w:rPr>
+        <w:rFonts w:ascii="Wingdings" w:hAnsi="Wingdings" w:hint="default"/>
+        <w:sz w:val="20"/>
+      </w:rPr>
+    </w:lvl>
+    <w:lvl w:ilvl="6" w:tentative="1">
+      <w:start w:val="1"/>
+      <w:numFmt w:val="bullet"/>
+      <w:lvlText w:val=""/>
+      <w:lvlJc w:val="left"/>
+      <w:pPr>
+        <w:tabs>
+          <w:tab w:val="num" w:pos="5040"/>
+        </w:tabs>
+        <w:ind w:left="5040" w:hanging="360"/>
+      </w:pPr>
+      <w:rPr>
+        <w:rFonts w:ascii="Wingdings" w:hAnsi="Wingdings" w:hint="default"/>
+        <w:sz w:val="20"/>
+      </w:rPr>
+    </w:lvl>
+    <w:lvl w:ilvl="7" w:tentative="1">
+      <w:start w:val="1"/>
+      <w:numFmt w:val="bullet"/>
+      <w:lvlText w:val=""/>
+      <w:lvlJc w:val="left"/>
+      <w:pPr>
+        <w:tabs>
+          <w:tab w:val="num" w:pos="5760"/>
+        </w:tabs>
+        <w:ind w:left="5760" w:hanging="360"/>
+      </w:pPr>
+      <w:rPr>
+        <w:rFonts w:ascii="Wingdings" w:hAnsi="Wingdings" w:hint="default"/>
+        <w:sz w:val="20"/>
+      </w:rPr>
+    </w:lvl>
+    <w:lvl w:ilvl="8" w:tentative="1">
+      <w:start w:val="1"/>
+      <w:numFmt w:val="bullet"/>
+      <w:lvlText w:val=""/>
+      <w:lvlJc w:val="left"/>
+      <w:pPr>
+        <w:tabs>
+          <w:tab w:val="num" w:pos="6480"/>
+        </w:tabs>
+        <w:ind w:left="6480" w:hanging="360"/>
+      </w:pPr>
+      <w:rPr>
+        <w:rFonts w:ascii="Wingdings" w:hAnsi="Wingdings" w:hint="default"/>
+        <w:sz w:val="20"/>
+      </w:rPr>
+    </w:lvl>
+  </w:abstractNum>
+  <w:abstractNum w:abstractNumId="4" w15:restartNumberingAfterBreak="0">
+    <w:nsid w:val="7700106E"/>
+    <w:multiLevelType w:val="hybridMultilevel"/>
+    <w:tmpl w:val="0E36970E"/>
+    <w:lvl w:ilvl="0" w:tplc="5E64827C">
+      <w:start w:val="1"/>
+      <w:numFmt w:val="decimal"/>
+      <w:lvlText w:val="%1."/>
+      <w:lvlJc w:val="left"/>
+      <w:pPr>
+        <w:ind w:left="720"/>
+      </w:pPr>
+      <w:rPr>
+        <w:rFonts w:ascii="Times New Roman" w:eastAsia="Times New Roman" w:hAnsi="Times New Roman" w:cs="Times New Roman"/>
+        <w:b w:val="0"/>
+        <w:i w:val="0"/>
+        <w:strike w:val="0"/>
+        <w:dstrike w:val="0"/>
+        <w:color w:val="000000"/>
+        <w:sz w:val="28"/>
+        <w:szCs w:val="28"/>
+        <w:u w:val="none" w:color="000000"/>
+        <w:bdr w:val="none" w:sz="0" w:space="0" w:color="auto"/>
+        <w:shd w:val="clear" w:color="auto" w:fill="auto"/>
+        <w:vertAlign w:val="baseline"/>
+      </w:rPr>
+    </w:lvl>
+    <w:lvl w:ilvl="1" w:tplc="6A1C1EBC">
+      <w:start w:val="1"/>
+      <w:numFmt w:val="lowerLetter"/>
+      <w:lvlText w:val="%2"/>
+      <w:lvlJc w:val="left"/>
+      <w:pPr>
+        <w:ind w:left="1440"/>
+      </w:pPr>
+      <w:rPr>
+        <w:rFonts w:ascii="Times New Roman" w:eastAsia="Times New Roman" w:hAnsi="Times New Roman" w:cs="Times New Roman"/>
+        <w:b w:val="0"/>
+        <w:i w:val="0"/>
+        <w:strike w:val="0"/>
+        <w:dstrike w:val="0"/>
+        <w:color w:val="000000"/>
+        <w:sz w:val="28"/>
+        <w:szCs w:val="28"/>
+        <w:u w:val="none" w:color="000000"/>
+        <w:bdr w:val="none" w:sz="0" w:space="0" w:color="auto"/>
+        <w:shd w:val="clear" w:color="auto" w:fill="auto"/>
+        <w:vertAlign w:val="baseline"/>
+      </w:rPr>
+    </w:lvl>
+    <w:lvl w:ilvl="2" w:tplc="8D1278AA">
+      <w:start w:val="1"/>
+      <w:numFmt w:val="lowerRoman"/>
+      <w:lvlText w:val="%3"/>
+      <w:lvlJc w:val="left"/>
+      <w:pPr>
+        <w:ind w:left="2160"/>
+      </w:pPr>
+      <w:rPr>
+        <w:rFonts w:ascii="Times New Roman" w:eastAsia="Times New Roman" w:hAnsi="Times New Roman" w:cs="Times New Roman"/>
+        <w:b w:val="0"/>
+        <w:i w:val="0"/>
+        <w:strike w:val="0"/>
+        <w:dstrike w:val="0"/>
+        <w:color w:val="000000"/>
+        <w:sz w:val="28"/>
+        <w:szCs w:val="28"/>
+        <w:u w:val="none" w:color="000000"/>
+        <w:bdr w:val="none" w:sz="0" w:space="0" w:color="auto"/>
+        <w:shd w:val="clear" w:color="auto" w:fill="auto"/>
+        <w:vertAlign w:val="baseline"/>
+      </w:rPr>
+    </w:lvl>
+    <w:lvl w:ilvl="3" w:tplc="B3BE121E">
+      <w:start w:val="1"/>
+      <w:numFmt w:val="decimal"/>
+      <w:lvlText w:val="%4"/>
+      <w:lvlJc w:val="left"/>
+      <w:pPr>
+        <w:ind w:left="2880"/>
+      </w:pPr>
+      <w:rPr>
+        <w:rFonts w:ascii="Times New Roman" w:eastAsia="Times New Roman" w:hAnsi="Times New Roman" w:cs="Times New Roman"/>
+        <w:b w:val="0"/>
+        <w:i w:val="0"/>
+        <w:strike w:val="0"/>
+        <w:dstrike w:val="0"/>
+        <w:color w:val="000000"/>
+        <w:sz w:val="28"/>
+        <w:szCs w:val="28"/>
+        <w:u w:val="none" w:color="000000"/>
+        <w:bdr w:val="none" w:sz="0" w:space="0" w:color="auto"/>
+        <w:shd w:val="clear" w:color="auto" w:fill="auto"/>
+        <w:vertAlign w:val="baseline"/>
+      </w:rPr>
+    </w:lvl>
+    <w:lvl w:ilvl="4" w:tplc="5406FA08">
+      <w:start w:val="1"/>
+      <w:numFmt w:val="lowerLetter"/>
+      <w:lvlText w:val="%5"/>
+      <w:lvlJc w:val="left"/>
+      <w:pPr>
+        <w:ind w:left="3600"/>
+      </w:pPr>
+      <w:rPr>
+        <w:rFonts w:ascii="Times New Roman" w:eastAsia="Times New Roman" w:hAnsi="Times New Roman" w:cs="Times New Roman"/>
+        <w:b w:val="0"/>
+        <w:i w:val="0"/>
+        <w:strike w:val="0"/>
+        <w:dstrike w:val="0"/>
+        <w:color w:val="000000"/>
+        <w:sz w:val="28"/>
+        <w:szCs w:val="28"/>
+        <w:u w:val="none" w:color="000000"/>
+        <w:bdr w:val="none" w:sz="0" w:space="0" w:color="auto"/>
+        <w:shd w:val="clear" w:color="auto" w:fill="auto"/>
+        <w:vertAlign w:val="baseline"/>
+      </w:rPr>
+    </w:lvl>
+    <w:lvl w:ilvl="5" w:tplc="BCB02234">
+      <w:start w:val="1"/>
+      <w:numFmt w:val="lowerRoman"/>
+      <w:lvlText w:val="%6"/>
+      <w:lvlJc w:val="left"/>
+      <w:pPr>
+        <w:ind w:left="4320"/>
+      </w:pPr>
+      <w:rPr>
+        <w:rFonts w:ascii="Times New Roman" w:eastAsia="Times New Roman" w:hAnsi="Times New Roman" w:cs="Times New Roman"/>
+        <w:b w:val="0"/>
+        <w:i w:val="0"/>
+        <w:strike w:val="0"/>
+        <w:dstrike w:val="0"/>
+        <w:color w:val="000000"/>
+        <w:sz w:val="28"/>
+        <w:szCs w:val="28"/>
+        <w:u w:val="none" w:color="000000"/>
+        <w:bdr w:val="none" w:sz="0" w:space="0" w:color="auto"/>
+        <w:shd w:val="clear" w:color="auto" w:fill="auto"/>
+        <w:vertAlign w:val="baseline"/>
+      </w:rPr>
+    </w:lvl>
+    <w:lvl w:ilvl="6" w:tplc="9DFEC2E8">
+      <w:start w:val="1"/>
+      <w:numFmt w:val="decimal"/>
+      <w:lvlText w:val="%7"/>
+      <w:lvlJc w:val="left"/>
+      <w:pPr>
+        <w:ind w:left="5040"/>
+      </w:pPr>
+      <w:rPr>
+        <w:rFonts w:ascii="Times New Roman" w:eastAsia="Times New Roman" w:hAnsi="Times New Roman" w:cs="Times New Roman"/>
+        <w:b w:val="0"/>
+        <w:i w:val="0"/>
+        <w:strike w:val="0"/>
+        <w:dstrike w:val="0"/>
+        <w:color w:val="000000"/>
+        <w:sz w:val="28"/>
+        <w:szCs w:val="28"/>
+        <w:u w:val="none" w:color="000000"/>
+        <w:bdr w:val="none" w:sz="0" w:space="0" w:color="auto"/>
+        <w:shd w:val="clear" w:color="auto" w:fill="auto"/>
+        <w:vertAlign w:val="baseline"/>
+      </w:rPr>
+    </w:lvl>
+    <w:lvl w:ilvl="7" w:tplc="E7AEBA96">
+      <w:start w:val="1"/>
+      <w:numFmt w:val="lowerLetter"/>
+      <w:lvlText w:val="%8"/>
+      <w:lvlJc w:val="left"/>
+      <w:pPr>
+        <w:ind w:left="5760"/>
+      </w:pPr>
+      <w:rPr>
+        <w:rFonts w:ascii="Times New Roman" w:eastAsia="Times New Roman" w:hAnsi="Times New Roman" w:cs="Times New Roman"/>
+        <w:b w:val="0"/>
+        <w:i w:val="0"/>
+        <w:strike w:val="0"/>
+        <w:dstrike w:val="0"/>
+        <w:color w:val="000000"/>
+        <w:sz w:val="28"/>
+        <w:szCs w:val="28"/>
+        <w:u w:val="none" w:color="000000"/>
+        <w:bdr w:val="none" w:sz="0" w:space="0" w:color="auto"/>
+        <w:shd w:val="clear" w:color="auto" w:fill="auto"/>
+        <w:vertAlign w:val="baseline"/>
+      </w:rPr>
+    </w:lvl>
+    <w:lvl w:ilvl="8" w:tplc="C72ED4F8">
+      <w:start w:val="1"/>
+      <w:numFmt w:val="lowerRoman"/>
+      <w:lvlText w:val="%9"/>
+      <w:lvlJc w:val="left"/>
+      <w:pPr>
+        <w:ind w:left="6480"/>
+      </w:pPr>
+      <w:rPr>
+        <w:rFonts w:ascii="Times New Roman" w:eastAsia="Times New Roman" w:hAnsi="Times New Roman" w:cs="Times New Roman"/>
+        <w:b w:val="0"/>
+        <w:i w:val="0"/>
+        <w:strike w:val="0"/>
+        <w:dstrike w:val="0"/>
+        <w:color w:val="000000"/>
+        <w:sz w:val="28"/>
+        <w:szCs w:val="28"/>
+        <w:u w:val="none" w:color="000000"/>
+        <w:bdr w:val="none" w:sz="0" w:space="0" w:color="auto"/>
+        <w:shd w:val="clear" w:color="auto" w:fill="auto"/>
+        <w:vertAlign w:val="baseline"/>
+      </w:rPr>
+    </w:lvl>
+  </w:abstractNum>
+  <w:num w:numId="1">
+    <w:abstractNumId w:val="0"/>
+  </w:num>
+  <w:num w:numId="2">
+    <w:abstractNumId w:val="4"/>
+  </w:num>
+  <w:num w:numId="3">
+    <w:abstractNumId w:val="0"/>
+    <w:lvlOverride w:ilvl="0">
+      <w:startOverride w:val="1"/>
+    </w:lvlOverride>
+    <w:lvlOverride w:ilvl="1">
+      <w:startOverride w:val="1"/>
+    </w:lvlOverride>
+    <w:lvlOverride w:ilvl="2">
+      <w:startOverride w:val="1"/>
+    </w:lvlOverride>
+    <w:lvlOverride w:ilvl="3">
+      <w:startOverride w:val="1"/>
+    </w:lvlOverride>
+    <w:lvlOverride w:ilvl="4">
+      <w:startOverride w:val="1"/>
+    </w:lvlOverride>
+    <w:lvlOverride w:ilvl="5">
+      <w:startOverride w:val="1"/>
+    </w:lvlOverride>
+    <w:lvlOverride w:ilvl="6">
+      <w:startOverride w:val="1"/>
+    </w:lvlOverride>
+    <w:lvlOverride w:ilvl="7">
+      <w:startOverride w:val="1"/>
+    </w:lvlOverride>
+    <w:lvlOverride w:ilvl="8">
+      <w:startOverride w:val="1"/>
+    </w:lvlOverride>
+  </w:num>
+  <w:num w:numId="4">
+    <w:abstractNumId w:val="1"/>
+  </w:num>
+  <w:num w:numId="5">
+    <w:abstractNumId w:val="3"/>
+  </w:num>
+  <w:num w:numId="6">
+    <w:abstractNumId w:val="0"/>
+    <w:lvlOverride w:ilvl="0">
+      <w:startOverride w:val="1"/>
+    </w:lvlOverride>
+    <w:lvlOverride w:ilvl="1">
+      <w:startOverride w:val="1"/>
+    </w:lvlOverride>
+    <w:lvlOverride w:ilvl="2">
+      <w:startOverride w:val="1"/>
+    </w:lvlOverride>
+    <w:lvlOverride w:ilvl="3">
+      <w:startOverride w:val="1"/>
+    </w:lvlOverride>
+    <w:lvlOverride w:ilvl="4">
+      <w:startOverride w:val="1"/>
+    </w:lvlOverride>
+    <w:lvlOverride w:ilvl="5">
+      <w:startOverride w:val="1"/>
+    </w:lvlOverride>
+    <w:lvlOverride w:ilvl="6">
+      <w:startOverride w:val="1"/>
+    </w:lvlOverride>
+    <w:lvlOverride w:ilvl="7">
+      <w:startOverride w:val="1"/>
+    </w:lvlOverride>
+    <w:lvlOverride w:ilvl="8">
+      <w:startOverride w:val="1"/>
+    </w:lvlOverride>
+  </w:num>
+  <w:num w:numId="7">
+    <w:abstractNumId w:val="0"/>
+    <w:lvlOverride w:ilvl="0">
+      <w:startOverride w:val="1"/>
+    </w:lvlOverride>
+    <w:lvlOverride w:ilvl="1">
+      <w:startOverride w:val="1"/>
+    </w:lvlOverride>
+    <w:lvlOverride w:ilvl="2">
+      <w:startOverride w:val="1"/>
+    </w:lvlOverride>
+    <w:lvlOverride w:ilvl="3">
+      <w:startOverride w:val="1"/>
+    </w:lvlOverride>
+    <w:lvlOverride w:ilvl="4">
+      <w:startOverride w:val="1"/>
+    </w:lvlOverride>
+    <w:lvlOverride w:ilvl="5">
+      <w:startOverride w:val="1"/>
+    </w:lvlOverride>
+    <w:lvlOverride w:ilvl="6">
+      <w:startOverride w:val="1"/>
+    </w:lvlOverride>
+    <w:lvlOverride w:ilvl="7">
+      <w:startOverride w:val="1"/>
+    </w:lvlOverride>
+    <w:lvlOverride w:ilvl="8">
+      <w:startOverride w:val="1"/>
+    </w:lvlOverride>
+  </w:num>
+  <w:num w:numId="8">
+    <w:abstractNumId w:val="0"/>
+    <w:lvlOverride w:ilvl="0">
+      <w:startOverride w:val="1"/>
+    </w:lvlOverride>
+    <w:lvlOverride w:ilvl="1">
+      <w:startOverride w:val="1"/>
+    </w:lvlOverride>
+    <w:lvlOverride w:ilvl="2">
+      <w:startOverride w:val="1"/>
+    </w:lvlOverride>
+    <w:lvlOverride w:ilvl="3">
+      <w:startOverride w:val="1"/>
+    </w:lvlOverride>
+    <w:lvlOverride w:ilvl="4">
+      <w:startOverride w:val="1"/>
+    </w:lvlOverride>
+    <w:lvlOverride w:ilvl="5">
+      <w:startOverride w:val="1"/>
+    </w:lvlOverride>
+    <w:lvlOverride w:ilvl="6">
+      <w:startOverride w:val="1"/>
+    </w:lvlOverride>
+    <w:lvlOverride w:ilvl="7">
+      <w:startOverride w:val="1"/>
+    </w:lvlOverride>
+    <w:lvlOverride w:ilvl="8">
+      <w:startOverride w:val="1"/>
+    </w:lvlOverride>
+  </w:num>
+  <w:num w:numId="9">
+    <w:abstractNumId w:val="0"/>
+    <w:lvlOverride w:ilvl="0">
+      <w:startOverride w:val="1"/>
+    </w:lvlOverride>
+    <w:lvlOverride w:ilvl="1">
+      <w:startOverride w:val="1"/>
+    </w:lvlOverride>
+    <w:lvlOverride w:ilvl="2">
+      <w:startOverride w:val="1"/>
+    </w:lvlOverride>
+    <w:lvlOverride w:ilvl="3">
+      <w:startOverride w:val="1"/>
+    </w:lvlOverride>
+    <w:lvlOverride w:ilvl="4">
+      <w:startOverride w:val="1"/>
+    </w:lvlOverride>
+    <w:lvlOverride w:ilvl="5">
+      <w:startOverride w:val="1"/>
+    </w:lvlOverride>
+    <w:lvlOverride w:ilvl="6">
+      <w:startOverride w:val="1"/>
+    </w:lvlOverride>
+    <w:lvlOverride w:ilvl="7">
+      <w:startOverride w:val="1"/>
+    </w:lvlOverride>
+    <w:lvlOverride w:ilvl="8">
+      <w:startOverride w:val="1"/>
+    </w:lvlOverride>
+  </w:num>
+  <w:num w:numId="10">
+    <w:abstractNumId w:val="0"/>
+    <w:lvlOverride w:ilvl="0">
+      <w:startOverride w:val="1"/>
+    </w:lvlOverride>
+    <w:lvlOverride w:ilvl="1">
+      <w:startOverride w:val="1"/>
+    </w:lvlOverride>
+    <w:lvlOverride w:ilvl="2">
+      <w:startOverride w:val="1"/>
+    </w:lvlOverride>
+    <w:lvlOverride w:ilvl="3">
+      <w:startOverride w:val="1"/>
+    </w:lvlOverride>
+    <w:lvlOverride w:ilvl="4">
+      <w:startOverride w:val="1"/>
+    </w:lvlOverride>
+    <w:lvlOverride w:ilvl="5">
+      <w:startOverride w:val="1"/>
+    </w:lvlOverride>
+    <w:lvlOverride w:ilvl="6">
+      <w:startOverride w:val="1"/>
+    </w:lvlOverride>
+    <w:lvlOverride w:ilvl="7">
+      <w:startOverride w:val="1"/>
+    </w:lvlOverride>
+    <w:lvlOverride w:ilvl="8">
+      <w:startOverride w:val="1"/>
+    </w:lvlOverride>
+  </w:num>
+  <w:num w:numId="11">
+    <w:abstractNumId w:val="0"/>
+  </w:num>
+  <w:num w:numId="12">
+    <w:abstractNumId w:val="2"/>
+  </w:num>
+</w:numbering>
 </file>
 
 <file path=word/styles.xml><?xml version="1.0" encoding="utf-8"?>
@@ -1565,6 +7862,59 @@
       <w:lang w:val="ru" w:eastAsia="ru-RU"/>
     </w:rPr>
   </w:style>
+  <w:style w:type="paragraph" w:styleId="1">
+    <w:name w:val="heading 1"/>
+    <w:next w:val="a"/>
+    <w:link w:val="10"/>
+    <w:uiPriority w:val="9"/>
+    <w:unhideWhenUsed/>
+    <w:qFormat/>
+    <w:rsid w:val="00202E78"/>
+    <w:pPr>
+      <w:keepNext/>
+      <w:keepLines/>
+      <w:numPr>
+        <w:numId w:val="1"/>
+      </w:numPr>
+      <w:spacing w:after="170"/>
+      <w:jc w:val="center"/>
+      <w:outlineLvl w:val="0"/>
+    </w:pPr>
+    <w:rPr>
+      <w:rFonts w:ascii="Times New Roman" w:eastAsia="Times New Roman" w:hAnsi="Times New Roman" w:cs="Times New Roman"/>
+      <w:b/>
+      <w:color w:val="000000"/>
+      <w:sz w:val="32"/>
+      <w:lang w:eastAsia="ru-RU"/>
+    </w:rPr>
+  </w:style>
+  <w:style w:type="paragraph" w:styleId="2">
+    <w:name w:val="heading 2"/>
+    <w:next w:val="a"/>
+    <w:link w:val="20"/>
+    <w:uiPriority w:val="9"/>
+    <w:unhideWhenUsed/>
+    <w:qFormat/>
+    <w:rsid w:val="00202E78"/>
+    <w:pPr>
+      <w:keepNext/>
+      <w:keepLines/>
+      <w:numPr>
+        <w:ilvl w:val="1"/>
+        <w:numId w:val="1"/>
+      </w:numPr>
+      <w:spacing w:after="185"/>
+      <w:ind w:left="646" w:hanging="10"/>
+      <w:outlineLvl w:val="1"/>
+    </w:pPr>
+    <w:rPr>
+      <w:rFonts w:ascii="Times New Roman" w:eastAsia="Times New Roman" w:hAnsi="Times New Roman" w:cs="Times New Roman"/>
+      <w:b/>
+      <w:color w:val="000000"/>
+      <w:sz w:val="28"/>
+      <w:lang w:eastAsia="ru-RU"/>
+    </w:rPr>
+  </w:style>
   <w:style w:type="character" w:default="1" w:styleId="a0">
     <w:name w:val="Default Paragraph Font"/>
     <w:uiPriority w:val="1"/>
@@ -1644,6 +7994,125 @@
       <w:sz w:val="20"/>
       <w:szCs w:val="20"/>
       <w:lang w:val="ru" w:eastAsia="ru-RU"/>
+    </w:rPr>
+  </w:style>
+  <w:style w:type="character" w:customStyle="1" w:styleId="10">
+    <w:name w:val="Заголовок 1 Знак"/>
+    <w:basedOn w:val="a0"/>
+    <w:link w:val="1"/>
+    <w:rsid w:val="00202E78"/>
+    <w:rPr>
+      <w:rFonts w:ascii="Times New Roman" w:eastAsia="Times New Roman" w:hAnsi="Times New Roman" w:cs="Times New Roman"/>
+      <w:b/>
+      <w:color w:val="000000"/>
+      <w:sz w:val="32"/>
+      <w:lang w:eastAsia="ru-RU"/>
+    </w:rPr>
+  </w:style>
+  <w:style w:type="character" w:customStyle="1" w:styleId="20">
+    <w:name w:val="Заголовок 2 Знак"/>
+    <w:basedOn w:val="a0"/>
+    <w:link w:val="2"/>
+    <w:rsid w:val="00202E78"/>
+    <w:rPr>
+      <w:rFonts w:ascii="Times New Roman" w:eastAsia="Times New Roman" w:hAnsi="Times New Roman" w:cs="Times New Roman"/>
+      <w:b/>
+      <w:color w:val="000000"/>
+      <w:sz w:val="28"/>
+      <w:lang w:eastAsia="ru-RU"/>
+    </w:rPr>
+  </w:style>
+  <w:style w:type="character" w:styleId="HTML">
+    <w:name w:val="HTML Code"/>
+    <w:basedOn w:val="a0"/>
+    <w:uiPriority w:val="99"/>
+    <w:semiHidden/>
+    <w:unhideWhenUsed/>
+    <w:rsid w:val="00202E78"/>
+    <w:rPr>
+      <w:rFonts w:ascii="Courier New" w:eastAsia="Times New Roman" w:hAnsi="Courier New" w:cs="Courier New"/>
+      <w:sz w:val="20"/>
+      <w:szCs w:val="20"/>
+    </w:rPr>
+  </w:style>
+  <w:style w:type="paragraph" w:styleId="a7">
+    <w:name w:val="Normal (Web)"/>
+    <w:basedOn w:val="a"/>
+    <w:uiPriority w:val="99"/>
+    <w:semiHidden/>
+    <w:unhideWhenUsed/>
+    <w:rsid w:val="00334A94"/>
+    <w:pPr>
+      <w:spacing w:before="100" w:beforeAutospacing="1" w:after="100" w:afterAutospacing="1"/>
+    </w:pPr>
+    <w:rPr>
+      <w:sz w:val="24"/>
+      <w:szCs w:val="24"/>
+      <w:lang w:val="ru-RU"/>
+    </w:rPr>
+  </w:style>
+  <w:style w:type="character" w:customStyle="1" w:styleId="math-inline">
+    <w:name w:val="math-inline"/>
+    <w:basedOn w:val="a0"/>
+    <w:rsid w:val="00334A94"/>
+  </w:style>
+  <w:style w:type="paragraph" w:styleId="a8">
+    <w:name w:val="TOC Heading"/>
+    <w:basedOn w:val="1"/>
+    <w:next w:val="a"/>
+    <w:uiPriority w:val="39"/>
+    <w:unhideWhenUsed/>
+    <w:qFormat/>
+    <w:rsid w:val="004B6F87"/>
+    <w:pPr>
+      <w:numPr>
+        <w:numId w:val="0"/>
+      </w:numPr>
+      <w:spacing w:before="240" w:after="0"/>
+      <w:jc w:val="left"/>
+      <w:outlineLvl w:val="9"/>
+    </w:pPr>
+    <w:rPr>
+      <w:rFonts w:asciiTheme="majorHAnsi" w:eastAsiaTheme="majorEastAsia" w:hAnsiTheme="majorHAnsi" w:cstheme="majorBidi"/>
+      <w:b w:val="0"/>
+      <w:color w:val="2F5496" w:themeColor="accent1" w:themeShade="BF"/>
+      <w:szCs w:val="32"/>
+    </w:rPr>
+  </w:style>
+  <w:style w:type="paragraph" w:styleId="11">
+    <w:name w:val="toc 1"/>
+    <w:basedOn w:val="a"/>
+    <w:next w:val="a"/>
+    <w:autoRedefine/>
+    <w:uiPriority w:val="39"/>
+    <w:unhideWhenUsed/>
+    <w:rsid w:val="004B6F87"/>
+    <w:pPr>
+      <w:spacing w:after="100"/>
+    </w:pPr>
+  </w:style>
+  <w:style w:type="paragraph" w:styleId="21">
+    <w:name w:val="toc 2"/>
+    <w:basedOn w:val="a"/>
+    <w:next w:val="a"/>
+    <w:autoRedefine/>
+    <w:uiPriority w:val="39"/>
+    <w:unhideWhenUsed/>
+    <w:rsid w:val="004B6F87"/>
+    <w:pPr>
+      <w:spacing w:after="100"/>
+      <w:ind w:left="200"/>
+    </w:pPr>
+  </w:style>
+  <w:style w:type="character" w:styleId="a9">
+    <w:name w:val="Hyperlink"/>
+    <w:basedOn w:val="a0"/>
+    <w:uiPriority w:val="99"/>
+    <w:unhideWhenUsed/>
+    <w:rsid w:val="004B6F87"/>
+    <w:rPr>
+      <w:color w:val="0563C1" w:themeColor="hyperlink"/>
+      <w:u w:val="single"/>
     </w:rPr>
   </w:style>
 </w:styles>
@@ -1942,4 +8411,16 @@
     </a:ext>
   </a:extLst>
 </a:theme>
+</file>
+
+<file path=customXml/item1.xml><?xml version="1.0" encoding="utf-8"?>
+<b:Sources xmlns:b="http://schemas.openxmlformats.org/officeDocument/2006/bibliography" xmlns="http://schemas.openxmlformats.org/officeDocument/2006/bibliography" SelectedStyle="\APASixthEditionOfficeOnline.xsl" StyleName="APA" Version="6"/>
+</file>
+
+<file path=customXml/itemProps1.xml><?xml version="1.0" encoding="utf-8"?>
+<ds:datastoreItem xmlns:ds="http://schemas.openxmlformats.org/officeDocument/2006/customXml" ds:itemID="{CCEC80D7-2DDD-4F54-B4E8-D279304C92E9}">
+  <ds:schemaRefs>
+    <ds:schemaRef ds:uri="http://schemas.openxmlformats.org/officeDocument/2006/bibliography"/>
+  </ds:schemaRefs>
+</ds:datastoreItem>
 </file>
--- a/bachelor/sem1/informatics/lab2/lab2.docx
+++ b/bachelor/sem1/informatics/lab2/lab2.docx
@@ -290,6 +290,7 @@
           <w:color w:val="000000"/>
           <w:sz w:val="32"/>
           <w:szCs w:val="32"/>
+          <w:lang w:val="en-US"/>
         </w:rPr>
       </w:pPr>
       <w:r>
@@ -311,8 +312,21 @@
           <w:sz w:val="32"/>
           <w:szCs w:val="32"/>
         </w:rPr>
-        <w:t>а № 1</w:t>
-      </w:r>
+        <w:t xml:space="preserve">а № </w:t>
+      </w:r>
+      <w:r>
+        <w:rPr>
+          <w:b/>
+          <w:bCs/>
+          <w:color w:val="000000"/>
+          <w:sz w:val="32"/>
+          <w:szCs w:val="32"/>
+          <w:lang w:val="en-US"/>
+        </w:rPr>
+        <w:t>2</w:t>
+      </w:r>
+      <w:bookmarkStart w:id="0" w:name="_GoBack"/>
+      <w:bookmarkEnd w:id="0"/>
     </w:p>
     <w:p>
       <w:pPr>
@@ -427,6 +441,8 @@
         </w:pBdr>
         <w:jc w:val="center"/>
         <w:rPr>
+          <w:b/>
+          <w:bCs/>
           <w:color w:val="000000"/>
           <w:sz w:val="32"/>
           <w:szCs w:val="32"/>
@@ -440,28 +456,7 @@
           <w:sz w:val="32"/>
           <w:szCs w:val="32"/>
         </w:rPr>
-        <w:t>«</w:t>
-      </w:r>
-      <w:r>
-        <w:rPr>
-          <w:b/>
-          <w:bCs/>
-          <w:color w:val="000000"/>
-          <w:sz w:val="32"/>
-          <w:szCs w:val="32"/>
-          <w:lang w:val="ru-RU"/>
-        </w:rPr>
-        <w:t>Знакомство с Си++. Выполнение программы простой структуры</w:t>
-      </w:r>
-      <w:r>
-        <w:rPr>
-          <w:b/>
-          <w:bCs/>
-          <w:color w:val="000000"/>
-          <w:sz w:val="32"/>
-          <w:szCs w:val="32"/>
-        </w:rPr>
-        <w:t>»</w:t>
+        <w:t xml:space="preserve">«Использование основных операторов языка Си. Итерационные процессы» </w:t>
       </w:r>
     </w:p>
     <w:p>
@@ -1040,8 +1035,8 @@
         </w:rPr>
         <w:t>г. Пермь, 202</w:t>
       </w:r>
-      <w:bookmarkStart w:id="0" w:name="8uq46w93vgcm" w:colFirst="0" w:colLast="0"/>
-      <w:bookmarkEnd w:id="0"/>
+      <w:bookmarkStart w:id="1" w:name="8uq46w93vgcm" w:colFirst="0" w:colLast="0"/>
+      <w:bookmarkEnd w:id="1"/>
       <w:r>
         <w:rPr>
           <w:color w:val="000000"/>
@@ -1079,6 +1074,13 @@
     </w:p>
     <w:sdt>
       <w:sdtPr>
+        <w:rPr>
+          <w:rFonts w:ascii="Times New Roman" w:eastAsia="Times New Roman" w:hAnsi="Times New Roman" w:cs="Times New Roman"/>
+          <w:color w:val="auto"/>
+          <w:sz w:val="20"/>
+          <w:szCs w:val="20"/>
+          <w:lang w:val="ru"/>
+        </w:rPr>
         <w:id w:val="405037668"/>
         <w:docPartObj>
           <w:docPartGallery w:val="Table of Contents"/>
@@ -1087,11 +1089,8 @@
       </w:sdtPr>
       <w:sdtEndPr>
         <w:rPr>
-          <w:rFonts w:ascii="Times New Roman" w:eastAsia="Times New Roman" w:hAnsi="Times New Roman" w:cs="Times New Roman"/>
           <w:b/>
           <w:bCs/>
-          <w:color w:val="auto"/>
-          <w:lang w:val="ru"/>
         </w:rPr>
       </w:sdtEndPr>
       <w:sdtContent>
@@ -2177,8 +2176,8 @@
           <w:numId w:val="0"/>
         </w:numPr>
       </w:pPr>
-      <w:bookmarkStart w:id="1" w:name="_Toc4043"/>
       <w:bookmarkStart w:id="2" w:name="_Toc243431880"/>
+      <w:bookmarkStart w:id="3" w:name="_Toc4043"/>
       <w:r>
         <w:lastRenderedPageBreak/>
         <w:t>ВВЕДЕНИЕ</w:t>
@@ -2187,7 +2186,7 @@
       <w:r>
         <w:t xml:space="preserve"> </w:t>
       </w:r>
-      <w:bookmarkEnd w:id="1"/>
+      <w:bookmarkEnd w:id="3"/>
     </w:p>
     <w:p>
       <w:pPr>
@@ -2266,8 +2265,8 @@
         <w:spacing w:after="377"/>
         <w:ind w:left="873" w:right="3" w:hanging="240"/>
       </w:pPr>
-      <w:bookmarkStart w:id="3" w:name="_Toc4044"/>
       <w:bookmarkStart w:id="4" w:name="_Toc243431881"/>
+      <w:bookmarkStart w:id="5" w:name="_Toc4044"/>
       <w:r>
         <w:lastRenderedPageBreak/>
         <w:t>ВЫПОЛНЕНИЕ ЗАДАНИЯ</w:t>
@@ -2276,7 +2275,7 @@
       <w:r>
         <w:t xml:space="preserve"> </w:t>
       </w:r>
-      <w:bookmarkEnd w:id="3"/>
+      <w:bookmarkEnd w:id="5"/>
     </w:p>
     <w:p>
       <w:pPr>
@@ -2289,23 +2288,24 @@
         </w:rPr>
         <w:t xml:space="preserve"> </w:t>
       </w:r>
-      <w:bookmarkStart w:id="5" w:name="_Toc4045"/>
-      <w:bookmarkStart w:id="6" w:name="_Toc243431882"/>
+      <w:bookmarkStart w:id="6" w:name="_Toc4045"/>
+      <w:bookmarkStart w:id="7" w:name="_Toc243431882"/>
       <w:r>
         <w:t>Вариант задания</w:t>
       </w:r>
-      <w:bookmarkEnd w:id="5"/>
       <w:bookmarkEnd w:id="6"/>
-    </w:p>
-    <w:p>
-      <w:pPr>
-        <w:rPr>
-          <w:lang w:val="en-US"/>
-        </w:rPr>
-      </w:pPr>
-      <w:r>
-        <w:rPr>
-          <w:lang w:val="en-US"/>
+      <w:bookmarkEnd w:id="7"/>
+    </w:p>
+    <w:p>
+      <w:pPr>
+        <w:rPr>
+          <w:lang w:val="en-US"/>
+        </w:rPr>
+      </w:pPr>
+      <w:r>
+        <w:rPr>
+          <w:noProof/>
+          <w:lang w:val="ru-RU"/>
         </w:rPr>
         <w:drawing>
           <wp:inline distT="0" distB="0" distL="0" distR="0" wp14:anchorId="31AD1B89" wp14:editId="4B70EFCA">
@@ -2349,11 +2349,11 @@
         <w:pStyle w:val="2"/>
         <w:ind w:left="1113" w:hanging="420"/>
       </w:pPr>
-      <w:bookmarkStart w:id="7" w:name="_Toc243431883"/>
+      <w:bookmarkStart w:id="8" w:name="_Toc243431883"/>
       <w:r>
         <w:t>Алгоритм решения</w:t>
       </w:r>
-      <w:bookmarkEnd w:id="7"/>
+      <w:bookmarkEnd w:id="8"/>
       <w:r>
         <w:t xml:space="preserve"> </w:t>
       </w:r>
@@ -2450,23 +2450,7 @@
           <w:szCs w:val="20"/>
           <w:lang w:val="ru"/>
         </w:rPr>
-        <w:t xml:space="preserve"> до заданного числа </w:t>
-      </w:r>
-      <w:r>
-        <w:rPr>
-          <w:sz w:val="28"/>
-          <w:szCs w:val="20"/>
-          <w:lang w:val="ru"/>
-        </w:rPr>
-        <w:t>n</w:t>
-      </w:r>
-      <w:r>
-        <w:rPr>
-          <w:sz w:val="28"/>
-          <w:szCs w:val="20"/>
-          <w:lang w:val="ru"/>
-        </w:rPr>
-        <w:t>.</w:t>
+        <w:t xml:space="preserve"> до заданного числа n.</w:t>
       </w:r>
     </w:p>
     <w:p>
@@ -2503,6 +2487,9 @@
         </w:rPr>
       </w:pPr>
       <w:r>
+        <w:rPr>
+          <w:noProof/>
+        </w:rPr>
         <w:drawing>
           <wp:anchor distT="0" distB="0" distL="114300" distR="114300" simplePos="0" relativeHeight="251659264" behindDoc="1" locked="0" layoutInCell="1" allowOverlap="1">
             <wp:simplePos x="0" y="0"/>
@@ -2855,6 +2842,7 @@
       </w:pPr>
       <w:r>
         <w:rPr>
+          <w:noProof/>
           <w:lang w:val="ru-RU"/>
         </w:rPr>
         <w:drawing>
@@ -2999,19 +2987,19 @@
         <w:spacing w:after="38"/>
         <w:ind w:left="1115" w:hanging="422"/>
       </w:pPr>
-      <w:bookmarkStart w:id="8" w:name="_Toc4047"/>
+      <w:bookmarkStart w:id="9" w:name="_Toc4047"/>
       <w:r>
         <w:t xml:space="preserve"> </w:t>
       </w:r>
-      <w:bookmarkStart w:id="9" w:name="_Toc243431884"/>
+      <w:bookmarkStart w:id="10" w:name="_Toc243431884"/>
       <w:r>
         <w:t>Текст программы</w:t>
       </w:r>
+      <w:bookmarkEnd w:id="10"/>
+      <w:r>
+        <w:t xml:space="preserve"> </w:t>
+      </w:r>
       <w:bookmarkEnd w:id="9"/>
-      <w:r>
-        <w:t xml:space="preserve"> </w:t>
-      </w:r>
-      <w:bookmarkEnd w:id="8"/>
     </w:p>
     <w:p>
       <w:pPr>
@@ -5116,8 +5104,8 @@
       <w:pPr>
         <w:pStyle w:val="2"/>
       </w:pPr>
-      <w:bookmarkStart w:id="10" w:name="_Toc4048"/>
       <w:bookmarkStart w:id="11" w:name="_Toc243431885"/>
+      <w:bookmarkStart w:id="12" w:name="_Toc4048"/>
       <w:r>
         <w:t>Результат работы программы</w:t>
       </w:r>
@@ -5125,7 +5113,7 @@
       <w:r>
         <w:t xml:space="preserve"> </w:t>
       </w:r>
-      <w:bookmarkEnd w:id="10"/>
+      <w:bookmarkEnd w:id="12"/>
     </w:p>
     <w:p>
       <w:pPr>
@@ -5156,6 +5144,7 @@
       <w:r>
         <w:rPr>
           <w:rFonts w:ascii="Consolas" w:hAnsi="Consolas"/>
+          <w:noProof/>
           <w:color w:val="202020"/>
           <w:sz w:val="18"/>
           <w:szCs w:val="18"/>
@@ -5197,8 +5186,8 @@
           </wp:inline>
         </w:drawing>
       </w:r>
-      <w:bookmarkStart w:id="12" w:name="_Toc4049"/>
       <w:bookmarkStart w:id="13" w:name="_Toc243431886"/>
+      <w:bookmarkStart w:id="14" w:name="_Toc4049"/>
     </w:p>
     <w:p>
       <w:pPr>
@@ -5716,8 +5705,6 @@
           <w:lang w:val="ru-RU"/>
         </w:rPr>
       </w:pPr>
-      <w:bookmarkStart w:id="14" w:name="_GoBack"/>
-      <w:bookmarkEnd w:id="14"/>
     </w:p>
     <w:p>
       <w:pPr>
@@ -5735,7 +5722,7 @@
       <w:r>
         <w:t xml:space="preserve"> </w:t>
       </w:r>
-      <w:bookmarkEnd w:id="12"/>
+      <w:bookmarkEnd w:id="14"/>
     </w:p>
     <w:p>
       <w:pPr>
@@ -5798,13 +5785,7 @@
         <w:rPr>
           <w:sz w:val="28"/>
         </w:rPr>
-        <w:t>)</w:t>
-      </w:r>
-      <w:r>
-        <w:rPr>
-          <w:sz w:val="28"/>
-        </w:rPr>
-        <w:t xml:space="preserve"> из заголовочного файла </w:t>
+        <w:t xml:space="preserve">) из заголовочного файла </w:t>
       </w:r>
       <w:proofErr w:type="spellStart"/>
       <w:r>
@@ -6275,7 +6256,7 @@
             <w:noProof/>
             <w:lang w:val="ru-RU"/>
           </w:rPr>
-          <w:t>2</w:t>
+          <w:t>8</w:t>
         </w:r>
         <w:r>
           <w:fldChar w:fldCharType="end"/>
@@ -8418,7 +8399,7 @@
 </file>
 
 <file path=customXml/itemProps1.xml><?xml version="1.0" encoding="utf-8"?>
-<ds:datastoreItem xmlns:ds="http://schemas.openxmlformats.org/officeDocument/2006/customXml" ds:itemID="{CCEC80D7-2DDD-4F54-B4E8-D279304C92E9}">
+<ds:datastoreItem xmlns:ds="http://schemas.openxmlformats.org/officeDocument/2006/customXml" ds:itemID="{DF68CAE9-8800-4F82-BCB5-54ED9CA21802}">
   <ds:schemaRefs>
     <ds:schemaRef ds:uri="http://schemas.openxmlformats.org/officeDocument/2006/bibliography"/>
   </ds:schemaRefs>

--- a/bachelor/sem1/informatics/lab2/lab2.docx
+++ b/bachelor/sem1/informatics/lab2/lab2.docx
@@ -19,6 +19,8 @@
           <w:szCs w:val="24"/>
         </w:rPr>
       </w:pPr>
+      <w:bookmarkStart w:id="0" w:name="_GoBack"/>
+      <w:bookmarkEnd w:id="0"/>
       <w:r>
         <w:rPr>
           <w:color w:val="000000"/>
@@ -325,8 +327,6 @@
         </w:rPr>
         <w:t>2</w:t>
       </w:r>
-      <w:bookmarkStart w:id="0" w:name="_GoBack"/>
-      <w:bookmarkEnd w:id="0"/>
     </w:p>
     <w:p>
       <w:pPr>
@@ -618,20 +618,8 @@
           <w:u w:val="single"/>
           <w:lang w:val="ru-RU"/>
         </w:rPr>
-        <w:t xml:space="preserve">Суфиев Денис </w:t>
-      </w:r>
-      <w:proofErr w:type="spellStart"/>
-      <w:r>
-        <w:rPr>
-          <w:color w:val="000000"/>
-          <w:sz w:val="28"/>
-          <w:szCs w:val="28"/>
-          <w:u w:val="single"/>
-          <w:lang w:val="ru-RU"/>
-        </w:rPr>
-        <w:t>Ильнарович</w:t>
-      </w:r>
-      <w:proofErr w:type="spellEnd"/>
+        <w:t>Суфиев Денис Ильнарович</w:t>
+      </w:r>
       <w:r>
         <w:rPr>
           <w:color w:val="000000"/>
@@ -2198,21 +2186,7 @@
         <w:rPr>
           <w:sz w:val="28"/>
         </w:rPr>
-        <w:t xml:space="preserve">Цель работы заключается в практическом освоении цикла </w:t>
-      </w:r>
-      <w:proofErr w:type="spellStart"/>
-      <w:r>
-        <w:rPr>
-          <w:sz w:val="28"/>
-        </w:rPr>
-        <w:t>for</w:t>
-      </w:r>
-      <w:proofErr w:type="spellEnd"/>
-      <w:r>
-        <w:rPr>
-          <w:sz w:val="28"/>
-        </w:rPr>
-        <w:t xml:space="preserve"> и реализации вычислительных алгоритмов на языке C++. В рамках задания требуется определить сумму первых 13 членов числового ряда. Программный код последовательно рассчитывает каждый элемент, суммирует его с общим накопительным итогом и выводит итоговое значение на экран.</w:t>
+        <w:t>Цель работы заключается в практическом освоении цикла for и реализации вычислительных алгоритмов на языке C++. В рамках задания требуется определить сумму первых 13 членов числового ряда. Программный код последовательно рассчитывает каждый элемент, суммирует его с общим накопительным итогом и выводит итоговое значение на экран.</w:t>
       </w:r>
     </w:p>
     <w:p/>
@@ -2371,7 +2345,6 @@
         </w:rPr>
         <w:t>Функция вычисления факториала (</w:t>
       </w:r>
-      <w:proofErr w:type="spellStart"/>
       <w:r>
         <w:rPr>
           <w:color w:val="000000"/>
@@ -2380,7 +2353,6 @@
         </w:rPr>
         <w:t>factorial</w:t>
       </w:r>
-      <w:proofErr w:type="spellEnd"/>
       <w:r>
         <w:rPr>
           <w:b/>
@@ -2624,29 +2596,7 @@
           <w:lang w:val="ru-RU"/>
         </w:rPr>
         <w:lastRenderedPageBreak/>
-        <w:t>Основной расчет (</w:t>
-      </w:r>
-      <w:proofErr w:type="spellStart"/>
-      <w:r>
-        <w:rPr>
-          <w:b/>
-          <w:color w:val="000000"/>
-          <w:sz w:val="28"/>
-          <w:szCs w:val="22"/>
-          <w:lang w:val="ru-RU"/>
-        </w:rPr>
-        <w:t>main</w:t>
-      </w:r>
-      <w:proofErr w:type="spellEnd"/>
-      <w:r>
-        <w:rPr>
-          <w:b/>
-          <w:color w:val="000000"/>
-          <w:sz w:val="28"/>
-          <w:szCs w:val="22"/>
-          <w:lang w:val="ru-RU"/>
-        </w:rPr>
-        <w:t>):</w:t>
+        <w:t>Основной расчет (main):</w:t>
       </w:r>
     </w:p>
     <w:p>
@@ -2664,21 +2614,7 @@
         <w:rPr>
           <w:sz w:val="28"/>
         </w:rPr>
-        <w:t>Инициализировать переменную для хранения суммы ряда (</w:t>
-      </w:r>
-      <w:proofErr w:type="spellStart"/>
-      <w:r>
-        <w:rPr>
-          <w:sz w:val="28"/>
-        </w:rPr>
-        <w:t>sum</w:t>
-      </w:r>
-      <w:proofErr w:type="spellEnd"/>
-      <w:r>
-        <w:rPr>
-          <w:sz w:val="28"/>
-        </w:rPr>
-        <w:t xml:space="preserve"> = 0.0).</w:t>
+        <w:t>Инициализировать переменную для хранения суммы ряда (sum = 0.0).</w:t>
       </w:r>
     </w:p>
     <w:p>
@@ -2764,21 +2700,7 @@
         <w:rPr>
           <w:sz w:val="28"/>
         </w:rPr>
-        <w:t>Найти натуральный логарифм от полученного факториала (</w:t>
-      </w:r>
-      <w:proofErr w:type="spellStart"/>
-      <w:r>
-        <w:rPr>
-          <w:sz w:val="28"/>
-        </w:rPr>
-        <w:t>log</w:t>
-      </w:r>
-      <w:proofErr w:type="spellEnd"/>
-      <w:r>
-        <w:rPr>
-          <w:sz w:val="28"/>
-        </w:rPr>
-        <w:t>).</w:t>
+        <w:t>Найти натуральный логарифм от полученного факториала (log).</w:t>
       </w:r>
     </w:p>
     <w:p>
@@ -3051,9 +2973,51 @@
           <w:szCs w:val="18"/>
           <w:lang w:val="en-US"/>
         </w:rPr>
-        <w:t>&lt;</w:t>
-      </w:r>
-      <w:proofErr w:type="spellStart"/>
+        <w:t>&lt;iostream&gt;</w:t>
+      </w:r>
+    </w:p>
+    <w:p>
+      <w:pPr>
+        <w:shd w:val="clear" w:color="auto" w:fill="FFFFFF"/>
+        <w:spacing w:line="285" w:lineRule="atLeast"/>
+        <w:rPr>
+          <w:rFonts w:ascii="Consolas" w:hAnsi="Consolas"/>
+          <w:color w:val="202020"/>
+          <w:sz w:val="18"/>
+          <w:szCs w:val="18"/>
+          <w:lang w:val="en-US"/>
+        </w:rPr>
+      </w:pPr>
+      <w:r>
+        <w:rPr>
+          <w:rFonts w:ascii="Consolas" w:hAnsi="Consolas"/>
+          <w:color w:val="0000FF"/>
+          <w:sz w:val="18"/>
+          <w:szCs w:val="18"/>
+          <w:lang w:val="en-US"/>
+        </w:rPr>
+        <w:t xml:space="preserve">    </w:t>
+      </w:r>
+      <w:r>
+        <w:rPr>
+          <w:rFonts w:ascii="Consolas" w:hAnsi="Consolas"/>
+          <w:color w:val="AF00DB"/>
+          <w:sz w:val="18"/>
+          <w:szCs w:val="18"/>
+          <w:lang w:val="en-US"/>
+        </w:rPr>
+        <w:t>#include</w:t>
+      </w:r>
+      <w:r>
+        <w:rPr>
+          <w:rFonts w:ascii="Consolas" w:hAnsi="Consolas"/>
+          <w:color w:val="0000FF"/>
+          <w:sz w:val="18"/>
+          <w:szCs w:val="18"/>
+          <w:lang w:val="en-US"/>
+        </w:rPr>
+        <w:t xml:space="preserve"> </w:t>
+      </w:r>
       <w:r>
         <w:rPr>
           <w:rFonts w:ascii="Consolas" w:hAnsi="Consolas"/>
@@ -3062,9 +3026,51 @@
           <w:szCs w:val="18"/>
           <w:lang w:val="en-US"/>
         </w:rPr>
-        <w:t>iostream</w:t>
-      </w:r>
-      <w:proofErr w:type="spellEnd"/>
+        <w:t>&lt;cmath&gt;</w:t>
+      </w:r>
+    </w:p>
+    <w:p>
+      <w:pPr>
+        <w:shd w:val="clear" w:color="auto" w:fill="FFFFFF"/>
+        <w:spacing w:line="285" w:lineRule="atLeast"/>
+        <w:rPr>
+          <w:rFonts w:ascii="Consolas" w:hAnsi="Consolas"/>
+          <w:color w:val="202020"/>
+          <w:sz w:val="18"/>
+          <w:szCs w:val="18"/>
+          <w:lang w:val="en-US"/>
+        </w:rPr>
+      </w:pPr>
+      <w:r>
+        <w:rPr>
+          <w:rFonts w:ascii="Consolas" w:hAnsi="Consolas"/>
+          <w:color w:val="0000FF"/>
+          <w:sz w:val="18"/>
+          <w:szCs w:val="18"/>
+          <w:lang w:val="en-US"/>
+        </w:rPr>
+        <w:t xml:space="preserve">    </w:t>
+      </w:r>
+      <w:r>
+        <w:rPr>
+          <w:rFonts w:ascii="Consolas" w:hAnsi="Consolas"/>
+          <w:color w:val="AF00DB"/>
+          <w:sz w:val="18"/>
+          <w:szCs w:val="18"/>
+          <w:lang w:val="en-US"/>
+        </w:rPr>
+        <w:t>#include</w:t>
+      </w:r>
+      <w:r>
+        <w:rPr>
+          <w:rFonts w:ascii="Consolas" w:hAnsi="Consolas"/>
+          <w:color w:val="0000FF"/>
+          <w:sz w:val="18"/>
+          <w:szCs w:val="18"/>
+          <w:lang w:val="en-US"/>
+        </w:rPr>
+        <w:t xml:space="preserve"> </w:t>
+      </w:r>
       <w:r>
         <w:rPr>
           <w:rFonts w:ascii="Consolas" w:hAnsi="Consolas"/>
@@ -3073,21 +3079,903 @@
           <w:szCs w:val="18"/>
           <w:lang w:val="en-US"/>
         </w:rPr>
-        <w:t>&gt;</w:t>
-      </w:r>
-    </w:p>
-    <w:p>
-      <w:pPr>
-        <w:shd w:val="clear" w:color="auto" w:fill="FFFFFF"/>
-        <w:spacing w:line="285" w:lineRule="atLeast"/>
-        <w:rPr>
-          <w:rFonts w:ascii="Consolas" w:hAnsi="Consolas"/>
-          <w:color w:val="202020"/>
-          <w:sz w:val="18"/>
-          <w:szCs w:val="18"/>
-          <w:lang w:val="en-US"/>
-        </w:rPr>
-      </w:pPr>
+        <w:t>&lt;clocale&gt;</w:t>
+      </w:r>
+    </w:p>
+    <w:p>
+      <w:pPr>
+        <w:shd w:val="clear" w:color="auto" w:fill="FFFFFF"/>
+        <w:spacing w:line="285" w:lineRule="atLeast"/>
+        <w:rPr>
+          <w:rFonts w:ascii="Consolas" w:hAnsi="Consolas"/>
+          <w:color w:val="202020"/>
+          <w:sz w:val="18"/>
+          <w:szCs w:val="18"/>
+          <w:lang w:val="en-US"/>
+        </w:rPr>
+      </w:pPr>
+    </w:p>
+    <w:p>
+      <w:pPr>
+        <w:shd w:val="clear" w:color="auto" w:fill="FFFFFF"/>
+        <w:spacing w:line="285" w:lineRule="atLeast"/>
+        <w:rPr>
+          <w:rFonts w:ascii="Consolas" w:hAnsi="Consolas"/>
+          <w:color w:val="202020"/>
+          <w:sz w:val="18"/>
+          <w:szCs w:val="18"/>
+          <w:lang w:val="en-US"/>
+        </w:rPr>
+      </w:pPr>
+      <w:r>
+        <w:rPr>
+          <w:rFonts w:ascii="Consolas" w:hAnsi="Consolas"/>
+          <w:color w:val="AF00DB"/>
+          <w:sz w:val="18"/>
+          <w:szCs w:val="18"/>
+          <w:lang w:val="en-US"/>
+        </w:rPr>
+        <w:t>using</w:t>
+      </w:r>
+      <w:r>
+        <w:rPr>
+          <w:rFonts w:ascii="Consolas" w:hAnsi="Consolas"/>
+          <w:color w:val="202020"/>
+          <w:sz w:val="18"/>
+          <w:szCs w:val="18"/>
+          <w:lang w:val="en-US"/>
+        </w:rPr>
+        <w:t xml:space="preserve"> </w:t>
+      </w:r>
+      <w:r>
+        <w:rPr>
+          <w:rFonts w:ascii="Consolas" w:hAnsi="Consolas"/>
+          <w:color w:val="CF222E"/>
+          <w:sz w:val="18"/>
+          <w:szCs w:val="18"/>
+          <w:lang w:val="en-US"/>
+        </w:rPr>
+        <w:t>namespace</w:t>
+      </w:r>
+      <w:r>
+        <w:rPr>
+          <w:rFonts w:ascii="Consolas" w:hAnsi="Consolas"/>
+          <w:color w:val="202020"/>
+          <w:sz w:val="18"/>
+          <w:szCs w:val="18"/>
+          <w:lang w:val="en-US"/>
+        </w:rPr>
+        <w:t xml:space="preserve"> </w:t>
+      </w:r>
+      <w:r>
+        <w:rPr>
+          <w:rFonts w:ascii="Consolas" w:hAnsi="Consolas"/>
+          <w:color w:val="267F99"/>
+          <w:sz w:val="18"/>
+          <w:szCs w:val="18"/>
+          <w:lang w:val="en-US"/>
+        </w:rPr>
+        <w:t>std</w:t>
+      </w:r>
+      <w:r>
+        <w:rPr>
+          <w:rFonts w:ascii="Consolas" w:hAnsi="Consolas"/>
+          <w:color w:val="202020"/>
+          <w:sz w:val="18"/>
+          <w:szCs w:val="18"/>
+          <w:lang w:val="en-US"/>
+        </w:rPr>
+        <w:t>;</w:t>
+      </w:r>
+    </w:p>
+    <w:p>
+      <w:pPr>
+        <w:shd w:val="clear" w:color="auto" w:fill="FFFFFF"/>
+        <w:spacing w:line="285" w:lineRule="atLeast"/>
+        <w:rPr>
+          <w:rFonts w:ascii="Consolas" w:hAnsi="Consolas"/>
+          <w:color w:val="202020"/>
+          <w:sz w:val="18"/>
+          <w:szCs w:val="18"/>
+          <w:lang w:val="en-US"/>
+        </w:rPr>
+      </w:pPr>
+      <w:r>
+        <w:rPr>
+          <w:rFonts w:ascii="Consolas" w:hAnsi="Consolas"/>
+          <w:color w:val="CF222E"/>
+          <w:sz w:val="18"/>
+          <w:szCs w:val="18"/>
+          <w:lang w:val="en-US"/>
+        </w:rPr>
+        <w:t>long</w:t>
+      </w:r>
+      <w:r>
+        <w:rPr>
+          <w:rFonts w:ascii="Consolas" w:hAnsi="Consolas"/>
+          <w:color w:val="202020"/>
+          <w:sz w:val="18"/>
+          <w:szCs w:val="18"/>
+          <w:lang w:val="en-US"/>
+        </w:rPr>
+        <w:t xml:space="preserve"> </w:t>
+      </w:r>
+      <w:r>
+        <w:rPr>
+          <w:rFonts w:ascii="Consolas" w:hAnsi="Consolas"/>
+          <w:color w:val="CF222E"/>
+          <w:sz w:val="18"/>
+          <w:szCs w:val="18"/>
+          <w:lang w:val="en-US"/>
+        </w:rPr>
+        <w:t>long</w:t>
+      </w:r>
+      <w:r>
+        <w:rPr>
+          <w:rFonts w:ascii="Consolas" w:hAnsi="Consolas"/>
+          <w:color w:val="202020"/>
+          <w:sz w:val="18"/>
+          <w:szCs w:val="18"/>
+          <w:lang w:val="en-US"/>
+        </w:rPr>
+        <w:t xml:space="preserve"> </w:t>
+      </w:r>
+      <w:r>
+        <w:rPr>
+          <w:rFonts w:ascii="Consolas" w:hAnsi="Consolas"/>
+          <w:color w:val="8250DF"/>
+          <w:sz w:val="18"/>
+          <w:szCs w:val="18"/>
+          <w:lang w:val="en-US"/>
+        </w:rPr>
+        <w:t>factorial</w:t>
+      </w:r>
+      <w:r>
+        <w:rPr>
+          <w:rFonts w:ascii="Consolas" w:hAnsi="Consolas"/>
+          <w:color w:val="202020"/>
+          <w:sz w:val="18"/>
+          <w:szCs w:val="18"/>
+          <w:lang w:val="en-US"/>
+        </w:rPr>
+        <w:t>(</w:t>
+      </w:r>
+      <w:r>
+        <w:rPr>
+          <w:rFonts w:ascii="Consolas" w:hAnsi="Consolas"/>
+          <w:color w:val="CF222E"/>
+          <w:sz w:val="18"/>
+          <w:szCs w:val="18"/>
+          <w:lang w:val="en-US"/>
+        </w:rPr>
+        <w:t>int</w:t>
+      </w:r>
+      <w:r>
+        <w:rPr>
+          <w:rFonts w:ascii="Consolas" w:hAnsi="Consolas"/>
+          <w:color w:val="202020"/>
+          <w:sz w:val="18"/>
+          <w:szCs w:val="18"/>
+          <w:lang w:val="en-US"/>
+        </w:rPr>
+        <w:t xml:space="preserve"> </w:t>
+      </w:r>
+      <w:r>
+        <w:rPr>
+          <w:rFonts w:ascii="Consolas" w:hAnsi="Consolas"/>
+          <w:color w:val="953800"/>
+          <w:sz w:val="18"/>
+          <w:szCs w:val="18"/>
+          <w:lang w:val="en-US"/>
+        </w:rPr>
+        <w:t>n</w:t>
+      </w:r>
+      <w:r>
+        <w:rPr>
+          <w:rFonts w:ascii="Consolas" w:hAnsi="Consolas"/>
+          <w:color w:val="202020"/>
+          <w:sz w:val="18"/>
+          <w:szCs w:val="18"/>
+          <w:lang w:val="en-US"/>
+        </w:rPr>
+        <w:t xml:space="preserve">) </w:t>
+      </w:r>
+    </w:p>
+    <w:p>
+      <w:pPr>
+        <w:shd w:val="clear" w:color="auto" w:fill="FFFFFF"/>
+        <w:spacing w:line="285" w:lineRule="atLeast"/>
+        <w:rPr>
+          <w:rFonts w:ascii="Consolas" w:hAnsi="Consolas"/>
+          <w:color w:val="202020"/>
+          <w:sz w:val="18"/>
+          <w:szCs w:val="18"/>
+          <w:lang w:val="en-US"/>
+        </w:rPr>
+      </w:pPr>
+      <w:r>
+        <w:rPr>
+          <w:rFonts w:ascii="Consolas" w:hAnsi="Consolas"/>
+          <w:color w:val="202020"/>
+          <w:sz w:val="18"/>
+          <w:szCs w:val="18"/>
+          <w:lang w:val="en-US"/>
+        </w:rPr>
+        <w:t>{</w:t>
+      </w:r>
+    </w:p>
+    <w:p>
+      <w:pPr>
+        <w:shd w:val="clear" w:color="auto" w:fill="FFFFFF"/>
+        <w:spacing w:line="285" w:lineRule="atLeast"/>
+        <w:rPr>
+          <w:rFonts w:ascii="Consolas" w:hAnsi="Consolas"/>
+          <w:color w:val="202020"/>
+          <w:sz w:val="18"/>
+          <w:szCs w:val="18"/>
+          <w:lang w:val="en-US"/>
+        </w:rPr>
+      </w:pPr>
+      <w:r>
+        <w:rPr>
+          <w:rFonts w:ascii="Consolas" w:hAnsi="Consolas"/>
+          <w:color w:val="202020"/>
+          <w:sz w:val="18"/>
+          <w:szCs w:val="18"/>
+          <w:lang w:val="en-US"/>
+        </w:rPr>
+        <w:t xml:space="preserve">    </w:t>
+      </w:r>
+      <w:r>
+        <w:rPr>
+          <w:rFonts w:ascii="Consolas" w:hAnsi="Consolas"/>
+          <w:color w:val="CF222E"/>
+          <w:sz w:val="18"/>
+          <w:szCs w:val="18"/>
+          <w:lang w:val="en-US"/>
+        </w:rPr>
+        <w:t>long</w:t>
+      </w:r>
+      <w:r>
+        <w:rPr>
+          <w:rFonts w:ascii="Consolas" w:hAnsi="Consolas"/>
+          <w:color w:val="202020"/>
+          <w:sz w:val="18"/>
+          <w:szCs w:val="18"/>
+          <w:lang w:val="en-US"/>
+        </w:rPr>
+        <w:t xml:space="preserve"> </w:t>
+      </w:r>
+      <w:r>
+        <w:rPr>
+          <w:rFonts w:ascii="Consolas" w:hAnsi="Consolas"/>
+          <w:color w:val="CF222E"/>
+          <w:sz w:val="18"/>
+          <w:szCs w:val="18"/>
+          <w:lang w:val="en-US"/>
+        </w:rPr>
+        <w:t>long</w:t>
+      </w:r>
+      <w:r>
+        <w:rPr>
+          <w:rFonts w:ascii="Consolas" w:hAnsi="Consolas"/>
+          <w:color w:val="202020"/>
+          <w:sz w:val="18"/>
+          <w:szCs w:val="18"/>
+          <w:lang w:val="en-US"/>
+        </w:rPr>
+        <w:t xml:space="preserve"> </w:t>
+      </w:r>
+      <w:r>
+        <w:rPr>
+          <w:rFonts w:ascii="Consolas" w:hAnsi="Consolas"/>
+          <w:color w:val="1F2328"/>
+          <w:sz w:val="18"/>
+          <w:szCs w:val="18"/>
+          <w:lang w:val="en-US"/>
+        </w:rPr>
+        <w:t>res</w:t>
+      </w:r>
+      <w:r>
+        <w:rPr>
+          <w:rFonts w:ascii="Consolas" w:hAnsi="Consolas"/>
+          <w:color w:val="202020"/>
+          <w:sz w:val="18"/>
+          <w:szCs w:val="18"/>
+          <w:lang w:val="en-US"/>
+        </w:rPr>
+        <w:t xml:space="preserve"> </w:t>
+      </w:r>
+      <w:r>
+        <w:rPr>
+          <w:rFonts w:ascii="Consolas" w:hAnsi="Consolas"/>
+          <w:color w:val="000000"/>
+          <w:sz w:val="18"/>
+          <w:szCs w:val="18"/>
+          <w:lang w:val="en-US"/>
+        </w:rPr>
+        <w:t>=</w:t>
+      </w:r>
+      <w:r>
+        <w:rPr>
+          <w:rFonts w:ascii="Consolas" w:hAnsi="Consolas"/>
+          <w:color w:val="202020"/>
+          <w:sz w:val="18"/>
+          <w:szCs w:val="18"/>
+          <w:lang w:val="en-US"/>
+        </w:rPr>
+        <w:t xml:space="preserve"> </w:t>
+      </w:r>
+      <w:r>
+        <w:rPr>
+          <w:rFonts w:ascii="Consolas" w:hAnsi="Consolas"/>
+          <w:color w:val="098658"/>
+          <w:sz w:val="18"/>
+          <w:szCs w:val="18"/>
+          <w:lang w:val="en-US"/>
+        </w:rPr>
+        <w:t>1</w:t>
+      </w:r>
+      <w:r>
+        <w:rPr>
+          <w:rFonts w:ascii="Consolas" w:hAnsi="Consolas"/>
+          <w:color w:val="202020"/>
+          <w:sz w:val="18"/>
+          <w:szCs w:val="18"/>
+          <w:lang w:val="en-US"/>
+        </w:rPr>
+        <w:t>;</w:t>
+      </w:r>
+    </w:p>
+    <w:p>
+      <w:pPr>
+        <w:shd w:val="clear" w:color="auto" w:fill="FFFFFF"/>
+        <w:spacing w:line="285" w:lineRule="atLeast"/>
+        <w:rPr>
+          <w:rFonts w:ascii="Consolas" w:hAnsi="Consolas"/>
+          <w:color w:val="202020"/>
+          <w:sz w:val="18"/>
+          <w:szCs w:val="18"/>
+          <w:lang w:val="en-US"/>
+        </w:rPr>
+      </w:pPr>
+      <w:r>
+        <w:rPr>
+          <w:rFonts w:ascii="Consolas" w:hAnsi="Consolas"/>
+          <w:color w:val="202020"/>
+          <w:sz w:val="18"/>
+          <w:szCs w:val="18"/>
+          <w:lang w:val="en-US"/>
+        </w:rPr>
+        <w:t xml:space="preserve">    </w:t>
+      </w:r>
+      <w:r>
+        <w:rPr>
+          <w:rFonts w:ascii="Consolas" w:hAnsi="Consolas"/>
+          <w:color w:val="AF00DB"/>
+          <w:sz w:val="18"/>
+          <w:szCs w:val="18"/>
+          <w:lang w:val="en-US"/>
+        </w:rPr>
+        <w:t>for</w:t>
+      </w:r>
+      <w:r>
+        <w:rPr>
+          <w:rFonts w:ascii="Consolas" w:hAnsi="Consolas"/>
+          <w:color w:val="202020"/>
+          <w:sz w:val="18"/>
+          <w:szCs w:val="18"/>
+          <w:lang w:val="en-US"/>
+        </w:rPr>
+        <w:t xml:space="preserve"> (</w:t>
+      </w:r>
+      <w:r>
+        <w:rPr>
+          <w:rFonts w:ascii="Consolas" w:hAnsi="Consolas"/>
+          <w:color w:val="CF222E"/>
+          <w:sz w:val="18"/>
+          <w:szCs w:val="18"/>
+          <w:lang w:val="en-US"/>
+        </w:rPr>
+        <w:t>int</w:t>
+      </w:r>
+      <w:r>
+        <w:rPr>
+          <w:rFonts w:ascii="Consolas" w:hAnsi="Consolas"/>
+          <w:color w:val="202020"/>
+          <w:sz w:val="18"/>
+          <w:szCs w:val="18"/>
+          <w:lang w:val="en-US"/>
+        </w:rPr>
+        <w:t xml:space="preserve"> </w:t>
+      </w:r>
+      <w:r>
+        <w:rPr>
+          <w:rFonts w:ascii="Consolas" w:hAnsi="Consolas"/>
+          <w:color w:val="1F2328"/>
+          <w:sz w:val="18"/>
+          <w:szCs w:val="18"/>
+          <w:lang w:val="en-US"/>
+        </w:rPr>
+        <w:t>i</w:t>
+      </w:r>
+      <w:r>
+        <w:rPr>
+          <w:rFonts w:ascii="Consolas" w:hAnsi="Consolas"/>
+          <w:color w:val="202020"/>
+          <w:sz w:val="18"/>
+          <w:szCs w:val="18"/>
+          <w:lang w:val="en-US"/>
+        </w:rPr>
+        <w:t xml:space="preserve"> </w:t>
+      </w:r>
+      <w:r>
+        <w:rPr>
+          <w:rFonts w:ascii="Consolas" w:hAnsi="Consolas"/>
+          <w:color w:val="000000"/>
+          <w:sz w:val="18"/>
+          <w:szCs w:val="18"/>
+          <w:lang w:val="en-US"/>
+        </w:rPr>
+        <w:t>=</w:t>
+      </w:r>
+      <w:r>
+        <w:rPr>
+          <w:rFonts w:ascii="Consolas" w:hAnsi="Consolas"/>
+          <w:color w:val="202020"/>
+          <w:sz w:val="18"/>
+          <w:szCs w:val="18"/>
+          <w:lang w:val="en-US"/>
+        </w:rPr>
+        <w:t xml:space="preserve"> </w:t>
+      </w:r>
+      <w:r>
+        <w:rPr>
+          <w:rFonts w:ascii="Consolas" w:hAnsi="Consolas"/>
+          <w:color w:val="098658"/>
+          <w:sz w:val="18"/>
+          <w:szCs w:val="18"/>
+          <w:lang w:val="en-US"/>
+        </w:rPr>
+        <w:t>1</w:t>
+      </w:r>
+      <w:r>
+        <w:rPr>
+          <w:rFonts w:ascii="Consolas" w:hAnsi="Consolas"/>
+          <w:color w:val="202020"/>
+          <w:sz w:val="18"/>
+          <w:szCs w:val="18"/>
+          <w:lang w:val="en-US"/>
+        </w:rPr>
+        <w:t xml:space="preserve">; </w:t>
+      </w:r>
+      <w:r>
+        <w:rPr>
+          <w:rFonts w:ascii="Consolas" w:hAnsi="Consolas"/>
+          <w:color w:val="1F2328"/>
+          <w:sz w:val="18"/>
+          <w:szCs w:val="18"/>
+          <w:lang w:val="en-US"/>
+        </w:rPr>
+        <w:t>i</w:t>
+      </w:r>
+      <w:r>
+        <w:rPr>
+          <w:rFonts w:ascii="Consolas" w:hAnsi="Consolas"/>
+          <w:color w:val="202020"/>
+          <w:sz w:val="18"/>
+          <w:szCs w:val="18"/>
+          <w:lang w:val="en-US"/>
+        </w:rPr>
+        <w:t xml:space="preserve"> </w:t>
+      </w:r>
+      <w:r>
+        <w:rPr>
+          <w:rFonts w:ascii="Consolas" w:hAnsi="Consolas"/>
+          <w:color w:val="000000"/>
+          <w:sz w:val="18"/>
+          <w:szCs w:val="18"/>
+          <w:lang w:val="en-US"/>
+        </w:rPr>
+        <w:t>&lt;=</w:t>
+      </w:r>
+      <w:r>
+        <w:rPr>
+          <w:rFonts w:ascii="Consolas" w:hAnsi="Consolas"/>
+          <w:color w:val="202020"/>
+          <w:sz w:val="18"/>
+          <w:szCs w:val="18"/>
+          <w:lang w:val="en-US"/>
+        </w:rPr>
+        <w:t xml:space="preserve"> </w:t>
+      </w:r>
+      <w:r>
+        <w:rPr>
+          <w:rFonts w:ascii="Consolas" w:hAnsi="Consolas"/>
+          <w:color w:val="953800"/>
+          <w:sz w:val="18"/>
+          <w:szCs w:val="18"/>
+          <w:lang w:val="en-US"/>
+        </w:rPr>
+        <w:t>n</w:t>
+      </w:r>
+      <w:r>
+        <w:rPr>
+          <w:rFonts w:ascii="Consolas" w:hAnsi="Consolas"/>
+          <w:color w:val="202020"/>
+          <w:sz w:val="18"/>
+          <w:szCs w:val="18"/>
+          <w:lang w:val="en-US"/>
+        </w:rPr>
+        <w:t xml:space="preserve">; </w:t>
+      </w:r>
+      <w:r>
+        <w:rPr>
+          <w:rFonts w:ascii="Consolas" w:hAnsi="Consolas"/>
+          <w:color w:val="1F2328"/>
+          <w:sz w:val="18"/>
+          <w:szCs w:val="18"/>
+          <w:lang w:val="en-US"/>
+        </w:rPr>
+        <w:t>i</w:t>
+      </w:r>
+      <w:r>
+        <w:rPr>
+          <w:rFonts w:ascii="Consolas" w:hAnsi="Consolas"/>
+          <w:color w:val="000000"/>
+          <w:sz w:val="18"/>
+          <w:szCs w:val="18"/>
+          <w:lang w:val="en-US"/>
+        </w:rPr>
+        <w:t>++</w:t>
+      </w:r>
+      <w:r>
+        <w:rPr>
+          <w:rFonts w:ascii="Consolas" w:hAnsi="Consolas"/>
+          <w:color w:val="202020"/>
+          <w:sz w:val="18"/>
+          <w:szCs w:val="18"/>
+          <w:lang w:val="en-US"/>
+        </w:rPr>
+        <w:t xml:space="preserve">) </w:t>
+      </w:r>
+    </w:p>
+    <w:p>
+      <w:pPr>
+        <w:shd w:val="clear" w:color="auto" w:fill="FFFFFF"/>
+        <w:spacing w:line="285" w:lineRule="atLeast"/>
+        <w:rPr>
+          <w:rFonts w:ascii="Consolas" w:hAnsi="Consolas"/>
+          <w:color w:val="202020"/>
+          <w:sz w:val="18"/>
+          <w:szCs w:val="18"/>
+          <w:lang w:val="en-US"/>
+        </w:rPr>
+      </w:pPr>
+      <w:r>
+        <w:rPr>
+          <w:rFonts w:ascii="Consolas" w:hAnsi="Consolas"/>
+          <w:color w:val="202020"/>
+          <w:sz w:val="18"/>
+          <w:szCs w:val="18"/>
+          <w:lang w:val="en-US"/>
+        </w:rPr>
+        <w:t xml:space="preserve">    </w:t>
+      </w:r>
+      <w:r>
+        <w:rPr>
+          <w:rFonts w:ascii="Consolas" w:hAnsi="Consolas"/>
+          <w:color w:val="1F2328"/>
+          <w:sz w:val="18"/>
+          <w:szCs w:val="18"/>
+          <w:lang w:val="en-US"/>
+        </w:rPr>
+        <w:t>{</w:t>
+      </w:r>
+    </w:p>
+    <w:p>
+      <w:pPr>
+        <w:shd w:val="clear" w:color="auto" w:fill="FFFFFF"/>
+        <w:spacing w:line="285" w:lineRule="atLeast"/>
+        <w:rPr>
+          <w:rFonts w:ascii="Consolas" w:hAnsi="Consolas"/>
+          <w:color w:val="202020"/>
+          <w:sz w:val="18"/>
+          <w:szCs w:val="18"/>
+          <w:lang w:val="en-US"/>
+        </w:rPr>
+      </w:pPr>
+      <w:r>
+        <w:rPr>
+          <w:rFonts w:ascii="Consolas" w:hAnsi="Consolas"/>
+          <w:color w:val="1F2328"/>
+          <w:sz w:val="18"/>
+          <w:szCs w:val="18"/>
+          <w:lang w:val="en-US"/>
+        </w:rPr>
+        <w:t xml:space="preserve">        res </w:t>
+      </w:r>
+      <w:r>
+        <w:rPr>
+          <w:rFonts w:ascii="Consolas" w:hAnsi="Consolas"/>
+          <w:color w:val="000000"/>
+          <w:sz w:val="18"/>
+          <w:szCs w:val="18"/>
+          <w:lang w:val="en-US"/>
+        </w:rPr>
+        <w:t>=</w:t>
+      </w:r>
+      <w:r>
+        <w:rPr>
+          <w:rFonts w:ascii="Consolas" w:hAnsi="Consolas"/>
+          <w:color w:val="1F2328"/>
+          <w:sz w:val="18"/>
+          <w:szCs w:val="18"/>
+          <w:lang w:val="en-US"/>
+        </w:rPr>
+        <w:t xml:space="preserve"> res </w:t>
+      </w:r>
+      <w:r>
+        <w:rPr>
+          <w:rFonts w:ascii="Consolas" w:hAnsi="Consolas"/>
+          <w:color w:val="000000"/>
+          <w:sz w:val="18"/>
+          <w:szCs w:val="18"/>
+          <w:lang w:val="en-US"/>
+        </w:rPr>
+        <w:t>*</w:t>
+      </w:r>
+      <w:r>
+        <w:rPr>
+          <w:rFonts w:ascii="Consolas" w:hAnsi="Consolas"/>
+          <w:color w:val="1F2328"/>
+          <w:sz w:val="18"/>
+          <w:szCs w:val="18"/>
+          <w:lang w:val="en-US"/>
+        </w:rPr>
+        <w:t xml:space="preserve"> i;</w:t>
+      </w:r>
+    </w:p>
+    <w:p>
+      <w:pPr>
+        <w:shd w:val="clear" w:color="auto" w:fill="FFFFFF"/>
+        <w:spacing w:line="285" w:lineRule="atLeast"/>
+        <w:rPr>
+          <w:rFonts w:ascii="Consolas" w:hAnsi="Consolas"/>
+          <w:color w:val="202020"/>
+          <w:sz w:val="18"/>
+          <w:szCs w:val="18"/>
+          <w:lang w:val="en-US"/>
+        </w:rPr>
+      </w:pPr>
+      <w:r>
+        <w:rPr>
+          <w:rFonts w:ascii="Consolas" w:hAnsi="Consolas"/>
+          <w:color w:val="1F2328"/>
+          <w:sz w:val="18"/>
+          <w:szCs w:val="18"/>
+          <w:lang w:val="en-US"/>
+        </w:rPr>
+        <w:t>    }</w:t>
+      </w:r>
+    </w:p>
+    <w:p>
+      <w:pPr>
+        <w:shd w:val="clear" w:color="auto" w:fill="FFFFFF"/>
+        <w:spacing w:line="285" w:lineRule="atLeast"/>
+        <w:rPr>
+          <w:rFonts w:ascii="Consolas" w:hAnsi="Consolas"/>
+          <w:color w:val="202020"/>
+          <w:sz w:val="18"/>
+          <w:szCs w:val="18"/>
+          <w:lang w:val="en-US"/>
+        </w:rPr>
+      </w:pPr>
+      <w:r>
+        <w:rPr>
+          <w:rFonts w:ascii="Consolas" w:hAnsi="Consolas"/>
+          <w:color w:val="202020"/>
+          <w:sz w:val="18"/>
+          <w:szCs w:val="18"/>
+          <w:lang w:val="en-US"/>
+        </w:rPr>
+        <w:t xml:space="preserve">    </w:t>
+      </w:r>
+      <w:r>
+        <w:rPr>
+          <w:rFonts w:ascii="Consolas" w:hAnsi="Consolas"/>
+          <w:color w:val="AF00DB"/>
+          <w:sz w:val="18"/>
+          <w:szCs w:val="18"/>
+          <w:lang w:val="en-US"/>
+        </w:rPr>
+        <w:t>return</w:t>
+      </w:r>
+      <w:r>
+        <w:rPr>
+          <w:rFonts w:ascii="Consolas" w:hAnsi="Consolas"/>
+          <w:color w:val="202020"/>
+          <w:sz w:val="18"/>
+          <w:szCs w:val="18"/>
+          <w:lang w:val="en-US"/>
+        </w:rPr>
+        <w:t xml:space="preserve"> </w:t>
+      </w:r>
+      <w:r>
+        <w:rPr>
+          <w:rFonts w:ascii="Consolas" w:hAnsi="Consolas"/>
+          <w:color w:val="1F2328"/>
+          <w:sz w:val="18"/>
+          <w:szCs w:val="18"/>
+          <w:lang w:val="en-US"/>
+        </w:rPr>
+        <w:t>res</w:t>
+      </w:r>
+      <w:r>
+        <w:rPr>
+          <w:rFonts w:ascii="Consolas" w:hAnsi="Consolas"/>
+          <w:color w:val="202020"/>
+          <w:sz w:val="18"/>
+          <w:szCs w:val="18"/>
+          <w:lang w:val="en-US"/>
+        </w:rPr>
+        <w:t xml:space="preserve">; </w:t>
+      </w:r>
+    </w:p>
+    <w:p>
+      <w:pPr>
+        <w:shd w:val="clear" w:color="auto" w:fill="FFFFFF"/>
+        <w:spacing w:line="285" w:lineRule="atLeast"/>
+        <w:rPr>
+          <w:rFonts w:ascii="Consolas" w:hAnsi="Consolas"/>
+          <w:color w:val="202020"/>
+          <w:sz w:val="18"/>
+          <w:szCs w:val="18"/>
+          <w:lang w:val="en-US"/>
+        </w:rPr>
+      </w:pPr>
+      <w:r>
+        <w:rPr>
+          <w:rFonts w:ascii="Consolas" w:hAnsi="Consolas"/>
+          <w:color w:val="202020"/>
+          <w:sz w:val="18"/>
+          <w:szCs w:val="18"/>
+          <w:lang w:val="en-US"/>
+        </w:rPr>
+        <w:t>}</w:t>
+      </w:r>
+    </w:p>
+    <w:p>
+      <w:pPr>
+        <w:shd w:val="clear" w:color="auto" w:fill="FFFFFF"/>
+        <w:spacing w:line="285" w:lineRule="atLeast"/>
+        <w:rPr>
+          <w:rFonts w:ascii="Consolas" w:hAnsi="Consolas"/>
+          <w:color w:val="202020"/>
+          <w:sz w:val="18"/>
+          <w:szCs w:val="18"/>
+          <w:lang w:val="en-US"/>
+        </w:rPr>
+      </w:pPr>
+    </w:p>
+    <w:p>
+      <w:pPr>
+        <w:shd w:val="clear" w:color="auto" w:fill="FFFFFF"/>
+        <w:spacing w:line="285" w:lineRule="atLeast"/>
+        <w:rPr>
+          <w:rFonts w:ascii="Consolas" w:hAnsi="Consolas"/>
+          <w:color w:val="202020"/>
+          <w:sz w:val="18"/>
+          <w:szCs w:val="18"/>
+          <w:lang w:val="en-US"/>
+        </w:rPr>
+      </w:pPr>
+      <w:r>
+        <w:rPr>
+          <w:rFonts w:ascii="Consolas" w:hAnsi="Consolas"/>
+          <w:color w:val="CF222E"/>
+          <w:sz w:val="18"/>
+          <w:szCs w:val="18"/>
+          <w:lang w:val="en-US"/>
+        </w:rPr>
+        <w:t>int</w:t>
+      </w:r>
+      <w:r>
+        <w:rPr>
+          <w:rFonts w:ascii="Consolas" w:hAnsi="Consolas"/>
+          <w:color w:val="202020"/>
+          <w:sz w:val="18"/>
+          <w:szCs w:val="18"/>
+          <w:lang w:val="en-US"/>
+        </w:rPr>
+        <w:t xml:space="preserve"> </w:t>
+      </w:r>
+      <w:r>
+        <w:rPr>
+          <w:rFonts w:ascii="Consolas" w:hAnsi="Consolas"/>
+          <w:color w:val="8250DF"/>
+          <w:sz w:val="18"/>
+          <w:szCs w:val="18"/>
+          <w:lang w:val="en-US"/>
+        </w:rPr>
+        <w:t>main</w:t>
+      </w:r>
+      <w:r>
+        <w:rPr>
+          <w:rFonts w:ascii="Consolas" w:hAnsi="Consolas"/>
+          <w:color w:val="202020"/>
+          <w:sz w:val="18"/>
+          <w:szCs w:val="18"/>
+          <w:lang w:val="en-US"/>
+        </w:rPr>
+        <w:t>()</w:t>
+      </w:r>
+    </w:p>
+    <w:p>
+      <w:pPr>
+        <w:shd w:val="clear" w:color="auto" w:fill="FFFFFF"/>
+        <w:spacing w:line="285" w:lineRule="atLeast"/>
+        <w:rPr>
+          <w:rFonts w:ascii="Consolas" w:hAnsi="Consolas"/>
+          <w:color w:val="202020"/>
+          <w:sz w:val="18"/>
+          <w:szCs w:val="18"/>
+          <w:lang w:val="en-US"/>
+        </w:rPr>
+      </w:pPr>
+      <w:r>
+        <w:rPr>
+          <w:rFonts w:ascii="Consolas" w:hAnsi="Consolas"/>
+          <w:color w:val="202020"/>
+          <w:sz w:val="18"/>
+          <w:szCs w:val="18"/>
+          <w:lang w:val="en-US"/>
+        </w:rPr>
+        <w:t>{</w:t>
+      </w:r>
+    </w:p>
+    <w:p>
+      <w:pPr>
+        <w:shd w:val="clear" w:color="auto" w:fill="FFFFFF"/>
+        <w:spacing w:line="285" w:lineRule="atLeast"/>
+        <w:rPr>
+          <w:rFonts w:ascii="Consolas" w:hAnsi="Consolas"/>
+          <w:color w:val="202020"/>
+          <w:sz w:val="18"/>
+          <w:szCs w:val="18"/>
+          <w:lang w:val="en-US"/>
+        </w:rPr>
+      </w:pPr>
+      <w:r>
+        <w:rPr>
+          <w:rFonts w:ascii="Consolas" w:hAnsi="Consolas"/>
+          <w:color w:val="202020"/>
+          <w:sz w:val="18"/>
+          <w:szCs w:val="18"/>
+          <w:lang w:val="en-US"/>
+        </w:rPr>
+        <w:t xml:space="preserve">    </w:t>
+      </w:r>
+      <w:r>
+        <w:rPr>
+          <w:rFonts w:ascii="Consolas" w:hAnsi="Consolas"/>
+          <w:color w:val="8250DF"/>
+          <w:sz w:val="18"/>
+          <w:szCs w:val="18"/>
+          <w:lang w:val="en-US"/>
+        </w:rPr>
+        <w:t>setlocale</w:t>
+      </w:r>
+      <w:r>
+        <w:rPr>
+          <w:rFonts w:ascii="Consolas" w:hAnsi="Consolas"/>
+          <w:color w:val="202020"/>
+          <w:sz w:val="18"/>
+          <w:szCs w:val="18"/>
+          <w:lang w:val="en-US"/>
+        </w:rPr>
+        <w:t>(</w:t>
+      </w:r>
       <w:r>
         <w:rPr>
           <w:rFonts w:ascii="Consolas" w:hAnsi="Consolas"/>
@@ -3096,1183 +3984,71 @@
           <w:szCs w:val="18"/>
           <w:lang w:val="en-US"/>
         </w:rPr>
+        <w:t>LC_ALL</w:t>
+      </w:r>
+      <w:r>
+        <w:rPr>
+          <w:rFonts w:ascii="Consolas" w:hAnsi="Consolas"/>
+          <w:color w:val="202020"/>
+          <w:sz w:val="18"/>
+          <w:szCs w:val="18"/>
+          <w:lang w:val="en-US"/>
+        </w:rPr>
+        <w:t xml:space="preserve">, </w:t>
+      </w:r>
+      <w:r>
+        <w:rPr>
+          <w:rFonts w:ascii="Consolas" w:hAnsi="Consolas"/>
+          <w:color w:val="0A3069"/>
+          <w:sz w:val="18"/>
+          <w:szCs w:val="18"/>
+          <w:lang w:val="en-US"/>
+        </w:rPr>
+        <w:t>"Russian"</w:t>
+      </w:r>
+      <w:r>
+        <w:rPr>
+          <w:rFonts w:ascii="Consolas" w:hAnsi="Consolas"/>
+          <w:color w:val="202020"/>
+          <w:sz w:val="18"/>
+          <w:szCs w:val="18"/>
+          <w:lang w:val="en-US"/>
+        </w:rPr>
+        <w:t>);</w:t>
+      </w:r>
+    </w:p>
+    <w:p>
+      <w:pPr>
+        <w:shd w:val="clear" w:color="auto" w:fill="FFFFFF"/>
+        <w:spacing w:line="285" w:lineRule="atLeast"/>
+        <w:rPr>
+          <w:rFonts w:ascii="Consolas" w:hAnsi="Consolas"/>
+          <w:color w:val="202020"/>
+          <w:sz w:val="18"/>
+          <w:szCs w:val="18"/>
+          <w:lang w:val="en-US"/>
+        </w:rPr>
+      </w:pPr>
+      <w:r>
+        <w:rPr>
+          <w:rFonts w:ascii="Consolas" w:hAnsi="Consolas"/>
+          <w:color w:val="202020"/>
+          <w:sz w:val="18"/>
+          <w:szCs w:val="18"/>
+          <w:lang w:val="en-US"/>
+        </w:rPr>
         <w:t xml:space="preserve">    </w:t>
       </w:r>
       <w:r>
         <w:rPr>
           <w:rFonts w:ascii="Consolas" w:hAnsi="Consolas"/>
-          <w:color w:val="AF00DB"/>
-          <w:sz w:val="18"/>
-          <w:szCs w:val="18"/>
-          <w:lang w:val="en-US"/>
-        </w:rPr>
-        <w:t>#include</w:t>
-      </w:r>
-      <w:r>
-        <w:rPr>
-          <w:rFonts w:ascii="Consolas" w:hAnsi="Consolas"/>
-          <w:color w:val="0000FF"/>
-          <w:sz w:val="18"/>
-          <w:szCs w:val="18"/>
-          <w:lang w:val="en-US"/>
-        </w:rPr>
-        <w:t xml:space="preserve"> </w:t>
-      </w:r>
-      <w:r>
-        <w:rPr>
-          <w:rFonts w:ascii="Consolas" w:hAnsi="Consolas"/>
-          <w:color w:val="0A3069"/>
-          <w:sz w:val="18"/>
-          <w:szCs w:val="18"/>
-          <w:lang w:val="en-US"/>
-        </w:rPr>
-        <w:t>&lt;</w:t>
-      </w:r>
-      <w:proofErr w:type="spellStart"/>
-      <w:r>
-        <w:rPr>
-          <w:rFonts w:ascii="Consolas" w:hAnsi="Consolas"/>
-          <w:color w:val="0A3069"/>
-          <w:sz w:val="18"/>
-          <w:szCs w:val="18"/>
-          <w:lang w:val="en-US"/>
-        </w:rPr>
-        <w:t>cmath</w:t>
-      </w:r>
-      <w:proofErr w:type="spellEnd"/>
-      <w:r>
-        <w:rPr>
-          <w:rFonts w:ascii="Consolas" w:hAnsi="Consolas"/>
-          <w:color w:val="0A3069"/>
-          <w:sz w:val="18"/>
-          <w:szCs w:val="18"/>
-          <w:lang w:val="en-US"/>
-        </w:rPr>
-        <w:t>&gt;</w:t>
-      </w:r>
-    </w:p>
-    <w:p>
-      <w:pPr>
-        <w:shd w:val="clear" w:color="auto" w:fill="FFFFFF"/>
-        <w:spacing w:line="285" w:lineRule="atLeast"/>
-        <w:rPr>
-          <w:rFonts w:ascii="Consolas" w:hAnsi="Consolas"/>
-          <w:color w:val="202020"/>
-          <w:sz w:val="18"/>
-          <w:szCs w:val="18"/>
-          <w:lang w:val="en-US"/>
-        </w:rPr>
-      </w:pPr>
-      <w:r>
-        <w:rPr>
-          <w:rFonts w:ascii="Consolas" w:hAnsi="Consolas"/>
-          <w:color w:val="0000FF"/>
-          <w:sz w:val="18"/>
-          <w:szCs w:val="18"/>
-          <w:lang w:val="en-US"/>
-        </w:rPr>
-        <w:t xml:space="preserve">    </w:t>
-      </w:r>
-      <w:r>
-        <w:rPr>
-          <w:rFonts w:ascii="Consolas" w:hAnsi="Consolas"/>
-          <w:color w:val="AF00DB"/>
-          <w:sz w:val="18"/>
-          <w:szCs w:val="18"/>
-          <w:lang w:val="en-US"/>
-        </w:rPr>
-        <w:t>#include</w:t>
-      </w:r>
-      <w:r>
-        <w:rPr>
-          <w:rFonts w:ascii="Consolas" w:hAnsi="Consolas"/>
-          <w:color w:val="0000FF"/>
-          <w:sz w:val="18"/>
-          <w:szCs w:val="18"/>
-          <w:lang w:val="en-US"/>
-        </w:rPr>
-        <w:t xml:space="preserve"> </w:t>
-      </w:r>
-      <w:r>
-        <w:rPr>
-          <w:rFonts w:ascii="Consolas" w:hAnsi="Consolas"/>
-          <w:color w:val="0A3069"/>
-          <w:sz w:val="18"/>
-          <w:szCs w:val="18"/>
-          <w:lang w:val="en-US"/>
-        </w:rPr>
-        <w:t>&lt;</w:t>
-      </w:r>
-      <w:proofErr w:type="spellStart"/>
-      <w:r>
-        <w:rPr>
-          <w:rFonts w:ascii="Consolas" w:hAnsi="Consolas"/>
-          <w:color w:val="0A3069"/>
-          <w:sz w:val="18"/>
-          <w:szCs w:val="18"/>
-          <w:lang w:val="en-US"/>
-        </w:rPr>
-        <w:t>clocale</w:t>
-      </w:r>
-      <w:proofErr w:type="spellEnd"/>
-      <w:r>
-        <w:rPr>
-          <w:rFonts w:ascii="Consolas" w:hAnsi="Consolas"/>
-          <w:color w:val="0A3069"/>
-          <w:sz w:val="18"/>
-          <w:szCs w:val="18"/>
-          <w:lang w:val="en-US"/>
-        </w:rPr>
-        <w:t>&gt;</w:t>
-      </w:r>
-    </w:p>
-    <w:p>
-      <w:pPr>
-        <w:shd w:val="clear" w:color="auto" w:fill="FFFFFF"/>
-        <w:spacing w:line="285" w:lineRule="atLeast"/>
-        <w:rPr>
-          <w:rFonts w:ascii="Consolas" w:hAnsi="Consolas"/>
-          <w:color w:val="202020"/>
-          <w:sz w:val="18"/>
-          <w:szCs w:val="18"/>
-          <w:lang w:val="en-US"/>
-        </w:rPr>
-      </w:pPr>
-    </w:p>
-    <w:p>
-      <w:pPr>
-        <w:shd w:val="clear" w:color="auto" w:fill="FFFFFF"/>
-        <w:spacing w:line="285" w:lineRule="atLeast"/>
-        <w:rPr>
-          <w:rFonts w:ascii="Consolas" w:hAnsi="Consolas"/>
-          <w:color w:val="202020"/>
-          <w:sz w:val="18"/>
-          <w:szCs w:val="18"/>
-          <w:lang w:val="en-US"/>
-        </w:rPr>
-      </w:pPr>
-      <w:proofErr w:type="gramStart"/>
-      <w:r>
-        <w:rPr>
-          <w:rFonts w:ascii="Consolas" w:hAnsi="Consolas"/>
-          <w:color w:val="AF00DB"/>
-          <w:sz w:val="18"/>
-          <w:szCs w:val="18"/>
-          <w:lang w:val="en-US"/>
-        </w:rPr>
-        <w:t>using</w:t>
-      </w:r>
-      <w:proofErr w:type="gramEnd"/>
-      <w:r>
-        <w:rPr>
-          <w:rFonts w:ascii="Consolas" w:hAnsi="Consolas"/>
-          <w:color w:val="202020"/>
-          <w:sz w:val="18"/>
-          <w:szCs w:val="18"/>
-          <w:lang w:val="en-US"/>
-        </w:rPr>
-        <w:t xml:space="preserve"> </w:t>
-      </w:r>
-      <w:r>
-        <w:rPr>
-          <w:rFonts w:ascii="Consolas" w:hAnsi="Consolas"/>
           <w:color w:val="CF222E"/>
           <w:sz w:val="18"/>
           <w:szCs w:val="18"/>
           <w:lang w:val="en-US"/>
         </w:rPr>
-        <w:t>namespace</w:t>
-      </w:r>
-      <w:r>
-        <w:rPr>
-          <w:rFonts w:ascii="Consolas" w:hAnsi="Consolas"/>
-          <w:color w:val="202020"/>
-          <w:sz w:val="18"/>
-          <w:szCs w:val="18"/>
-          <w:lang w:val="en-US"/>
-        </w:rPr>
-        <w:t xml:space="preserve"> </w:t>
-      </w:r>
-      <w:proofErr w:type="spellStart"/>
-      <w:r>
-        <w:rPr>
-          <w:rFonts w:ascii="Consolas" w:hAnsi="Consolas"/>
-          <w:color w:val="267F99"/>
-          <w:sz w:val="18"/>
-          <w:szCs w:val="18"/>
-          <w:lang w:val="en-US"/>
-        </w:rPr>
-        <w:t>std</w:t>
-      </w:r>
-      <w:proofErr w:type="spellEnd"/>
-      <w:r>
-        <w:rPr>
-          <w:rFonts w:ascii="Consolas" w:hAnsi="Consolas"/>
-          <w:color w:val="202020"/>
-          <w:sz w:val="18"/>
-          <w:szCs w:val="18"/>
-          <w:lang w:val="en-US"/>
-        </w:rPr>
-        <w:t>;</w:t>
-      </w:r>
-    </w:p>
-    <w:p>
-      <w:pPr>
-        <w:shd w:val="clear" w:color="auto" w:fill="FFFFFF"/>
-        <w:spacing w:line="285" w:lineRule="atLeast"/>
-        <w:rPr>
-          <w:rFonts w:ascii="Consolas" w:hAnsi="Consolas"/>
-          <w:color w:val="202020"/>
-          <w:sz w:val="18"/>
-          <w:szCs w:val="18"/>
-          <w:lang w:val="en-US"/>
-        </w:rPr>
-      </w:pPr>
-      <w:proofErr w:type="gramStart"/>
-      <w:r>
-        <w:rPr>
-          <w:rFonts w:ascii="Consolas" w:hAnsi="Consolas"/>
-          <w:color w:val="CF222E"/>
-          <w:sz w:val="18"/>
-          <w:szCs w:val="18"/>
-          <w:lang w:val="en-US"/>
-        </w:rPr>
-        <w:t>long</w:t>
-      </w:r>
-      <w:proofErr w:type="gramEnd"/>
-      <w:r>
-        <w:rPr>
-          <w:rFonts w:ascii="Consolas" w:hAnsi="Consolas"/>
-          <w:color w:val="202020"/>
-          <w:sz w:val="18"/>
-          <w:szCs w:val="18"/>
-          <w:lang w:val="en-US"/>
-        </w:rPr>
-        <w:t xml:space="preserve"> </w:t>
-      </w:r>
-      <w:proofErr w:type="spellStart"/>
-      <w:r>
-        <w:rPr>
-          <w:rFonts w:ascii="Consolas" w:hAnsi="Consolas"/>
-          <w:color w:val="CF222E"/>
-          <w:sz w:val="18"/>
-          <w:szCs w:val="18"/>
-          <w:lang w:val="en-US"/>
-        </w:rPr>
-        <w:t>long</w:t>
-      </w:r>
-      <w:proofErr w:type="spellEnd"/>
-      <w:r>
-        <w:rPr>
-          <w:rFonts w:ascii="Consolas" w:hAnsi="Consolas"/>
-          <w:color w:val="202020"/>
-          <w:sz w:val="18"/>
-          <w:szCs w:val="18"/>
-          <w:lang w:val="en-US"/>
-        </w:rPr>
-        <w:t xml:space="preserve"> </w:t>
-      </w:r>
-      <w:r>
-        <w:rPr>
-          <w:rFonts w:ascii="Consolas" w:hAnsi="Consolas"/>
-          <w:color w:val="8250DF"/>
-          <w:sz w:val="18"/>
-          <w:szCs w:val="18"/>
-          <w:lang w:val="en-US"/>
-        </w:rPr>
-        <w:t>factorial</w:t>
-      </w:r>
-      <w:r>
-        <w:rPr>
-          <w:rFonts w:ascii="Consolas" w:hAnsi="Consolas"/>
-          <w:color w:val="202020"/>
-          <w:sz w:val="18"/>
-          <w:szCs w:val="18"/>
-          <w:lang w:val="en-US"/>
-        </w:rPr>
-        <w:t>(</w:t>
-      </w:r>
-      <w:proofErr w:type="spellStart"/>
-      <w:r>
-        <w:rPr>
-          <w:rFonts w:ascii="Consolas" w:hAnsi="Consolas"/>
-          <w:color w:val="CF222E"/>
-          <w:sz w:val="18"/>
-          <w:szCs w:val="18"/>
-          <w:lang w:val="en-US"/>
-        </w:rPr>
-        <w:t>int</w:t>
-      </w:r>
-      <w:proofErr w:type="spellEnd"/>
-      <w:r>
-        <w:rPr>
-          <w:rFonts w:ascii="Consolas" w:hAnsi="Consolas"/>
-          <w:color w:val="202020"/>
-          <w:sz w:val="18"/>
-          <w:szCs w:val="18"/>
-          <w:lang w:val="en-US"/>
-        </w:rPr>
-        <w:t xml:space="preserve"> </w:t>
-      </w:r>
-      <w:r>
-        <w:rPr>
-          <w:rFonts w:ascii="Consolas" w:hAnsi="Consolas"/>
-          <w:color w:val="953800"/>
-          <w:sz w:val="18"/>
-          <w:szCs w:val="18"/>
-          <w:lang w:val="en-US"/>
-        </w:rPr>
-        <w:t>n</w:t>
-      </w:r>
-      <w:r>
-        <w:rPr>
-          <w:rFonts w:ascii="Consolas" w:hAnsi="Consolas"/>
-          <w:color w:val="202020"/>
-          <w:sz w:val="18"/>
-          <w:szCs w:val="18"/>
-          <w:lang w:val="en-US"/>
-        </w:rPr>
-        <w:t xml:space="preserve">) </w:t>
-      </w:r>
-    </w:p>
-    <w:p>
-      <w:pPr>
-        <w:shd w:val="clear" w:color="auto" w:fill="FFFFFF"/>
-        <w:spacing w:line="285" w:lineRule="atLeast"/>
-        <w:rPr>
-          <w:rFonts w:ascii="Consolas" w:hAnsi="Consolas"/>
-          <w:color w:val="202020"/>
-          <w:sz w:val="18"/>
-          <w:szCs w:val="18"/>
-          <w:lang w:val="en-US"/>
-        </w:rPr>
-      </w:pPr>
-      <w:r>
-        <w:rPr>
-          <w:rFonts w:ascii="Consolas" w:hAnsi="Consolas"/>
-          <w:color w:val="202020"/>
-          <w:sz w:val="18"/>
-          <w:szCs w:val="18"/>
-          <w:lang w:val="en-US"/>
-        </w:rPr>
-        <w:t>{</w:t>
-      </w:r>
-    </w:p>
-    <w:p>
-      <w:pPr>
-        <w:shd w:val="clear" w:color="auto" w:fill="FFFFFF"/>
-        <w:spacing w:line="285" w:lineRule="atLeast"/>
-        <w:rPr>
-          <w:rFonts w:ascii="Consolas" w:hAnsi="Consolas"/>
-          <w:color w:val="202020"/>
-          <w:sz w:val="18"/>
-          <w:szCs w:val="18"/>
-          <w:lang w:val="en-US"/>
-        </w:rPr>
-      </w:pPr>
-      <w:r>
-        <w:rPr>
-          <w:rFonts w:ascii="Consolas" w:hAnsi="Consolas"/>
-          <w:color w:val="202020"/>
-          <w:sz w:val="18"/>
-          <w:szCs w:val="18"/>
-          <w:lang w:val="en-US"/>
-        </w:rPr>
-        <w:t xml:space="preserve">    </w:t>
-      </w:r>
-      <w:proofErr w:type="gramStart"/>
-      <w:r>
-        <w:rPr>
-          <w:rFonts w:ascii="Consolas" w:hAnsi="Consolas"/>
-          <w:color w:val="CF222E"/>
-          <w:sz w:val="18"/>
-          <w:szCs w:val="18"/>
-          <w:lang w:val="en-US"/>
-        </w:rPr>
-        <w:t>long</w:t>
-      </w:r>
-      <w:proofErr w:type="gramEnd"/>
-      <w:r>
-        <w:rPr>
-          <w:rFonts w:ascii="Consolas" w:hAnsi="Consolas"/>
-          <w:color w:val="202020"/>
-          <w:sz w:val="18"/>
-          <w:szCs w:val="18"/>
-          <w:lang w:val="en-US"/>
-        </w:rPr>
-        <w:t xml:space="preserve"> </w:t>
-      </w:r>
-      <w:proofErr w:type="spellStart"/>
-      <w:r>
-        <w:rPr>
-          <w:rFonts w:ascii="Consolas" w:hAnsi="Consolas"/>
-          <w:color w:val="CF222E"/>
-          <w:sz w:val="18"/>
-          <w:szCs w:val="18"/>
-          <w:lang w:val="en-US"/>
-        </w:rPr>
-        <w:t>long</w:t>
-      </w:r>
-      <w:proofErr w:type="spellEnd"/>
-      <w:r>
-        <w:rPr>
-          <w:rFonts w:ascii="Consolas" w:hAnsi="Consolas"/>
-          <w:color w:val="202020"/>
-          <w:sz w:val="18"/>
-          <w:szCs w:val="18"/>
-          <w:lang w:val="en-US"/>
-        </w:rPr>
-        <w:t xml:space="preserve"> </w:t>
-      </w:r>
-      <w:r>
-        <w:rPr>
-          <w:rFonts w:ascii="Consolas" w:hAnsi="Consolas"/>
-          <w:color w:val="1F2328"/>
-          <w:sz w:val="18"/>
-          <w:szCs w:val="18"/>
-          <w:lang w:val="en-US"/>
-        </w:rPr>
-        <w:t>res</w:t>
-      </w:r>
-      <w:r>
-        <w:rPr>
-          <w:rFonts w:ascii="Consolas" w:hAnsi="Consolas"/>
-          <w:color w:val="202020"/>
-          <w:sz w:val="18"/>
-          <w:szCs w:val="18"/>
-          <w:lang w:val="en-US"/>
-        </w:rPr>
-        <w:t xml:space="preserve"> </w:t>
-      </w:r>
-      <w:r>
-        <w:rPr>
-          <w:rFonts w:ascii="Consolas" w:hAnsi="Consolas"/>
-          <w:color w:val="000000"/>
-          <w:sz w:val="18"/>
-          <w:szCs w:val="18"/>
-          <w:lang w:val="en-US"/>
-        </w:rPr>
-        <w:t>=</w:t>
-      </w:r>
-      <w:r>
-        <w:rPr>
-          <w:rFonts w:ascii="Consolas" w:hAnsi="Consolas"/>
-          <w:color w:val="202020"/>
-          <w:sz w:val="18"/>
-          <w:szCs w:val="18"/>
-          <w:lang w:val="en-US"/>
-        </w:rPr>
-        <w:t xml:space="preserve"> </w:t>
-      </w:r>
-      <w:r>
-        <w:rPr>
-          <w:rFonts w:ascii="Consolas" w:hAnsi="Consolas"/>
-          <w:color w:val="098658"/>
-          <w:sz w:val="18"/>
-          <w:szCs w:val="18"/>
-          <w:lang w:val="en-US"/>
-        </w:rPr>
-        <w:t>1</w:t>
-      </w:r>
-      <w:r>
-        <w:rPr>
-          <w:rFonts w:ascii="Consolas" w:hAnsi="Consolas"/>
-          <w:color w:val="202020"/>
-          <w:sz w:val="18"/>
-          <w:szCs w:val="18"/>
-          <w:lang w:val="en-US"/>
-        </w:rPr>
-        <w:t>;</w:t>
-      </w:r>
-    </w:p>
-    <w:p>
-      <w:pPr>
-        <w:shd w:val="clear" w:color="auto" w:fill="FFFFFF"/>
-        <w:spacing w:line="285" w:lineRule="atLeast"/>
-        <w:rPr>
-          <w:rFonts w:ascii="Consolas" w:hAnsi="Consolas"/>
-          <w:color w:val="202020"/>
-          <w:sz w:val="18"/>
-          <w:szCs w:val="18"/>
-          <w:lang w:val="en-US"/>
-        </w:rPr>
-      </w:pPr>
-      <w:r>
-        <w:rPr>
-          <w:rFonts w:ascii="Consolas" w:hAnsi="Consolas"/>
-          <w:color w:val="202020"/>
-          <w:sz w:val="18"/>
-          <w:szCs w:val="18"/>
-          <w:lang w:val="en-US"/>
-        </w:rPr>
-        <w:t xml:space="preserve">    </w:t>
-      </w:r>
-      <w:proofErr w:type="gramStart"/>
-      <w:r>
-        <w:rPr>
-          <w:rFonts w:ascii="Consolas" w:hAnsi="Consolas"/>
-          <w:color w:val="AF00DB"/>
-          <w:sz w:val="18"/>
-          <w:szCs w:val="18"/>
-          <w:lang w:val="en-US"/>
-        </w:rPr>
-        <w:t>for</w:t>
-      </w:r>
-      <w:proofErr w:type="gramEnd"/>
-      <w:r>
-        <w:rPr>
-          <w:rFonts w:ascii="Consolas" w:hAnsi="Consolas"/>
-          <w:color w:val="202020"/>
-          <w:sz w:val="18"/>
-          <w:szCs w:val="18"/>
-          <w:lang w:val="en-US"/>
-        </w:rPr>
-        <w:t xml:space="preserve"> (</w:t>
-      </w:r>
-      <w:proofErr w:type="spellStart"/>
-      <w:r>
-        <w:rPr>
-          <w:rFonts w:ascii="Consolas" w:hAnsi="Consolas"/>
-          <w:color w:val="CF222E"/>
-          <w:sz w:val="18"/>
-          <w:szCs w:val="18"/>
-          <w:lang w:val="en-US"/>
-        </w:rPr>
-        <w:t>int</w:t>
-      </w:r>
-      <w:proofErr w:type="spellEnd"/>
-      <w:r>
-        <w:rPr>
-          <w:rFonts w:ascii="Consolas" w:hAnsi="Consolas"/>
-          <w:color w:val="202020"/>
-          <w:sz w:val="18"/>
-          <w:szCs w:val="18"/>
-          <w:lang w:val="en-US"/>
-        </w:rPr>
-        <w:t xml:space="preserve"> </w:t>
-      </w:r>
-      <w:proofErr w:type="spellStart"/>
-      <w:r>
-        <w:rPr>
-          <w:rFonts w:ascii="Consolas" w:hAnsi="Consolas"/>
-          <w:color w:val="1F2328"/>
-          <w:sz w:val="18"/>
-          <w:szCs w:val="18"/>
-          <w:lang w:val="en-US"/>
-        </w:rPr>
-        <w:t>i</w:t>
-      </w:r>
-      <w:proofErr w:type="spellEnd"/>
-      <w:r>
-        <w:rPr>
-          <w:rFonts w:ascii="Consolas" w:hAnsi="Consolas"/>
-          <w:color w:val="202020"/>
-          <w:sz w:val="18"/>
-          <w:szCs w:val="18"/>
-          <w:lang w:val="en-US"/>
-        </w:rPr>
-        <w:t xml:space="preserve"> </w:t>
-      </w:r>
-      <w:r>
-        <w:rPr>
-          <w:rFonts w:ascii="Consolas" w:hAnsi="Consolas"/>
-          <w:color w:val="000000"/>
-          <w:sz w:val="18"/>
-          <w:szCs w:val="18"/>
-          <w:lang w:val="en-US"/>
-        </w:rPr>
-        <w:t>=</w:t>
-      </w:r>
-      <w:r>
-        <w:rPr>
-          <w:rFonts w:ascii="Consolas" w:hAnsi="Consolas"/>
-          <w:color w:val="202020"/>
-          <w:sz w:val="18"/>
-          <w:szCs w:val="18"/>
-          <w:lang w:val="en-US"/>
-        </w:rPr>
-        <w:t xml:space="preserve"> </w:t>
-      </w:r>
-      <w:r>
-        <w:rPr>
-          <w:rFonts w:ascii="Consolas" w:hAnsi="Consolas"/>
-          <w:color w:val="098658"/>
-          <w:sz w:val="18"/>
-          <w:szCs w:val="18"/>
-          <w:lang w:val="en-US"/>
-        </w:rPr>
-        <w:t>1</w:t>
-      </w:r>
-      <w:r>
-        <w:rPr>
-          <w:rFonts w:ascii="Consolas" w:hAnsi="Consolas"/>
-          <w:color w:val="202020"/>
-          <w:sz w:val="18"/>
-          <w:szCs w:val="18"/>
-          <w:lang w:val="en-US"/>
-        </w:rPr>
-        <w:t xml:space="preserve">; </w:t>
-      </w:r>
-      <w:proofErr w:type="spellStart"/>
-      <w:r>
-        <w:rPr>
-          <w:rFonts w:ascii="Consolas" w:hAnsi="Consolas"/>
-          <w:color w:val="1F2328"/>
-          <w:sz w:val="18"/>
-          <w:szCs w:val="18"/>
-          <w:lang w:val="en-US"/>
-        </w:rPr>
-        <w:t>i</w:t>
-      </w:r>
-      <w:proofErr w:type="spellEnd"/>
-      <w:r>
-        <w:rPr>
-          <w:rFonts w:ascii="Consolas" w:hAnsi="Consolas"/>
-          <w:color w:val="202020"/>
-          <w:sz w:val="18"/>
-          <w:szCs w:val="18"/>
-          <w:lang w:val="en-US"/>
-        </w:rPr>
-        <w:t xml:space="preserve"> </w:t>
-      </w:r>
-      <w:r>
-        <w:rPr>
-          <w:rFonts w:ascii="Consolas" w:hAnsi="Consolas"/>
-          <w:color w:val="000000"/>
-          <w:sz w:val="18"/>
-          <w:szCs w:val="18"/>
-          <w:lang w:val="en-US"/>
-        </w:rPr>
-        <w:t>&lt;=</w:t>
-      </w:r>
-      <w:r>
-        <w:rPr>
-          <w:rFonts w:ascii="Consolas" w:hAnsi="Consolas"/>
-          <w:color w:val="202020"/>
-          <w:sz w:val="18"/>
-          <w:szCs w:val="18"/>
-          <w:lang w:val="en-US"/>
-        </w:rPr>
-        <w:t xml:space="preserve"> </w:t>
-      </w:r>
-      <w:r>
-        <w:rPr>
-          <w:rFonts w:ascii="Consolas" w:hAnsi="Consolas"/>
-          <w:color w:val="953800"/>
-          <w:sz w:val="18"/>
-          <w:szCs w:val="18"/>
-          <w:lang w:val="en-US"/>
-        </w:rPr>
-        <w:t>n</w:t>
-      </w:r>
-      <w:r>
-        <w:rPr>
-          <w:rFonts w:ascii="Consolas" w:hAnsi="Consolas"/>
-          <w:color w:val="202020"/>
-          <w:sz w:val="18"/>
-          <w:szCs w:val="18"/>
-          <w:lang w:val="en-US"/>
-        </w:rPr>
-        <w:t xml:space="preserve">; </w:t>
-      </w:r>
-      <w:proofErr w:type="spellStart"/>
-      <w:r>
-        <w:rPr>
-          <w:rFonts w:ascii="Consolas" w:hAnsi="Consolas"/>
-          <w:color w:val="1F2328"/>
-          <w:sz w:val="18"/>
-          <w:szCs w:val="18"/>
-          <w:lang w:val="en-US"/>
-        </w:rPr>
-        <w:t>i</w:t>
-      </w:r>
-      <w:proofErr w:type="spellEnd"/>
-      <w:r>
-        <w:rPr>
-          <w:rFonts w:ascii="Consolas" w:hAnsi="Consolas"/>
-          <w:color w:val="000000"/>
-          <w:sz w:val="18"/>
-          <w:szCs w:val="18"/>
-          <w:lang w:val="en-US"/>
-        </w:rPr>
-        <w:t>++</w:t>
-      </w:r>
-      <w:r>
-        <w:rPr>
-          <w:rFonts w:ascii="Consolas" w:hAnsi="Consolas"/>
-          <w:color w:val="202020"/>
-          <w:sz w:val="18"/>
-          <w:szCs w:val="18"/>
-          <w:lang w:val="en-US"/>
-        </w:rPr>
-        <w:t xml:space="preserve">) </w:t>
-      </w:r>
-    </w:p>
-    <w:p>
-      <w:pPr>
-        <w:shd w:val="clear" w:color="auto" w:fill="FFFFFF"/>
-        <w:spacing w:line="285" w:lineRule="atLeast"/>
-        <w:rPr>
-          <w:rFonts w:ascii="Consolas" w:hAnsi="Consolas"/>
-          <w:color w:val="202020"/>
-          <w:sz w:val="18"/>
-          <w:szCs w:val="18"/>
-          <w:lang w:val="en-US"/>
-        </w:rPr>
-      </w:pPr>
-      <w:r>
-        <w:rPr>
-          <w:rFonts w:ascii="Consolas" w:hAnsi="Consolas"/>
-          <w:color w:val="202020"/>
-          <w:sz w:val="18"/>
-          <w:szCs w:val="18"/>
-          <w:lang w:val="en-US"/>
-        </w:rPr>
-        <w:t xml:space="preserve">    </w:t>
-      </w:r>
-      <w:r>
-        <w:rPr>
-          <w:rFonts w:ascii="Consolas" w:hAnsi="Consolas"/>
-          <w:color w:val="1F2328"/>
-          <w:sz w:val="18"/>
-          <w:szCs w:val="18"/>
-          <w:lang w:val="en-US"/>
-        </w:rPr>
-        <w:t>{</w:t>
-      </w:r>
-    </w:p>
-    <w:p>
-      <w:pPr>
-        <w:shd w:val="clear" w:color="auto" w:fill="FFFFFF"/>
-        <w:spacing w:line="285" w:lineRule="atLeast"/>
-        <w:rPr>
-          <w:rFonts w:ascii="Consolas" w:hAnsi="Consolas"/>
-          <w:color w:val="202020"/>
-          <w:sz w:val="18"/>
-          <w:szCs w:val="18"/>
-          <w:lang w:val="en-US"/>
-        </w:rPr>
-      </w:pPr>
-      <w:r>
-        <w:rPr>
-          <w:rFonts w:ascii="Consolas" w:hAnsi="Consolas"/>
-          <w:color w:val="1F2328"/>
-          <w:sz w:val="18"/>
-          <w:szCs w:val="18"/>
-          <w:lang w:val="en-US"/>
-        </w:rPr>
-        <w:t xml:space="preserve">        </w:t>
-      </w:r>
-      <w:proofErr w:type="gramStart"/>
-      <w:r>
-        <w:rPr>
-          <w:rFonts w:ascii="Consolas" w:hAnsi="Consolas"/>
-          <w:color w:val="1F2328"/>
-          <w:sz w:val="18"/>
-          <w:szCs w:val="18"/>
-          <w:lang w:val="en-US"/>
-        </w:rPr>
-        <w:t>res</w:t>
-      </w:r>
-      <w:proofErr w:type="gramEnd"/>
-      <w:r>
-        <w:rPr>
-          <w:rFonts w:ascii="Consolas" w:hAnsi="Consolas"/>
-          <w:color w:val="1F2328"/>
-          <w:sz w:val="18"/>
-          <w:szCs w:val="18"/>
-          <w:lang w:val="en-US"/>
-        </w:rPr>
-        <w:t xml:space="preserve"> </w:t>
-      </w:r>
-      <w:r>
-        <w:rPr>
-          <w:rFonts w:ascii="Consolas" w:hAnsi="Consolas"/>
-          <w:color w:val="000000"/>
-          <w:sz w:val="18"/>
-          <w:szCs w:val="18"/>
-          <w:lang w:val="en-US"/>
-        </w:rPr>
-        <w:t>=</w:t>
-      </w:r>
-      <w:r>
-        <w:rPr>
-          <w:rFonts w:ascii="Consolas" w:hAnsi="Consolas"/>
-          <w:color w:val="1F2328"/>
-          <w:sz w:val="18"/>
-          <w:szCs w:val="18"/>
-          <w:lang w:val="en-US"/>
-        </w:rPr>
-        <w:t xml:space="preserve"> res </w:t>
-      </w:r>
-      <w:r>
-        <w:rPr>
-          <w:rFonts w:ascii="Consolas" w:hAnsi="Consolas"/>
-          <w:color w:val="000000"/>
-          <w:sz w:val="18"/>
-          <w:szCs w:val="18"/>
-          <w:lang w:val="en-US"/>
-        </w:rPr>
-        <w:t>*</w:t>
-      </w:r>
-      <w:r>
-        <w:rPr>
-          <w:rFonts w:ascii="Consolas" w:hAnsi="Consolas"/>
-          <w:color w:val="1F2328"/>
-          <w:sz w:val="18"/>
-          <w:szCs w:val="18"/>
-          <w:lang w:val="en-US"/>
-        </w:rPr>
-        <w:t xml:space="preserve"> </w:t>
-      </w:r>
-      <w:proofErr w:type="spellStart"/>
-      <w:r>
-        <w:rPr>
-          <w:rFonts w:ascii="Consolas" w:hAnsi="Consolas"/>
-          <w:color w:val="1F2328"/>
-          <w:sz w:val="18"/>
-          <w:szCs w:val="18"/>
-          <w:lang w:val="en-US"/>
-        </w:rPr>
-        <w:t>i</w:t>
-      </w:r>
-      <w:proofErr w:type="spellEnd"/>
-      <w:r>
-        <w:rPr>
-          <w:rFonts w:ascii="Consolas" w:hAnsi="Consolas"/>
-          <w:color w:val="1F2328"/>
-          <w:sz w:val="18"/>
-          <w:szCs w:val="18"/>
-          <w:lang w:val="en-US"/>
-        </w:rPr>
-        <w:t>;</w:t>
-      </w:r>
-    </w:p>
-    <w:p>
-      <w:pPr>
-        <w:shd w:val="clear" w:color="auto" w:fill="FFFFFF"/>
-        <w:spacing w:line="285" w:lineRule="atLeast"/>
-        <w:rPr>
-          <w:rFonts w:ascii="Consolas" w:hAnsi="Consolas"/>
-          <w:color w:val="202020"/>
-          <w:sz w:val="18"/>
-          <w:szCs w:val="18"/>
-          <w:lang w:val="en-US"/>
-        </w:rPr>
-      </w:pPr>
-      <w:r>
-        <w:rPr>
-          <w:rFonts w:ascii="Consolas" w:hAnsi="Consolas"/>
-          <w:color w:val="1F2328"/>
-          <w:sz w:val="18"/>
-          <w:szCs w:val="18"/>
-          <w:lang w:val="en-US"/>
-        </w:rPr>
-        <w:t>    }</w:t>
-      </w:r>
-    </w:p>
-    <w:p>
-      <w:pPr>
-        <w:shd w:val="clear" w:color="auto" w:fill="FFFFFF"/>
-        <w:spacing w:line="285" w:lineRule="atLeast"/>
-        <w:rPr>
-          <w:rFonts w:ascii="Consolas" w:hAnsi="Consolas"/>
-          <w:color w:val="202020"/>
-          <w:sz w:val="18"/>
-          <w:szCs w:val="18"/>
-          <w:lang w:val="en-US"/>
-        </w:rPr>
-      </w:pPr>
-      <w:r>
-        <w:rPr>
-          <w:rFonts w:ascii="Consolas" w:hAnsi="Consolas"/>
-          <w:color w:val="202020"/>
-          <w:sz w:val="18"/>
-          <w:szCs w:val="18"/>
-          <w:lang w:val="en-US"/>
-        </w:rPr>
-        <w:t xml:space="preserve">    </w:t>
-      </w:r>
-      <w:proofErr w:type="gramStart"/>
-      <w:r>
-        <w:rPr>
-          <w:rFonts w:ascii="Consolas" w:hAnsi="Consolas"/>
-          <w:color w:val="AF00DB"/>
-          <w:sz w:val="18"/>
-          <w:szCs w:val="18"/>
-          <w:lang w:val="en-US"/>
-        </w:rPr>
-        <w:t>return</w:t>
-      </w:r>
-      <w:proofErr w:type="gramEnd"/>
-      <w:r>
-        <w:rPr>
-          <w:rFonts w:ascii="Consolas" w:hAnsi="Consolas"/>
-          <w:color w:val="202020"/>
-          <w:sz w:val="18"/>
-          <w:szCs w:val="18"/>
-          <w:lang w:val="en-US"/>
-        </w:rPr>
-        <w:t xml:space="preserve"> </w:t>
-      </w:r>
-      <w:r>
-        <w:rPr>
-          <w:rFonts w:ascii="Consolas" w:hAnsi="Consolas"/>
-          <w:color w:val="1F2328"/>
-          <w:sz w:val="18"/>
-          <w:szCs w:val="18"/>
-          <w:lang w:val="en-US"/>
-        </w:rPr>
-        <w:t>res</w:t>
-      </w:r>
-      <w:r>
-        <w:rPr>
-          <w:rFonts w:ascii="Consolas" w:hAnsi="Consolas"/>
-          <w:color w:val="202020"/>
-          <w:sz w:val="18"/>
-          <w:szCs w:val="18"/>
-          <w:lang w:val="en-US"/>
-        </w:rPr>
-        <w:t xml:space="preserve">; </w:t>
-      </w:r>
-    </w:p>
-    <w:p>
-      <w:pPr>
-        <w:shd w:val="clear" w:color="auto" w:fill="FFFFFF"/>
-        <w:spacing w:line="285" w:lineRule="atLeast"/>
-        <w:rPr>
-          <w:rFonts w:ascii="Consolas" w:hAnsi="Consolas"/>
-          <w:color w:val="202020"/>
-          <w:sz w:val="18"/>
-          <w:szCs w:val="18"/>
-          <w:lang w:val="en-US"/>
-        </w:rPr>
-      </w:pPr>
-      <w:r>
-        <w:rPr>
-          <w:rFonts w:ascii="Consolas" w:hAnsi="Consolas"/>
-          <w:color w:val="202020"/>
-          <w:sz w:val="18"/>
-          <w:szCs w:val="18"/>
-          <w:lang w:val="en-US"/>
-        </w:rPr>
-        <w:t>}</w:t>
-      </w:r>
-    </w:p>
-    <w:p>
-      <w:pPr>
-        <w:shd w:val="clear" w:color="auto" w:fill="FFFFFF"/>
-        <w:spacing w:line="285" w:lineRule="atLeast"/>
-        <w:rPr>
-          <w:rFonts w:ascii="Consolas" w:hAnsi="Consolas"/>
-          <w:color w:val="202020"/>
-          <w:sz w:val="18"/>
-          <w:szCs w:val="18"/>
-          <w:lang w:val="en-US"/>
-        </w:rPr>
-      </w:pPr>
-    </w:p>
-    <w:p>
-      <w:pPr>
-        <w:shd w:val="clear" w:color="auto" w:fill="FFFFFF"/>
-        <w:spacing w:line="285" w:lineRule="atLeast"/>
-        <w:rPr>
-          <w:rFonts w:ascii="Consolas" w:hAnsi="Consolas"/>
-          <w:color w:val="202020"/>
-          <w:sz w:val="18"/>
-          <w:szCs w:val="18"/>
-          <w:lang w:val="en-US"/>
-        </w:rPr>
-      </w:pPr>
-      <w:proofErr w:type="spellStart"/>
-      <w:proofErr w:type="gramStart"/>
-      <w:r>
-        <w:rPr>
-          <w:rFonts w:ascii="Consolas" w:hAnsi="Consolas"/>
-          <w:color w:val="CF222E"/>
-          <w:sz w:val="18"/>
-          <w:szCs w:val="18"/>
-          <w:lang w:val="en-US"/>
-        </w:rPr>
-        <w:t>int</w:t>
-      </w:r>
-      <w:proofErr w:type="spellEnd"/>
-      <w:proofErr w:type="gramEnd"/>
-      <w:r>
-        <w:rPr>
-          <w:rFonts w:ascii="Consolas" w:hAnsi="Consolas"/>
-          <w:color w:val="202020"/>
-          <w:sz w:val="18"/>
-          <w:szCs w:val="18"/>
-          <w:lang w:val="en-US"/>
-        </w:rPr>
-        <w:t xml:space="preserve"> </w:t>
-      </w:r>
-      <w:r>
-        <w:rPr>
-          <w:rFonts w:ascii="Consolas" w:hAnsi="Consolas"/>
-          <w:color w:val="8250DF"/>
-          <w:sz w:val="18"/>
-          <w:szCs w:val="18"/>
-          <w:lang w:val="en-US"/>
-        </w:rPr>
-        <w:t>main</w:t>
-      </w:r>
-      <w:r>
-        <w:rPr>
-          <w:rFonts w:ascii="Consolas" w:hAnsi="Consolas"/>
-          <w:color w:val="202020"/>
-          <w:sz w:val="18"/>
-          <w:szCs w:val="18"/>
-          <w:lang w:val="en-US"/>
-        </w:rPr>
-        <w:t>()</w:t>
-      </w:r>
-    </w:p>
-    <w:p>
-      <w:pPr>
-        <w:shd w:val="clear" w:color="auto" w:fill="FFFFFF"/>
-        <w:spacing w:line="285" w:lineRule="atLeast"/>
-        <w:rPr>
-          <w:rFonts w:ascii="Consolas" w:hAnsi="Consolas"/>
-          <w:color w:val="202020"/>
-          <w:sz w:val="18"/>
-          <w:szCs w:val="18"/>
-          <w:lang w:val="en-US"/>
-        </w:rPr>
-      </w:pPr>
-      <w:r>
-        <w:rPr>
-          <w:rFonts w:ascii="Consolas" w:hAnsi="Consolas"/>
-          <w:color w:val="202020"/>
-          <w:sz w:val="18"/>
-          <w:szCs w:val="18"/>
-          <w:lang w:val="en-US"/>
-        </w:rPr>
-        <w:t>{</w:t>
-      </w:r>
-    </w:p>
-    <w:p>
-      <w:pPr>
-        <w:shd w:val="clear" w:color="auto" w:fill="FFFFFF"/>
-        <w:spacing w:line="285" w:lineRule="atLeast"/>
-        <w:rPr>
-          <w:rFonts w:ascii="Consolas" w:hAnsi="Consolas"/>
-          <w:color w:val="202020"/>
-          <w:sz w:val="18"/>
-          <w:szCs w:val="18"/>
-          <w:lang w:val="en-US"/>
-        </w:rPr>
-      </w:pPr>
-      <w:r>
-        <w:rPr>
-          <w:rFonts w:ascii="Consolas" w:hAnsi="Consolas"/>
-          <w:color w:val="202020"/>
-          <w:sz w:val="18"/>
-          <w:szCs w:val="18"/>
-          <w:lang w:val="en-US"/>
-        </w:rPr>
-        <w:t xml:space="preserve">    </w:t>
-      </w:r>
-      <w:proofErr w:type="spellStart"/>
-      <w:proofErr w:type="gramStart"/>
-      <w:r>
-        <w:rPr>
-          <w:rFonts w:ascii="Consolas" w:hAnsi="Consolas"/>
-          <w:color w:val="8250DF"/>
-          <w:sz w:val="18"/>
-          <w:szCs w:val="18"/>
-          <w:lang w:val="en-US"/>
-        </w:rPr>
-        <w:t>setlocale</w:t>
-      </w:r>
-      <w:proofErr w:type="spellEnd"/>
-      <w:r>
-        <w:rPr>
-          <w:rFonts w:ascii="Consolas" w:hAnsi="Consolas"/>
-          <w:color w:val="202020"/>
-          <w:sz w:val="18"/>
-          <w:szCs w:val="18"/>
-          <w:lang w:val="en-US"/>
-        </w:rPr>
-        <w:t>(</w:t>
-      </w:r>
-      <w:proofErr w:type="gramEnd"/>
-      <w:r>
-        <w:rPr>
-          <w:rFonts w:ascii="Consolas" w:hAnsi="Consolas"/>
-          <w:color w:val="0000FF"/>
-          <w:sz w:val="18"/>
-          <w:szCs w:val="18"/>
-          <w:lang w:val="en-US"/>
-        </w:rPr>
-        <w:t>LC_ALL</w:t>
-      </w:r>
-      <w:r>
-        <w:rPr>
-          <w:rFonts w:ascii="Consolas" w:hAnsi="Consolas"/>
-          <w:color w:val="202020"/>
-          <w:sz w:val="18"/>
-          <w:szCs w:val="18"/>
-          <w:lang w:val="en-US"/>
-        </w:rPr>
-        <w:t xml:space="preserve">, </w:t>
-      </w:r>
-      <w:r>
-        <w:rPr>
-          <w:rFonts w:ascii="Consolas" w:hAnsi="Consolas"/>
-          <w:color w:val="0A3069"/>
-          <w:sz w:val="18"/>
-          <w:szCs w:val="18"/>
-          <w:lang w:val="en-US"/>
-        </w:rPr>
-        <w:t>"Russian"</w:t>
-      </w:r>
-      <w:r>
-        <w:rPr>
-          <w:rFonts w:ascii="Consolas" w:hAnsi="Consolas"/>
-          <w:color w:val="202020"/>
-          <w:sz w:val="18"/>
-          <w:szCs w:val="18"/>
-          <w:lang w:val="en-US"/>
-        </w:rPr>
-        <w:t>);</w:t>
-      </w:r>
-    </w:p>
-    <w:p>
-      <w:pPr>
-        <w:shd w:val="clear" w:color="auto" w:fill="FFFFFF"/>
-        <w:spacing w:line="285" w:lineRule="atLeast"/>
-        <w:rPr>
-          <w:rFonts w:ascii="Consolas" w:hAnsi="Consolas"/>
-          <w:color w:val="202020"/>
-          <w:sz w:val="18"/>
-          <w:szCs w:val="18"/>
-          <w:lang w:val="en-US"/>
-        </w:rPr>
-      </w:pPr>
-      <w:r>
-        <w:rPr>
-          <w:rFonts w:ascii="Consolas" w:hAnsi="Consolas"/>
-          <w:color w:val="202020"/>
-          <w:sz w:val="18"/>
-          <w:szCs w:val="18"/>
-          <w:lang w:val="en-US"/>
-        </w:rPr>
-        <w:t xml:space="preserve">    </w:t>
-      </w:r>
-      <w:proofErr w:type="gramStart"/>
-      <w:r>
-        <w:rPr>
-          <w:rFonts w:ascii="Consolas" w:hAnsi="Consolas"/>
-          <w:color w:val="CF222E"/>
-          <w:sz w:val="18"/>
-          <w:szCs w:val="18"/>
-          <w:lang w:val="en-US"/>
-        </w:rPr>
         <w:t>double</w:t>
       </w:r>
-      <w:proofErr w:type="gramEnd"/>
       <w:r>
         <w:rPr>
           <w:rFonts w:ascii="Consolas" w:hAnsi="Consolas"/>
@@ -4367,7 +4143,6 @@
         <w:lastRenderedPageBreak/>
         <w:t xml:space="preserve">    </w:t>
       </w:r>
-      <w:proofErr w:type="gramStart"/>
       <w:r>
         <w:rPr>
           <w:rFonts w:ascii="Consolas" w:hAnsi="Consolas"/>
@@ -4378,7 +4153,6 @@
         </w:rPr>
         <w:t>for</w:t>
       </w:r>
-      <w:proofErr w:type="gramEnd"/>
       <w:r>
         <w:rPr>
           <w:rFonts w:ascii="Consolas" w:hAnsi="Consolas"/>
@@ -4389,7 +4163,6 @@
         </w:rPr>
         <w:t xml:space="preserve"> (</w:t>
       </w:r>
-      <w:proofErr w:type="spellStart"/>
       <w:r>
         <w:rPr>
           <w:rFonts w:ascii="Consolas" w:hAnsi="Consolas"/>
@@ -4400,7 +4173,6 @@
         </w:rPr>
         <w:t>int</w:t>
       </w:r>
-      <w:proofErr w:type="spellEnd"/>
       <w:r>
         <w:rPr>
           <w:rFonts w:ascii="Consolas" w:hAnsi="Consolas"/>
@@ -4615,9 +4387,18 @@
           <w:szCs w:val="18"/>
           <w:lang w:val="en-US"/>
         </w:rPr>
-        <w:t xml:space="preserve">        </w:t>
-      </w:r>
-      <w:proofErr w:type="gramStart"/>
+        <w:t xml:space="preserve">        sum </w:t>
+      </w:r>
+      <w:r>
+        <w:rPr>
+          <w:rFonts w:ascii="Consolas" w:hAnsi="Consolas"/>
+          <w:color w:val="000000"/>
+          <w:sz w:val="18"/>
+          <w:szCs w:val="18"/>
+          <w:lang w:val="en-US"/>
+        </w:rPr>
+        <w:t>+=</w:t>
+      </w:r>
       <w:r>
         <w:rPr>
           <w:rFonts w:ascii="Consolas" w:hAnsi="Consolas"/>
@@ -4626,36 +4407,284 @@
           <w:szCs w:val="18"/>
           <w:lang w:val="en-US"/>
         </w:rPr>
+        <w:t xml:space="preserve"> </w:t>
+      </w:r>
+      <w:r>
+        <w:rPr>
+          <w:rFonts w:ascii="Consolas" w:hAnsi="Consolas"/>
+          <w:color w:val="8250DF"/>
+          <w:sz w:val="18"/>
+          <w:szCs w:val="18"/>
+          <w:lang w:val="en-US"/>
+        </w:rPr>
+        <w:t>log</w:t>
+      </w:r>
+      <w:r>
+        <w:rPr>
+          <w:rFonts w:ascii="Consolas" w:hAnsi="Consolas"/>
+          <w:color w:val="1F2328"/>
+          <w:sz w:val="18"/>
+          <w:szCs w:val="18"/>
+          <w:lang w:val="en-US"/>
+        </w:rPr>
+        <w:t>(</w:t>
+      </w:r>
+      <w:r>
+        <w:rPr>
+          <w:rFonts w:ascii="Consolas" w:hAnsi="Consolas"/>
+          <w:color w:val="8250DF"/>
+          <w:sz w:val="18"/>
+          <w:szCs w:val="18"/>
+          <w:lang w:val="en-US"/>
+        </w:rPr>
+        <w:t>factorial</w:t>
+      </w:r>
+      <w:r>
+        <w:rPr>
+          <w:rFonts w:ascii="Consolas" w:hAnsi="Consolas"/>
+          <w:color w:val="1F2328"/>
+          <w:sz w:val="18"/>
+          <w:szCs w:val="18"/>
+          <w:lang w:val="en-US"/>
+        </w:rPr>
+        <w:t xml:space="preserve">(n)) </w:t>
+      </w:r>
+      <w:r>
+        <w:rPr>
+          <w:rFonts w:ascii="Consolas" w:hAnsi="Consolas"/>
+          <w:color w:val="000000"/>
+          <w:sz w:val="18"/>
+          <w:szCs w:val="18"/>
+          <w:lang w:val="en-US"/>
+        </w:rPr>
+        <w:t>/</w:t>
+      </w:r>
+      <w:r>
+        <w:rPr>
+          <w:rFonts w:ascii="Consolas" w:hAnsi="Consolas"/>
+          <w:color w:val="1F2328"/>
+          <w:sz w:val="18"/>
+          <w:szCs w:val="18"/>
+          <w:lang w:val="en-US"/>
+        </w:rPr>
+        <w:t xml:space="preserve"> (n </w:t>
+      </w:r>
+      <w:r>
+        <w:rPr>
+          <w:rFonts w:ascii="Consolas" w:hAnsi="Consolas"/>
+          <w:color w:val="000000"/>
+          <w:sz w:val="18"/>
+          <w:szCs w:val="18"/>
+          <w:lang w:val="en-US"/>
+        </w:rPr>
+        <w:t>*</w:t>
+      </w:r>
+      <w:r>
+        <w:rPr>
+          <w:rFonts w:ascii="Consolas" w:hAnsi="Consolas"/>
+          <w:color w:val="1F2328"/>
+          <w:sz w:val="18"/>
+          <w:szCs w:val="18"/>
+          <w:lang w:val="en-US"/>
+        </w:rPr>
+        <w:t xml:space="preserve"> n);</w:t>
+      </w:r>
+      <w:r>
+        <w:rPr>
+          <w:rFonts w:ascii="Consolas" w:hAnsi="Consolas"/>
+          <w:color w:val="6E7781"/>
+          <w:sz w:val="18"/>
+          <w:szCs w:val="18"/>
+          <w:lang w:val="en-US"/>
+        </w:rPr>
+        <w:t xml:space="preserve"> // a_n = ln(n!) / (n^2)</w:t>
+      </w:r>
+    </w:p>
+    <w:p>
+      <w:pPr>
+        <w:shd w:val="clear" w:color="auto" w:fill="FFFFFF"/>
+        <w:spacing w:line="285" w:lineRule="atLeast"/>
+        <w:rPr>
+          <w:rFonts w:ascii="Consolas" w:hAnsi="Consolas"/>
+          <w:color w:val="202020"/>
+          <w:sz w:val="18"/>
+          <w:szCs w:val="18"/>
+          <w:lang w:val="ru-RU"/>
+        </w:rPr>
+      </w:pPr>
+      <w:r>
+        <w:rPr>
+          <w:rFonts w:ascii="Consolas" w:hAnsi="Consolas"/>
+          <w:color w:val="1F2328"/>
+          <w:sz w:val="18"/>
+          <w:szCs w:val="18"/>
+          <w:lang w:val="en-US"/>
+        </w:rPr>
+        <w:t xml:space="preserve">    </w:t>
+      </w:r>
+      <w:r>
+        <w:rPr>
+          <w:rFonts w:ascii="Consolas" w:hAnsi="Consolas"/>
+          <w:color w:val="1F2328"/>
+          <w:sz w:val="18"/>
+          <w:szCs w:val="18"/>
+          <w:lang w:val="ru-RU"/>
+        </w:rPr>
+        <w:t>}</w:t>
+      </w:r>
+    </w:p>
+    <w:p>
+      <w:pPr>
+        <w:shd w:val="clear" w:color="auto" w:fill="FFFFFF"/>
+        <w:spacing w:line="285" w:lineRule="atLeast"/>
+        <w:rPr>
+          <w:rFonts w:ascii="Consolas" w:hAnsi="Consolas"/>
+          <w:color w:val="202020"/>
+          <w:sz w:val="18"/>
+          <w:szCs w:val="18"/>
+          <w:lang w:val="ru-RU"/>
+        </w:rPr>
+      </w:pPr>
+    </w:p>
+    <w:p>
+      <w:pPr>
+        <w:shd w:val="clear" w:color="auto" w:fill="FFFFFF"/>
+        <w:spacing w:line="285" w:lineRule="atLeast"/>
+        <w:rPr>
+          <w:rFonts w:ascii="Consolas" w:hAnsi="Consolas"/>
+          <w:color w:val="202020"/>
+          <w:sz w:val="18"/>
+          <w:szCs w:val="18"/>
+          <w:lang w:val="ru-RU"/>
+        </w:rPr>
+      </w:pPr>
+      <w:r>
+        <w:rPr>
+          <w:rFonts w:ascii="Consolas" w:hAnsi="Consolas"/>
+          <w:color w:val="202020"/>
+          <w:sz w:val="18"/>
+          <w:szCs w:val="18"/>
+          <w:lang w:val="ru-RU"/>
+        </w:rPr>
+        <w:t xml:space="preserve">    </w:t>
+      </w:r>
+      <w:r>
+        <w:rPr>
+          <w:rFonts w:ascii="Consolas" w:hAnsi="Consolas"/>
+          <w:color w:val="1F2328"/>
+          <w:sz w:val="18"/>
+          <w:szCs w:val="18"/>
+          <w:lang w:val="ru-RU"/>
+        </w:rPr>
+        <w:t>cout</w:t>
+      </w:r>
+      <w:r>
+        <w:rPr>
+          <w:rFonts w:ascii="Consolas" w:hAnsi="Consolas"/>
+          <w:color w:val="202020"/>
+          <w:sz w:val="18"/>
+          <w:szCs w:val="18"/>
+          <w:lang w:val="ru-RU"/>
+        </w:rPr>
+        <w:t xml:space="preserve"> </w:t>
+      </w:r>
+      <w:r>
+        <w:rPr>
+          <w:rFonts w:ascii="Consolas" w:hAnsi="Consolas"/>
+          <w:color w:val="8250DF"/>
+          <w:sz w:val="18"/>
+          <w:szCs w:val="18"/>
+          <w:lang w:val="ru-RU"/>
+        </w:rPr>
+        <w:t>&lt;&lt;</w:t>
+      </w:r>
+      <w:r>
+        <w:rPr>
+          <w:rFonts w:ascii="Consolas" w:hAnsi="Consolas"/>
+          <w:color w:val="202020"/>
+          <w:sz w:val="18"/>
+          <w:szCs w:val="18"/>
+          <w:lang w:val="ru-RU"/>
+        </w:rPr>
+        <w:t xml:space="preserve"> </w:t>
+      </w:r>
+      <w:r>
+        <w:rPr>
+          <w:rFonts w:ascii="Consolas" w:hAnsi="Consolas"/>
+          <w:color w:val="0A3069"/>
+          <w:sz w:val="18"/>
+          <w:szCs w:val="18"/>
+          <w:lang w:val="ru-RU"/>
+        </w:rPr>
+        <w:t>"Результат суммы ряда (13 членов): "</w:t>
+      </w:r>
+      <w:r>
+        <w:rPr>
+          <w:rFonts w:ascii="Consolas" w:hAnsi="Consolas"/>
+          <w:color w:val="202020"/>
+          <w:sz w:val="18"/>
+          <w:szCs w:val="18"/>
+          <w:lang w:val="ru-RU"/>
+        </w:rPr>
+        <w:t xml:space="preserve"> </w:t>
+      </w:r>
+      <w:r>
+        <w:rPr>
+          <w:rFonts w:ascii="Consolas" w:hAnsi="Consolas"/>
+          <w:color w:val="8250DF"/>
+          <w:sz w:val="18"/>
+          <w:szCs w:val="18"/>
+          <w:lang w:val="ru-RU"/>
+        </w:rPr>
+        <w:t>&lt;&lt;</w:t>
+      </w:r>
+      <w:r>
+        <w:rPr>
+          <w:rFonts w:ascii="Consolas" w:hAnsi="Consolas"/>
+          <w:color w:val="202020"/>
+          <w:sz w:val="18"/>
+          <w:szCs w:val="18"/>
+          <w:lang w:val="ru-RU"/>
+        </w:rPr>
+        <w:t xml:space="preserve"> </w:t>
+      </w:r>
+      <w:r>
+        <w:rPr>
+          <w:rFonts w:ascii="Consolas" w:hAnsi="Consolas"/>
+          <w:color w:val="1F2328"/>
+          <w:sz w:val="18"/>
+          <w:szCs w:val="18"/>
+          <w:lang w:val="ru-RU"/>
+        </w:rPr>
         <w:t>sum</w:t>
       </w:r>
-      <w:proofErr w:type="gramEnd"/>
-      <w:r>
-        <w:rPr>
-          <w:rFonts w:ascii="Consolas" w:hAnsi="Consolas"/>
-          <w:color w:val="1F2328"/>
-          <w:sz w:val="18"/>
-          <w:szCs w:val="18"/>
-          <w:lang w:val="en-US"/>
+      <w:r>
+        <w:rPr>
+          <w:rFonts w:ascii="Consolas" w:hAnsi="Consolas"/>
+          <w:color w:val="202020"/>
+          <w:sz w:val="18"/>
+          <w:szCs w:val="18"/>
+          <w:lang w:val="ru-RU"/>
         </w:rPr>
         <w:t xml:space="preserve"> </w:t>
       </w:r>
       <w:r>
         <w:rPr>
           <w:rFonts w:ascii="Consolas" w:hAnsi="Consolas"/>
-          <w:color w:val="000000"/>
-          <w:sz w:val="18"/>
-          <w:szCs w:val="18"/>
-          <w:lang w:val="en-US"/>
-        </w:rPr>
-        <w:t>+=</w:t>
-      </w:r>
-      <w:r>
-        <w:rPr>
-          <w:rFonts w:ascii="Consolas" w:hAnsi="Consolas"/>
-          <w:color w:val="1F2328"/>
-          <w:sz w:val="18"/>
-          <w:szCs w:val="18"/>
-          <w:lang w:val="en-US"/>
+          <w:color w:val="8250DF"/>
+          <w:sz w:val="18"/>
+          <w:szCs w:val="18"/>
+          <w:lang w:val="ru-RU"/>
+        </w:rPr>
+        <w:t>&lt;&lt;</w:t>
+      </w:r>
+      <w:r>
+        <w:rPr>
+          <w:rFonts w:ascii="Consolas" w:hAnsi="Consolas"/>
+          <w:color w:val="202020"/>
+          <w:sz w:val="18"/>
+          <w:szCs w:val="18"/>
+          <w:lang w:val="ru-RU"/>
         </w:rPr>
         <w:t xml:space="preserve"> </w:t>
       </w:r>
@@ -4665,379 +4694,59 @@
           <w:color w:val="8250DF"/>
           <w:sz w:val="18"/>
           <w:szCs w:val="18"/>
-          <w:lang w:val="en-US"/>
-        </w:rPr>
-        <w:t>log</w:t>
-      </w:r>
-      <w:r>
-        <w:rPr>
-          <w:rFonts w:ascii="Consolas" w:hAnsi="Consolas"/>
-          <w:color w:val="1F2328"/>
-          <w:sz w:val="18"/>
-          <w:szCs w:val="18"/>
-          <w:lang w:val="en-US"/>
-        </w:rPr>
-        <w:t>(</w:t>
-      </w:r>
-      <w:r>
-        <w:rPr>
-          <w:rFonts w:ascii="Consolas" w:hAnsi="Consolas"/>
-          <w:color w:val="8250DF"/>
-          <w:sz w:val="18"/>
-          <w:szCs w:val="18"/>
-          <w:lang w:val="en-US"/>
-        </w:rPr>
-        <w:t>factorial</w:t>
-      </w:r>
-      <w:r>
-        <w:rPr>
-          <w:rFonts w:ascii="Consolas" w:hAnsi="Consolas"/>
-          <w:color w:val="1F2328"/>
-          <w:sz w:val="18"/>
-          <w:szCs w:val="18"/>
-          <w:lang w:val="en-US"/>
-        </w:rPr>
-        <w:t xml:space="preserve">(n)) </w:t>
-      </w:r>
-      <w:r>
-        <w:rPr>
-          <w:rFonts w:ascii="Consolas" w:hAnsi="Consolas"/>
-          <w:color w:val="000000"/>
-          <w:sz w:val="18"/>
-          <w:szCs w:val="18"/>
-          <w:lang w:val="en-US"/>
-        </w:rPr>
-        <w:t>/</w:t>
-      </w:r>
-      <w:r>
-        <w:rPr>
-          <w:rFonts w:ascii="Consolas" w:hAnsi="Consolas"/>
-          <w:color w:val="1F2328"/>
-          <w:sz w:val="18"/>
-          <w:szCs w:val="18"/>
-          <w:lang w:val="en-US"/>
-        </w:rPr>
-        <w:t xml:space="preserve"> (n </w:t>
-      </w:r>
-      <w:r>
-        <w:rPr>
-          <w:rFonts w:ascii="Consolas" w:hAnsi="Consolas"/>
-          <w:color w:val="000000"/>
-          <w:sz w:val="18"/>
-          <w:szCs w:val="18"/>
-          <w:lang w:val="en-US"/>
-        </w:rPr>
-        <w:t>*</w:t>
-      </w:r>
-      <w:r>
-        <w:rPr>
-          <w:rFonts w:ascii="Consolas" w:hAnsi="Consolas"/>
-          <w:color w:val="1F2328"/>
-          <w:sz w:val="18"/>
-          <w:szCs w:val="18"/>
-          <w:lang w:val="en-US"/>
-        </w:rPr>
-        <w:t xml:space="preserve"> n);</w:t>
-      </w:r>
-      <w:r>
-        <w:rPr>
-          <w:rFonts w:ascii="Consolas" w:hAnsi="Consolas"/>
-          <w:color w:val="6E7781"/>
-          <w:sz w:val="18"/>
-          <w:szCs w:val="18"/>
-          <w:lang w:val="en-US"/>
-        </w:rPr>
-        <w:t xml:space="preserve"> // </w:t>
-      </w:r>
-      <w:proofErr w:type="spellStart"/>
-      <w:r>
-        <w:rPr>
-          <w:rFonts w:ascii="Consolas" w:hAnsi="Consolas"/>
-          <w:color w:val="6E7781"/>
-          <w:sz w:val="18"/>
-          <w:szCs w:val="18"/>
-          <w:lang w:val="en-US"/>
-        </w:rPr>
-        <w:t>a_n</w:t>
-      </w:r>
-      <w:proofErr w:type="spellEnd"/>
-      <w:r>
-        <w:rPr>
-          <w:rFonts w:ascii="Consolas" w:hAnsi="Consolas"/>
-          <w:color w:val="6E7781"/>
-          <w:sz w:val="18"/>
-          <w:szCs w:val="18"/>
-          <w:lang w:val="en-US"/>
-        </w:rPr>
-        <w:t xml:space="preserve"> = ln(n!) / (n^2)</w:t>
-      </w:r>
-    </w:p>
-    <w:p>
-      <w:pPr>
-        <w:shd w:val="clear" w:color="auto" w:fill="FFFFFF"/>
-        <w:spacing w:line="285" w:lineRule="atLeast"/>
-        <w:rPr>
-          <w:rFonts w:ascii="Consolas" w:hAnsi="Consolas"/>
-          <w:color w:val="202020"/>
-          <w:sz w:val="18"/>
-          <w:szCs w:val="18"/>
-          <w:lang w:val="ru-RU"/>
-        </w:rPr>
-      </w:pPr>
-      <w:r>
-        <w:rPr>
-          <w:rFonts w:ascii="Consolas" w:hAnsi="Consolas"/>
-          <w:color w:val="1F2328"/>
-          <w:sz w:val="18"/>
-          <w:szCs w:val="18"/>
-          <w:lang w:val="en-US"/>
+          <w:lang w:val="ru-RU"/>
+        </w:rPr>
+        <w:t>endl</w:t>
+      </w:r>
+      <w:r>
+        <w:rPr>
+          <w:rFonts w:ascii="Consolas" w:hAnsi="Consolas"/>
+          <w:color w:val="202020"/>
+          <w:sz w:val="18"/>
+          <w:szCs w:val="18"/>
+          <w:lang w:val="ru-RU"/>
+        </w:rPr>
+        <w:t>;</w:t>
+      </w:r>
+    </w:p>
+    <w:p>
+      <w:pPr>
+        <w:shd w:val="clear" w:color="auto" w:fill="FFFFFF"/>
+        <w:spacing w:line="285" w:lineRule="atLeast"/>
+        <w:rPr>
+          <w:rFonts w:ascii="Consolas" w:hAnsi="Consolas"/>
+          <w:color w:val="202020"/>
+          <w:sz w:val="18"/>
+          <w:szCs w:val="18"/>
+          <w:lang w:val="ru-RU"/>
+        </w:rPr>
+      </w:pPr>
+    </w:p>
+    <w:p>
+      <w:pPr>
+        <w:shd w:val="clear" w:color="auto" w:fill="FFFFFF"/>
+        <w:spacing w:line="285" w:lineRule="atLeast"/>
+        <w:rPr>
+          <w:rFonts w:ascii="Consolas" w:hAnsi="Consolas"/>
+          <w:color w:val="202020"/>
+          <w:sz w:val="18"/>
+          <w:szCs w:val="18"/>
+          <w:lang w:val="ru-RU"/>
+        </w:rPr>
+      </w:pPr>
+      <w:r>
+        <w:rPr>
+          <w:rFonts w:ascii="Consolas" w:hAnsi="Consolas"/>
+          <w:color w:val="202020"/>
+          <w:sz w:val="18"/>
+          <w:szCs w:val="18"/>
+          <w:lang w:val="ru-RU"/>
         </w:rPr>
         <w:t xml:space="preserve">    </w:t>
       </w:r>
       <w:r>
         <w:rPr>
           <w:rFonts w:ascii="Consolas" w:hAnsi="Consolas"/>
-          <w:color w:val="1F2328"/>
-          <w:sz w:val="18"/>
-          <w:szCs w:val="18"/>
-          <w:lang w:val="ru-RU"/>
-        </w:rPr>
-        <w:t>}</w:t>
-      </w:r>
-    </w:p>
-    <w:p>
-      <w:pPr>
-        <w:shd w:val="clear" w:color="auto" w:fill="FFFFFF"/>
-        <w:spacing w:line="285" w:lineRule="atLeast"/>
-        <w:rPr>
-          <w:rFonts w:ascii="Consolas" w:hAnsi="Consolas"/>
-          <w:color w:val="202020"/>
-          <w:sz w:val="18"/>
-          <w:szCs w:val="18"/>
-          <w:lang w:val="ru-RU"/>
-        </w:rPr>
-      </w:pPr>
-    </w:p>
-    <w:p>
-      <w:pPr>
-        <w:shd w:val="clear" w:color="auto" w:fill="FFFFFF"/>
-        <w:spacing w:line="285" w:lineRule="atLeast"/>
-        <w:rPr>
-          <w:rFonts w:ascii="Consolas" w:hAnsi="Consolas"/>
-          <w:color w:val="202020"/>
-          <w:sz w:val="18"/>
-          <w:szCs w:val="18"/>
-          <w:lang w:val="ru-RU"/>
-        </w:rPr>
-      </w:pPr>
-      <w:r>
-        <w:rPr>
-          <w:rFonts w:ascii="Consolas" w:hAnsi="Consolas"/>
-          <w:color w:val="202020"/>
-          <w:sz w:val="18"/>
-          <w:szCs w:val="18"/>
-          <w:lang w:val="ru-RU"/>
-        </w:rPr>
-        <w:t xml:space="preserve">    </w:t>
-      </w:r>
-      <w:proofErr w:type="spellStart"/>
-      <w:r>
-        <w:rPr>
-          <w:rFonts w:ascii="Consolas" w:hAnsi="Consolas"/>
-          <w:color w:val="1F2328"/>
-          <w:sz w:val="18"/>
-          <w:szCs w:val="18"/>
-          <w:lang w:val="ru-RU"/>
-        </w:rPr>
-        <w:t>cout</w:t>
-      </w:r>
-      <w:proofErr w:type="spellEnd"/>
-      <w:r>
-        <w:rPr>
-          <w:rFonts w:ascii="Consolas" w:hAnsi="Consolas"/>
-          <w:color w:val="202020"/>
-          <w:sz w:val="18"/>
-          <w:szCs w:val="18"/>
-          <w:lang w:val="ru-RU"/>
-        </w:rPr>
-        <w:t xml:space="preserve"> </w:t>
-      </w:r>
-      <w:proofErr w:type="gramStart"/>
-      <w:r>
-        <w:rPr>
-          <w:rFonts w:ascii="Consolas" w:hAnsi="Consolas"/>
-          <w:color w:val="8250DF"/>
-          <w:sz w:val="18"/>
-          <w:szCs w:val="18"/>
-          <w:lang w:val="ru-RU"/>
-        </w:rPr>
-        <w:t>&lt;&lt;</w:t>
-      </w:r>
-      <w:r>
-        <w:rPr>
-          <w:rFonts w:ascii="Consolas" w:hAnsi="Consolas"/>
-          <w:color w:val="202020"/>
-          <w:sz w:val="18"/>
-          <w:szCs w:val="18"/>
-          <w:lang w:val="ru-RU"/>
-        </w:rPr>
-        <w:t xml:space="preserve"> </w:t>
-      </w:r>
-      <w:r>
-        <w:rPr>
-          <w:rFonts w:ascii="Consolas" w:hAnsi="Consolas"/>
-          <w:color w:val="0A3069"/>
-          <w:sz w:val="18"/>
-          <w:szCs w:val="18"/>
-          <w:lang w:val="ru-RU"/>
-        </w:rPr>
-        <w:t>"</w:t>
-      </w:r>
-      <w:proofErr w:type="gramEnd"/>
-      <w:r>
-        <w:rPr>
-          <w:rFonts w:ascii="Consolas" w:hAnsi="Consolas"/>
-          <w:color w:val="0A3069"/>
-          <w:sz w:val="18"/>
-          <w:szCs w:val="18"/>
-          <w:lang w:val="ru-RU"/>
-        </w:rPr>
-        <w:t>Результат суммы ряда (13 членов): "</w:t>
-      </w:r>
-      <w:r>
-        <w:rPr>
-          <w:rFonts w:ascii="Consolas" w:hAnsi="Consolas"/>
-          <w:color w:val="202020"/>
-          <w:sz w:val="18"/>
-          <w:szCs w:val="18"/>
-          <w:lang w:val="ru-RU"/>
-        </w:rPr>
-        <w:t xml:space="preserve"> </w:t>
-      </w:r>
-      <w:r>
-        <w:rPr>
-          <w:rFonts w:ascii="Consolas" w:hAnsi="Consolas"/>
-          <w:color w:val="8250DF"/>
-          <w:sz w:val="18"/>
-          <w:szCs w:val="18"/>
-          <w:lang w:val="ru-RU"/>
-        </w:rPr>
-        <w:t>&lt;&lt;</w:t>
-      </w:r>
-      <w:r>
-        <w:rPr>
-          <w:rFonts w:ascii="Consolas" w:hAnsi="Consolas"/>
-          <w:color w:val="202020"/>
-          <w:sz w:val="18"/>
-          <w:szCs w:val="18"/>
-          <w:lang w:val="ru-RU"/>
-        </w:rPr>
-        <w:t xml:space="preserve"> </w:t>
-      </w:r>
-      <w:proofErr w:type="spellStart"/>
-      <w:r>
-        <w:rPr>
-          <w:rFonts w:ascii="Consolas" w:hAnsi="Consolas"/>
-          <w:color w:val="1F2328"/>
-          <w:sz w:val="18"/>
-          <w:szCs w:val="18"/>
-          <w:lang w:val="ru-RU"/>
-        </w:rPr>
-        <w:t>sum</w:t>
-      </w:r>
-      <w:proofErr w:type="spellEnd"/>
-      <w:r>
-        <w:rPr>
-          <w:rFonts w:ascii="Consolas" w:hAnsi="Consolas"/>
-          <w:color w:val="202020"/>
-          <w:sz w:val="18"/>
-          <w:szCs w:val="18"/>
-          <w:lang w:val="ru-RU"/>
-        </w:rPr>
-        <w:t xml:space="preserve"> </w:t>
-      </w:r>
-      <w:r>
-        <w:rPr>
-          <w:rFonts w:ascii="Consolas" w:hAnsi="Consolas"/>
-          <w:color w:val="8250DF"/>
-          <w:sz w:val="18"/>
-          <w:szCs w:val="18"/>
-          <w:lang w:val="ru-RU"/>
-        </w:rPr>
-        <w:t>&lt;&lt;</w:t>
-      </w:r>
-      <w:r>
-        <w:rPr>
-          <w:rFonts w:ascii="Consolas" w:hAnsi="Consolas"/>
-          <w:color w:val="202020"/>
-          <w:sz w:val="18"/>
-          <w:szCs w:val="18"/>
-          <w:lang w:val="ru-RU"/>
-        </w:rPr>
-        <w:t xml:space="preserve"> </w:t>
-      </w:r>
-      <w:proofErr w:type="spellStart"/>
-      <w:r>
-        <w:rPr>
-          <w:rFonts w:ascii="Consolas" w:hAnsi="Consolas"/>
-          <w:color w:val="8250DF"/>
-          <w:sz w:val="18"/>
-          <w:szCs w:val="18"/>
-          <w:lang w:val="ru-RU"/>
-        </w:rPr>
-        <w:t>endl</w:t>
-      </w:r>
-      <w:proofErr w:type="spellEnd"/>
-      <w:r>
-        <w:rPr>
-          <w:rFonts w:ascii="Consolas" w:hAnsi="Consolas"/>
-          <w:color w:val="202020"/>
-          <w:sz w:val="18"/>
-          <w:szCs w:val="18"/>
-          <w:lang w:val="ru-RU"/>
-        </w:rPr>
-        <w:t>;</w:t>
-      </w:r>
-    </w:p>
-    <w:p>
-      <w:pPr>
-        <w:shd w:val="clear" w:color="auto" w:fill="FFFFFF"/>
-        <w:spacing w:line="285" w:lineRule="atLeast"/>
-        <w:rPr>
-          <w:rFonts w:ascii="Consolas" w:hAnsi="Consolas"/>
-          <w:color w:val="202020"/>
-          <w:sz w:val="18"/>
-          <w:szCs w:val="18"/>
-          <w:lang w:val="ru-RU"/>
-        </w:rPr>
-      </w:pPr>
-    </w:p>
-    <w:p>
-      <w:pPr>
-        <w:shd w:val="clear" w:color="auto" w:fill="FFFFFF"/>
-        <w:spacing w:line="285" w:lineRule="atLeast"/>
-        <w:rPr>
-          <w:rFonts w:ascii="Consolas" w:hAnsi="Consolas"/>
-          <w:color w:val="202020"/>
-          <w:sz w:val="18"/>
-          <w:szCs w:val="18"/>
-          <w:lang w:val="ru-RU"/>
-        </w:rPr>
-      </w:pPr>
-      <w:r>
-        <w:rPr>
-          <w:rFonts w:ascii="Consolas" w:hAnsi="Consolas"/>
-          <w:color w:val="202020"/>
-          <w:sz w:val="18"/>
-          <w:szCs w:val="18"/>
-          <w:lang w:val="ru-RU"/>
-        </w:rPr>
-        <w:t xml:space="preserve">    </w:t>
-      </w:r>
-      <w:proofErr w:type="spellStart"/>
-      <w:r>
-        <w:rPr>
-          <w:rFonts w:ascii="Consolas" w:hAnsi="Consolas"/>
           <w:color w:val="AF00DB"/>
           <w:sz w:val="18"/>
           <w:szCs w:val="18"/>
@@ -5045,7 +4754,6 @@
         </w:rPr>
         <w:t>return</w:t>
       </w:r>
-      <w:proofErr w:type="spellEnd"/>
       <w:r>
         <w:rPr>
           <w:rFonts w:ascii="Consolas" w:hAnsi="Consolas"/>
@@ -5749,57 +5457,7 @@
         <w:rPr>
           <w:sz w:val="28"/>
         </w:rPr>
-        <w:t xml:space="preserve">работе создана программа на C++ для расчета суммы 13 элементов ряда. Цикл </w:t>
-      </w:r>
-      <w:proofErr w:type="spellStart"/>
-      <w:r>
-        <w:rPr>
-          <w:sz w:val="28"/>
-        </w:rPr>
-        <w:t>for</w:t>
-      </w:r>
-      <w:proofErr w:type="spellEnd"/>
-      <w:r>
-        <w:rPr>
-          <w:sz w:val="28"/>
-        </w:rPr>
-        <w:t xml:space="preserve"> применяется для итеративных вычислений. Значение факториала накапливается в отдельной переменной, а натуральный логарифм вычисляется с помощью функции </w:t>
-      </w:r>
-      <w:proofErr w:type="spellStart"/>
-      <w:proofErr w:type="gramStart"/>
-      <w:r>
-        <w:rPr>
-          <w:sz w:val="28"/>
-        </w:rPr>
-        <w:t>log</w:t>
-      </w:r>
-      <w:proofErr w:type="spellEnd"/>
-      <w:r>
-        <w:rPr>
-          <w:sz w:val="28"/>
-        </w:rPr>
-        <w:t>(</w:t>
-      </w:r>
-      <w:proofErr w:type="gramEnd"/>
-      <w:r>
-        <w:rPr>
-          <w:sz w:val="28"/>
-        </w:rPr>
-        <w:t xml:space="preserve">) из заголовочного файла </w:t>
-      </w:r>
-      <w:proofErr w:type="spellStart"/>
-      <w:r>
-        <w:rPr>
-          <w:sz w:val="28"/>
-        </w:rPr>
-        <w:t>cmath</w:t>
-      </w:r>
-      <w:proofErr w:type="spellEnd"/>
-      <w:r>
-        <w:rPr>
-          <w:sz w:val="28"/>
-        </w:rPr>
-        <w:t>. В конце работы программы итоговая сумма выводится на экран.</w:t>
+        <w:t>работе создана программа на C++ для расчета суммы 13 элементов ряда. Цикл for применяется для итеративных вычислений. Значение факториала накапливается в отдельной переменной, а натуральный логарифм вычисляется с помощью функции log() из заголовочного файла cmath. В конце работы программы итоговая сумма выводится на экран.</w:t>
       </w:r>
     </w:p>
     <w:p>
@@ -6256,7 +5914,7 @@
             <w:noProof/>
             <w:lang w:val="ru-RU"/>
           </w:rPr>
-          <w:t>8</w:t>
+          <w:t>2</w:t>
         </w:r>
         <w:r>
           <w:fldChar w:fldCharType="end"/>
@@ -8399,7 +8057,7 @@
 </file>
 
 <file path=customXml/itemProps1.xml><?xml version="1.0" encoding="utf-8"?>
-<ds:datastoreItem xmlns:ds="http://schemas.openxmlformats.org/officeDocument/2006/customXml" ds:itemID="{DF68CAE9-8800-4F82-BCB5-54ED9CA21802}">
+<ds:datastoreItem xmlns:ds="http://schemas.openxmlformats.org/officeDocument/2006/customXml" ds:itemID="{CBA68B36-3AC6-4908-8C50-046769339F1C}">
   <ds:schemaRefs>
     <ds:schemaRef ds:uri="http://schemas.openxmlformats.org/officeDocument/2006/bibliography"/>
   </ds:schemaRefs>
